--- a/assignments/05-assignment.docx
+++ b/assignments/05-assignment.docx
@@ -1391,13 +1391,13 @@
       </w:r>
     </w:p>
     <w:bookmarkEnd w:id="26"/>
-    <w:bookmarkStart w:id="27" w:name="Xeed6c16808a7a1c0cdf511e32fa0ef01231187d"/>
+    <w:bookmarkStart w:id="27" w:name="X2955b9b07ca8400f47c35957ab691005d2b4b16"/>
     <w:p>
       <w:pPr>
         <w:pStyle w:val="Heading3"/>
       </w:pPr>
       <w:r>
-        <w:t xml:space="preserve">Bonus Question: The Sycophancy Trap in Society</w:t>
+        <w:t xml:space="preserve">Question 05: The Sycophancy Trap in Society</w:t>
       </w:r>
     </w:p>
     <w:p>

--- a/assignments/05-assignment.docx
+++ b/assignments/05-assignment.docx
@@ -1391,13 +1391,13 @@
       </w:r>
     </w:p>
     <w:bookmarkEnd w:id="26"/>
-    <w:bookmarkStart w:id="27" w:name="X2955b9b07ca8400f47c35957ab691005d2b4b16"/>
+    <w:bookmarkStart w:id="27" w:name="X59700b661650d5ffba47e8f931e133c99a09df3"/>
     <w:p>
       <w:pPr>
         <w:pStyle w:val="Heading3"/>
       </w:pPr>
       <w:r>
-        <w:t xml:space="preserve">Question 05: The Sycophancy Trap in Society</w:t>
+        <w:t xml:space="preserve">Question 5: The Sycophancy Trap in Society</w:t>
       </w:r>
     </w:p>
     <w:p>

--- a/assignments/05-assignment.docx
+++ b/assignments/05-assignment.docx
@@ -15,7 +15,7 @@
         <w:pStyle w:val="Subtitle"/>
       </w:pPr>
       <w:r>
-        <w:t xml:space="preserve">DATASCI 185: Introduction to AI Applications</w:t>
+        <w:t xml:space="preserve">DATASCI 101: Introduction to AI Applications</w:t>
       </w:r>
     </w:p>
     <w:p>
@@ -26,7 +26,7 @@
         <w:t xml:space="preserve">Emory University</w:t>
       </w:r>
     </w:p>
-    <w:bookmarkStart w:id="28" w:name="instructions"/>
+    <w:bookmarkStart w:id="17" w:name="instructions"/>
     <w:p>
       <w:pPr>
         <w:pStyle w:val="Heading2"/>
@@ -111,7 +111,7 @@
       <w:r>
         <w:t xml:space="preserve"> </w:t>
       </w:r>
-      <w:hyperlink r:id="rId20">
+      <w:hyperlink r:id="rId9">
         <w:r>
           <w:rPr>
             <w:rStyle w:val="Hyperlink"/>
@@ -276,7 +276,7 @@
         </w:pict>
       </w:r>
     </w:p>
-    <w:bookmarkStart w:id="23" w:name="X5d3961cd7e32d95185c0cf81c5139a851d5f4ea"/>
+    <w:bookmarkStart w:id="12" w:name="X5d3961cd7e32d95185c0cf81c5139a851d5f4ea"/>
     <w:p>
       <w:pPr>
         <w:pStyle w:val="Heading3"/>
@@ -331,7 +331,7 @@
       <w:r>
         <w:t xml:space="preserve"> </w:t>
       </w:r>
-      <w:hyperlink r:id="rId20">
+      <w:hyperlink r:id="rId9">
         <w:r>
           <w:rPr>
             <w:rStyle w:val="Hyperlink"/>
@@ -372,7 +372,7 @@
       <w:r>
         <w:t xml:space="preserve"> </w:t>
       </w:r>
-      <w:hyperlink r:id="rId20">
+      <w:hyperlink r:id="rId9">
         <w:r>
           <w:rPr>
             <w:rStyle w:val="Hyperlink"/>
@@ -501,7 +501,7 @@
       <w:r>
         <w:t xml:space="preserve"> </w:t>
       </w:r>
-      <w:hyperlink r:id="rId21">
+      <w:hyperlink r:id="rId10">
         <w:r>
           <w:rPr>
             <w:rStyle w:val="Hyperlink"/>
@@ -549,7 +549,7 @@
       <w:r>
         <w:t xml:space="preserve"> </w:t>
       </w:r>
-      <w:hyperlink r:id="rId22">
+      <w:hyperlink r:id="rId11">
         <w:r>
           <w:rPr>
             <w:rStyle w:val="Hyperlink"/>
@@ -675,8 +675,8 @@
         </w:pict>
       </w:r>
     </w:p>
-    <w:bookmarkEnd w:id="23"/>
-    <w:bookmarkStart w:id="24" w:name="Xc64907f5be698f0de6ce5e54eb54a356ae0cbd7"/>
+    <w:bookmarkEnd w:id="12"/>
+    <w:bookmarkStart w:id="13" w:name="Xc64907f5be698f0de6ce5e54eb54a356ae0cbd7"/>
     <w:p>
       <w:pPr>
         <w:pStyle w:val="Heading3"/>
@@ -926,8 +926,8 @@
         </w:pict>
       </w:r>
     </w:p>
-    <w:bookmarkEnd w:id="24"/>
-    <w:bookmarkStart w:id="25" w:name="Xf13785419b9926820e5c1db8d16298862fefebc"/>
+    <w:bookmarkEnd w:id="13"/>
+    <w:bookmarkStart w:id="14" w:name="Xf13785419b9926820e5c1db8d16298862fefebc"/>
     <w:p>
       <w:pPr>
         <w:pStyle w:val="Heading3"/>
@@ -970,7 +970,7 @@
       <w:r>
         <w:t xml:space="preserve"> </w:t>
       </w:r>
-      <w:hyperlink r:id="rId20">
+      <w:hyperlink r:id="rId9">
         <w:r>
           <w:rPr>
             <w:rStyle w:val="Hyperlink"/>
@@ -1301,8 +1301,8 @@
         </w:pict>
       </w:r>
     </w:p>
-    <w:bookmarkEnd w:id="25"/>
-    <w:bookmarkStart w:id="26" w:name="question-4-the-ai-alignment-problem"/>
+    <w:bookmarkEnd w:id="14"/>
+    <w:bookmarkStart w:id="15" w:name="question-4-the-ai-alignment-problem"/>
     <w:p>
       <w:pPr>
         <w:pStyle w:val="Heading3"/>
@@ -1390,8 +1390,8 @@
         </w:pict>
       </w:r>
     </w:p>
-    <w:bookmarkEnd w:id="26"/>
-    <w:bookmarkStart w:id="27" w:name="X59700b661650d5ffba47e8f931e133c99a09df3"/>
+    <w:bookmarkEnd w:id="15"/>
+    <w:bookmarkStart w:id="16" w:name="X59700b661650d5ffba47e8f931e133c99a09df3"/>
     <w:p>
       <w:pPr>
         <w:pStyle w:val="Heading3"/>
@@ -1544,8 +1544,8 @@
         <w:br/>
       </w:r>
     </w:p>
-    <w:bookmarkEnd w:id="27"/>
-    <w:bookmarkEnd w:id="28"/>
+    <w:bookmarkEnd w:id="16"/>
+    <w:bookmarkEnd w:id="17"/>
     <w:sectPr>
       <w:footnotePr>
         <w:numRestart w:val="eachSect"/>
@@ -2311,10 +2311,10 @@
   <w:docDefaults>
     <w:rPrDefault>
       <w:rPr>
-        <w:rFonts w:asciiTheme="minorHAnsi" w:cstheme="minorBidi" w:eastAsiaTheme="minorHAnsi" w:hAnsiTheme="minorHAnsi"/>
+        <w:rFonts w:asciiTheme="minorHAnsi" w:cstheme="minorBidi" w:eastAsiaTheme="minorEastAsia" w:hAnsiTheme="minorHAnsi"/>
         <w:sz w:val="24"/>
         <w:szCs w:val="24"/>
-        <w:lang w:bidi="ar-SA" w:eastAsia="en-US" w:val="en-US"/>
+        <w:lang w:bidi="ar-SA" w:eastAsia="zh-CN" w:val="en-US"/>
       </w:rPr>
     </w:rPrDefault>
     <w:pPrDefault>
@@ -2855,13 +2855,6 @@
       </w:tblCellMar>
     </w:tblPr>
     <w:tblStylePr w:type="firstRow">
-      <w:tblPr>
-        <w:jc w:val="left"/>
-        <w:tblInd w:type="dxa" w:w="0"/>
-      </w:tblPr>
-      <w:trPr>
-        <w:jc w:val="left"/>
-      </w:trPr>
       <w:tcPr>
         <w:tcBorders>
           <w:bottom w:val="single"/>

--- a/assignments/05-assignment.docx
+++ b/assignments/05-assignment.docx
@@ -50,7 +50,7 @@
           <w:b/>
           <w:bCs/>
         </w:rPr>
-        <w:t xml:space="preserve">Lecture 10</w:t>
+        <w:t xml:space="preserve">Lecture 11</w:t>
       </w:r>
       <w:r>
         <w:t xml:space="preserve">: Creativity and Hallucination and</w:t>
@@ -63,7 +63,7 @@
           <w:b/>
           <w:bCs/>
         </w:rPr>
-        <w:t xml:space="preserve">Lecture 11</w:t>
+        <w:t xml:space="preserve">Lecture 12</w:t>
       </w:r>
       <w:r>
         <w:t xml:space="preserve">: RAG, Semantic Search, and Grounding AI.</w:t>
@@ -290,7 +290,7 @@
         <w:pStyle w:val="FirstParagraph"/>
       </w:pPr>
       <w:r>
-        <w:t xml:space="preserve">Lecture 10 explained that for rare topics, LLMs</w:t>
+        <w:t xml:space="preserve">Lecture 11 explained that for rare topics, LLMs</w:t>
       </w:r>
       <w:r>
         <w:t xml:space="preserve"> </w:t>
@@ -690,7 +690,7 @@
         <w:pStyle w:val="FirstParagraph"/>
       </w:pPr>
       <w:r>
-        <w:t xml:space="preserve">Lecture 10 presented three categories of real-world hallucination failures:</w:t>
+        <w:t xml:space="preserve">Lecture 11 presented three categories of real-world hallucination failures:</w:t>
       </w:r>
       <w:r>
         <w:t xml:space="preserve"> </w:t>
@@ -941,7 +941,7 @@
         <w:pStyle w:val="FirstParagraph"/>
       </w:pPr>
       <w:r>
-        <w:t xml:space="preserve">Lecture 10 showed that hallucination rates vary dramatically by domain. Common knowledge is low risk; obscure history and legal/medical content are high risk.</w:t>
+        <w:t xml:space="preserve">Lecture 11 showed that hallucination rates vary dramatically by domain. Common knowledge is low risk; obscure history and legal/medical content are high risk.</w:t>
       </w:r>
     </w:p>
     <w:p>
@@ -1248,7 +1248,7 @@
         </w:numPr>
       </w:pPr>
       <w:r>
-        <w:t xml:space="preserve">Lecture 10 stated that GPT-4 hallucinated on ~29% of common references but ~58% on legal questions (Dahl et al. 2024). Based on your test, why do you think specialised domains have higher hallucination rates?</w:t>
+        <w:t xml:space="preserve">Lecture 11 stated that GPT-4 hallucinated on ~29% of common references but ~58% on legal questions (Dahl et al. 2024). Based on your test, why do you think specialised domains have higher hallucination rates?</w:t>
       </w:r>
     </w:p>
     <w:p>
@@ -1418,7 +1418,7 @@
         <w:t xml:space="preserve">sycophancy</w:t>
       </w:r>
       <w:r>
-        <w:t xml:space="preserve">, discussed in Lecture 10). Imagine millions of people using AI assistants that confirm their existing beliefs instead of challenging them.</w:t>
+        <w:t xml:space="preserve">, discussed in Lecture 11). Imagine millions of people using AI assistants that confirm their existing beliefs instead of challenging them.</w:t>
       </w:r>
     </w:p>
     <w:p>

--- a/assignments/05-assignment.docx
+++ b/assignments/05-assignment.docx
@@ -7,7 +7,7 @@
         <w:pStyle w:val="Title"/>
       </w:pPr>
       <w:r>
-        <w:t xml:space="preserve">Assignment 05: Hallucinations, Creativity, and AI Alignment</w:t>
+        <w:t xml:space="preserve">Assignment 05: Hallucinations, Creativity, and Grounded AI</w:t>
       </w:r>
     </w:p>
     <w:p>
@@ -1302,13 +1302,13 @@
       </w:r>
     </w:p>
     <w:bookmarkEnd w:id="14"/>
-    <w:bookmarkStart w:id="15" w:name="question-4-the-ai-alignment-problem"/>
+    <w:bookmarkStart w:id="15" w:name="X1889fc86040bf6136652e5c068e9206dc9cbc12"/>
     <w:p>
       <w:pPr>
         <w:pStyle w:val="Heading3"/>
       </w:pPr>
       <w:r>
-        <w:t xml:space="preserve">Question 4: The AI Alignment Problem</w:t>
+        <w:t xml:space="preserve">Question 4: Grounding AI in Real Documents</w:t>
       </w:r>
     </w:p>
     <w:p>
@@ -1316,28 +1316,112 @@
         <w:pStyle w:val="FirstParagraph"/>
       </w:pPr>
       <w:r>
-        <w:t xml:space="preserve">AI systems are trained to be</w:t>
-      </w:r>
-      <w:r>
-        <w:t xml:space="preserve"> </w:t>
-      </w:r>
-      <w:r>
-        <w:t xml:space="preserve">“helpful, harmless, and honest”</w:t>
-      </w:r>
-      <w:r>
-        <w:t xml:space="preserve">, but these goals can conflict. Being helpful might mean guessing (risking harm). Being harmless might mean refusing to answer (being unhelpful). Being honest might mean saying things people don’t want to hear. Write 100–200 words on:</w:t>
-      </w:r>
-    </w:p>
-    <w:p>
-      <w:pPr>
-        <w:pStyle w:val="BlockText"/>
-      </w:pPr>
+        <w:t xml:space="preserve">Lecture 12 introduced</w:t>
+      </w:r>
+      <w:r>
+        <w:t xml:space="preserve"> </w:t>
+      </w:r>
+      <w:r>
+        <w:rPr>
+          <w:b/>
+          <w:bCs/>
+        </w:rPr>
+        <w:t xml:space="preserve">retrieval-augmented generation (RAG)</w:t>
+      </w:r>
+      <w:r>
+        <w:t xml:space="preserve">: instead of answering from memory, the model first searches your documents and answers from what it finds.</w:t>
+      </w:r>
+    </w:p>
+    <w:p>
+      <w:pPr>
+        <w:pStyle w:val="BodyText"/>
+      </w:pPr>
+      <w:r>
+        <w:rPr>
+          <w:b/>
+          <w:bCs/>
+        </w:rPr>
+        <w:t xml:space="preserve">Your task:</w:t>
+      </w:r>
+    </w:p>
+    <w:p>
+      <w:pPr>
+        <w:pStyle w:val="Compact"/>
+        <w:numPr>
+          <w:ilvl w:val="0"/>
+          <w:numId w:val="1013"/>
+        </w:numPr>
+      </w:pPr>
+      <w:r>
+        <w:t xml:space="preserve">Ask an LLM:</w:t>
+      </w:r>
+      <w:r>
+        <w:t xml:space="preserve"> </w:t>
+      </w:r>
       <w:r>
         <w:rPr>
           <w:i/>
           <w:iCs/>
         </w:rPr>
-        <w:t xml:space="preserve">“Which of these three goals should take priority, and why? Can you think of a situation where prioritising one goal harms another?”</w:t>
+        <w:t xml:space="preserve">“What is retrieval-augmented generation, and why does it reduce hallucinations?”</w:t>
+      </w:r>
+      <w:r>
+        <w:t xml:space="preserve"> </w:t>
+      </w:r>
+      <w:r>
+        <w:t xml:space="preserve">Copy the response.</w:t>
+      </w:r>
+    </w:p>
+    <w:p>
+      <w:pPr>
+        <w:pStyle w:val="Compact"/>
+        <w:numPr>
+          <w:ilvl w:val="0"/>
+          <w:numId w:val="1013"/>
+        </w:numPr>
+      </w:pPr>
+      <w:r>
+        <w:t xml:space="preserve">Consider the query</w:t>
+      </w:r>
+      <w:r>
+        <w:t xml:space="preserve"> </w:t>
+      </w:r>
+      <w:r>
+        <w:rPr>
+          <w:i/>
+          <w:iCs/>
+        </w:rPr>
+        <w:t xml:space="preserve">“How do I fix a broken pipe?”</w:t>
+      </w:r>
+      <w:r>
+        <w:t xml:space="preserve"> </w:t>
+      </w:r>
+      <w:r>
+        <w:t xml:space="preserve">In 2-3 sentences, explain why keyword search could miss a helpful document titled</w:t>
+      </w:r>
+      <w:r>
+        <w:t xml:space="preserve"> </w:t>
+      </w:r>
+      <w:r>
+        <w:t xml:space="preserve">“Plumbing repair basics”</w:t>
+      </w:r>
+      <w:r>
+        <w:t xml:space="preserve"> </w:t>
+      </w:r>
+      <w:r>
+        <w:t xml:space="preserve">while semantic search would find it</w:t>
+      </w:r>
+    </w:p>
+    <w:p>
+      <w:pPr>
+        <w:pStyle w:val="Compact"/>
+        <w:numPr>
+          <w:ilvl w:val="0"/>
+          <w:numId w:val="1013"/>
+        </w:numPr>
+      </w:pPr>
+      <w:r>
+        <w:t xml:space="preserve">RAG reduces hallucinations but does not eliminate them. Describe one concrete way a RAG system could still give a wrong answer. Think about what happens when the retrieved documents are wrong, outdated, or irrelevant</w:t>
       </w:r>
     </w:p>
     <w:p>
@@ -1454,7 +1538,7 @@
         <w:pStyle w:val="Compact"/>
         <w:numPr>
           <w:ilvl w:val="0"/>
-          <w:numId w:val="1013"/>
+          <w:numId w:val="1014"/>
         </w:numPr>
       </w:pPr>
       <w:r>
@@ -1466,7 +1550,7 @@
         <w:pStyle w:val="Compact"/>
         <w:numPr>
           <w:ilvl w:val="0"/>
-          <w:numId w:val="1013"/>
+          <w:numId w:val="1014"/>
         </w:numPr>
       </w:pPr>
       <w:r>
@@ -1494,7 +1578,7 @@
         <w:pStyle w:val="Compact"/>
         <w:numPr>
           <w:ilvl w:val="0"/>
-          <w:numId w:val="1013"/>
+          <w:numId w:val="1014"/>
         </w:numPr>
       </w:pPr>
       <w:r>
@@ -2301,6 +2385,36 @@
     <w:abstractNumId w:val="991"/>
   </w:num>
   <w:num w:numId="1013">
+    <w:abstractNumId w:val="99411"/>
+    <w:lvlOverride w:ilvl="0">
+      <w:startOverride w:val="1"/>
+    </w:lvlOverride>
+    <w:lvlOverride w:ilvl="1">
+      <w:startOverride w:val="1"/>
+    </w:lvlOverride>
+    <w:lvlOverride w:ilvl="2">
+      <w:startOverride w:val="1"/>
+    </w:lvlOverride>
+    <w:lvlOverride w:ilvl="3">
+      <w:startOverride w:val="1"/>
+    </w:lvlOverride>
+    <w:lvlOverride w:ilvl="4">
+      <w:startOverride w:val="1"/>
+    </w:lvlOverride>
+    <w:lvlOverride w:ilvl="5">
+      <w:startOverride w:val="1"/>
+    </w:lvlOverride>
+    <w:lvlOverride w:ilvl="6">
+      <w:startOverride w:val="1"/>
+    </w:lvlOverride>
+    <w:lvlOverride w:ilvl="7">
+      <w:startOverride w:val="1"/>
+    </w:lvlOverride>
+    <w:lvlOverride w:ilvl="8">
+      <w:startOverride w:val="1"/>
+    </w:lvlOverride>
+  </w:num>
+  <w:num w:numId="1014">
     <w:abstractNumId w:val="991"/>
   </w:num>
 </w:numbering>

--- a/assignments/05-assignment.docx
+++ b/assignments/05-assignment.docx
@@ -7,7 +7,7 @@
         <w:pStyle w:val="Title"/>
       </w:pPr>
       <w:r>
-        <w:t xml:space="preserve">Assignment 05: Hallucinations, Creativity, and Grounded AI</w:t>
+        <w:t xml:space="preserve">Assignment 05: Prompting and Hallucination</w:t>
       </w:r>
     </w:p>
     <w:p>
@@ -26,7 +26,7 @@
         <w:t xml:space="preserve">Emory University</w:t>
       </w:r>
     </w:p>
-    <w:bookmarkStart w:id="17" w:name="instructions"/>
+    <w:bookmarkStart w:id="20" w:name="instructions"/>
     <w:p>
       <w:pPr>
         <w:pStyle w:val="Heading2"/>
@@ -50,35 +50,50 @@
           <w:b/>
           <w:bCs/>
         </w:rPr>
-        <w:t xml:space="preserve">Lecture 11</w:t>
-      </w:r>
-      <w:r>
-        <w:t xml:space="preserve">: Creativity and Hallucination and</w:t>
-      </w:r>
-      <w:r>
-        <w:t xml:space="preserve"> </w:t>
-      </w:r>
+        <w:t xml:space="preserve">Lectures 10-11</w:t>
+      </w:r>
+      <w:r>
+        <w:t xml:space="preserve">: Prompt Engineering, and Creativity and Hallucination.</w:t>
+      </w:r>
+    </w:p>
+    <w:p>
+      <w:pPr>
+        <w:pStyle w:val="BodyText"/>
+      </w:pPr>
       <w:r>
         <w:rPr>
           <w:b/>
           <w:bCs/>
         </w:rPr>
-        <w:t xml:space="preserve">Lecture 12</w:t>
-      </w:r>
-      <w:r>
-        <w:t xml:space="preserve">: RAG, Semantic Search, and Grounding AI.</w:t>
-      </w:r>
-    </w:p>
-    <w:p>
-      <w:pPr>
-        <w:pStyle w:val="BodyText"/>
-      </w:pPr>
+        <w:t xml:space="preserve">Guidelines:</w:t>
+      </w:r>
+    </w:p>
+    <w:p>
+      <w:pPr>
+        <w:pStyle w:val="Compact"/>
+        <w:numPr>
+          <w:ilvl w:val="0"/>
+          <w:numId w:val="1001"/>
+        </w:numPr>
+      </w:pPr>
+      <w:r>
+        <w:t xml:space="preserve">You are</w:t>
+      </w:r>
+      <w:r>
+        <w:t xml:space="preserve"> </w:t>
+      </w:r>
       <w:r>
         <w:rPr>
           <w:b/>
           <w:bCs/>
         </w:rPr>
-        <w:t xml:space="preserve">Guidelines:</w:t>
+        <w:t xml:space="preserve">encouraged</w:t>
+      </w:r>
+      <w:r>
+        <w:t xml:space="preserve"> </w:t>
+      </w:r>
+      <w:r>
+        <w:t xml:space="preserve">to use ChatGPT, Claude, Gemini, or other LLMs to help you explore these questions. Question 5 must be done in Google AI Studio (instructions below)</w:t>
       </w:r>
     </w:p>
     <w:p>
@@ -90,7 +105,7 @@
         </w:numPr>
       </w:pPr>
       <w:r>
-        <w:t xml:space="preserve">You are</w:t>
+        <w:t xml:space="preserve">However, you must</w:t>
       </w:r>
       <w:r>
         <w:t xml:space="preserve"> </w:t>
@@ -100,13 +115,160 @@
           <w:b/>
           <w:bCs/>
         </w:rPr>
-        <w:t xml:space="preserve">encouraged</w:t>
-      </w:r>
-      <w:r>
-        <w:t xml:space="preserve"> </w:t>
-      </w:r>
-      <w:r>
-        <w:t xml:space="preserve">to use LLMs to help you explore these questions. This time, we will use</w:t>
+        <w:t xml:space="preserve">write your answers in your own words</w:t>
+      </w:r>
+      <w:r>
+        <w:t xml:space="preserve"> </w:t>
+      </w:r>
+      <w:r>
+        <w:t xml:space="preserve">and demonstrate genuine understanding</w:t>
+      </w:r>
+    </w:p>
+    <w:p>
+      <w:pPr>
+        <w:pStyle w:val="Compact"/>
+        <w:numPr>
+          <w:ilvl w:val="0"/>
+          <w:numId w:val="1001"/>
+        </w:numPr>
+      </w:pPr>
+      <w:r>
+        <w:t xml:space="preserve">Please</w:t>
+      </w:r>
+      <w:r>
+        <w:t xml:space="preserve"> </w:t>
+      </w:r>
+      <w:r>
+        <w:rPr>
+          <w:b/>
+          <w:bCs/>
+        </w:rPr>
+        <w:t xml:space="preserve">disclose which AI tool you used</w:t>
+      </w:r>
+      <w:r>
+        <w:t xml:space="preserve"> </w:t>
+      </w:r>
+      <w:r>
+        <w:t xml:space="preserve">for each question</w:t>
+      </w:r>
+    </w:p>
+    <w:p>
+      <w:pPr>
+        <w:pStyle w:val="Compact"/>
+        <w:numPr>
+          <w:ilvl w:val="0"/>
+          <w:numId w:val="1001"/>
+        </w:numPr>
+      </w:pPr>
+      <w:r>
+        <w:t xml:space="preserve">Your answers should be thoughtful and show critical thinking, not just copy-pasted LLM outputs</w:t>
+      </w:r>
+    </w:p>
+    <w:p>
+      <w:pPr>
+        <w:pStyle w:val="Compact"/>
+        <w:numPr>
+          <w:ilvl w:val="0"/>
+          <w:numId w:val="1001"/>
+        </w:numPr>
+      </w:pPr>
+      <w:r>
+        <w:rPr>
+          <w:b/>
+          <w:bCs/>
+        </w:rPr>
+        <w:t xml:space="preserve">Please include screenshots</w:t>
+      </w:r>
+      <w:r>
+        <w:t xml:space="preserve"> </w:t>
+      </w:r>
+      <w:r>
+        <w:t xml:space="preserve">of your interactions with AI tools</w:t>
+      </w:r>
+    </w:p>
+    <w:p>
+      <w:pPr>
+        <w:pStyle w:val="Compact"/>
+        <w:numPr>
+          <w:ilvl w:val="0"/>
+          <w:numId w:val="1001"/>
+        </w:numPr>
+      </w:pPr>
+      <w:r>
+        <w:t xml:space="preserve">However,</w:t>
+      </w:r>
+      <w:r>
+        <w:t xml:space="preserve"> </w:t>
+      </w:r>
+      <w:r>
+        <w:rPr>
+          <w:b/>
+          <w:bCs/>
+        </w:rPr>
+        <w:t xml:space="preserve">reflection questions must be written in text</w:t>
+      </w:r>
+      <w:r>
+        <w:t xml:space="preserve">, not just screenshots</w:t>
+      </w:r>
+    </w:p>
+    <w:p>
+      <w:pPr>
+        <w:pStyle w:val="Compact"/>
+        <w:numPr>
+          <w:ilvl w:val="0"/>
+          <w:numId w:val="1001"/>
+        </w:numPr>
+      </w:pPr>
+      <w:r>
+        <w:t xml:space="preserve">Submit this assignment as a</w:t>
+      </w:r>
+      <w:r>
+        <w:t xml:space="preserve"> </w:t>
+      </w:r>
+      <w:r>
+        <w:rPr>
+          <w:b/>
+          <w:bCs/>
+        </w:rPr>
+        <w:t xml:space="preserve">PDF</w:t>
+      </w:r>
+      <w:r>
+        <w:t xml:space="preserve"> </w:t>
+      </w:r>
+      <w:r>
+        <w:t xml:space="preserve">(preferred) or Word document via Canvas</w:t>
+      </w:r>
+    </w:p>
+    <w:p>
+      <w:r>
+        <w:pict>
+          <v:rect style="width:0;height:1.5pt" o:hralign="center" o:hrstd="t" o:hr="t"/>
+        </w:pict>
+      </w:r>
+    </w:p>
+    <w:bookmarkStart w:id="10" w:name="question-1-a-cover-letter-for-a-real-job"/>
+    <w:p>
+      <w:pPr>
+        <w:pStyle w:val="Heading3"/>
+      </w:pPr>
+      <w:r>
+        <w:t xml:space="preserve">Question 1: A cover letter for a real job</w:t>
+      </w:r>
+    </w:p>
+    <w:p>
+      <w:pPr>
+        <w:pStyle w:val="FirstParagraph"/>
+      </w:pPr>
+      <w:r>
+        <w:t xml:space="preserve">Lecture 10 introduced the PTCF framework: Persona, Task, Context, Format. This question measures what a well-specified prompt adds, using a real internship you could apply for.</w:t>
+      </w:r>
+    </w:p>
+    <w:p>
+      <w:pPr>
+        <w:pStyle w:val="BodyText"/>
+      </w:pPr>
+      <w:r>
+        <w:t xml:space="preserve">Bank of America is hiring summer analysts for 2027, with positions in Atlanta. The advert is at</w:t>
       </w:r>
       <w:r>
         <w:t xml:space="preserve"> </w:t>
@@ -116,157 +278,560 @@
           <w:rPr>
             <w:rStyle w:val="Hyperlink"/>
           </w:rPr>
-          <w:t xml:space="preserve">Z.ai</w:t>
+          <w:t xml:space="preserve">careers.bankofamerica.com</w:t>
         </w:r>
       </w:hyperlink>
       <w:r>
         <w:t xml:space="preserve"> </w:t>
       </w:r>
       <w:r>
-        <w:t xml:space="preserve">for the tasks.</w:t>
-      </w:r>
-    </w:p>
-    <w:p>
-      <w:pPr>
-        <w:pStyle w:val="Compact"/>
-        <w:numPr>
-          <w:ilvl w:val="0"/>
-          <w:numId w:val="1001"/>
-        </w:numPr>
-      </w:pPr>
-      <w:r>
-        <w:t xml:space="preserve">However, you must</w:t>
-      </w:r>
-      <w:r>
-        <w:t xml:space="preserve"> </w:t>
-      </w:r>
+        <w:t xml:space="preserve">(job JR-14420, applications close 7 November 2026). The relevant parts, copied on 2 September 2026:</w:t>
+      </w:r>
+    </w:p>
+    <w:p>
+      <w:pPr>
+        <w:pStyle w:val="BlockText"/>
+      </w:pPr>
       <w:r>
         <w:rPr>
           <w:b/>
           <w:bCs/>
         </w:rPr>
-        <w:t xml:space="preserve">write your answers in your own words</w:t>
-      </w:r>
-      <w:r>
-        <w:t xml:space="preserve"> </w:t>
-      </w:r>
-      <w:r>
-        <w:t xml:space="preserve">and demonstrate genuine understanding</w:t>
-      </w:r>
-    </w:p>
-    <w:p>
-      <w:pPr>
-        <w:pStyle w:val="Compact"/>
-        <w:numPr>
-          <w:ilvl w:val="0"/>
-          <w:numId w:val="1001"/>
-        </w:numPr>
-      </w:pPr>
-      <w:r>
-        <w:t xml:space="preserve">Please</w:t>
-      </w:r>
-      <w:r>
-        <w:t xml:space="preserve"> </w:t>
-      </w:r>
+        <w:t xml:space="preserve">Quantitative Data Analytics Summer Analyst Program - 2027.</w:t>
+      </w:r>
+      <w:r>
+        <w:t xml:space="preserve"> </w:t>
+      </w:r>
+      <w:r>
+        <w:t xml:space="preserve">Atlanta, Charlotte, Chicago, NYC Metro.</w:t>
+      </w:r>
+    </w:p>
+    <w:p>
+      <w:pPr>
+        <w:pStyle w:val="BlockText"/>
+      </w:pPr>
+      <w:r>
+        <w:t xml:space="preserve">The Quantitative Data Summer Analytics Program is a 10-week summer internship and precursor for the Global Quantitative Data Analytics Program designed to develop and coach quantitative and analytical talent. As an intern, you will complete on-the-desk work with your assigned team and apply quantitative and analytical methods to specific financial challenges.</w:t>
+      </w:r>
+    </w:p>
+    <w:p>
+      <w:pPr>
+        <w:pStyle w:val="BlockText"/>
+      </w:pPr>
+      <w:r>
+        <w:t xml:space="preserve">The program extends across five lines of business: Global Risk Management; Chief Financial Officer Group; Enterprise Credit; Consumer &amp; Small Business Banking; Analytics, Modeling &amp; Insights. You must choose one.</w:t>
+      </w:r>
+    </w:p>
+    <w:p>
+      <w:pPr>
+        <w:pStyle w:val="BlockText"/>
+      </w:pPr>
       <w:r>
         <w:rPr>
           <w:b/>
           <w:bCs/>
         </w:rPr>
-        <w:t xml:space="preserve">disclose which AI tool you used</w:t>
-      </w:r>
-      <w:r>
-        <w:t xml:space="preserve"> </w:t>
-      </w:r>
-      <w:r>
-        <w:t xml:space="preserve">(if any)</w:t>
-      </w:r>
-    </w:p>
-    <w:p>
-      <w:pPr>
-        <w:pStyle w:val="Compact"/>
-        <w:numPr>
-          <w:ilvl w:val="0"/>
-          <w:numId w:val="1001"/>
-        </w:numPr>
-      </w:pPr>
-      <w:r>
-        <w:t xml:space="preserve">Your answers should be thoughtful and show critical thinking, not just copy-pasted LLM outputs</w:t>
-      </w:r>
-    </w:p>
-    <w:p>
-      <w:pPr>
-        <w:pStyle w:val="Compact"/>
-        <w:numPr>
-          <w:ilvl w:val="0"/>
-          <w:numId w:val="1001"/>
-        </w:numPr>
+        <w:t xml:space="preserve">Roles.</w:t>
+      </w:r>
+      <w:r>
+        <w:t xml:space="preserve"> </w:t>
+      </w:r>
+      <w:r>
+        <w:rPr>
+          <w:i/>
+          <w:iCs/>
+        </w:rPr>
+        <w:t xml:space="preserve">Quantitative Analyst</w:t>
+      </w:r>
+      <w:r>
+        <w:t xml:space="preserve">: apply mathematical and statistical models to understand and solve financial and risk management problems; proficiencies in Python, C++, R, MATLAB and/or Java.</w:t>
+      </w:r>
+      <w:r>
+        <w:t xml:space="preserve"> </w:t>
+      </w:r>
+      <w:r>
+        <w:rPr>
+          <w:i/>
+          <w:iCs/>
+        </w:rPr>
+        <w:t xml:space="preserve">Data Analyst</w:t>
+      </w:r>
+      <w:r>
+        <w:t xml:space="preserve">: collecting, cleaning, analyzing data, and extracting insights; proficiencies in data visualization tools including Tableau, Hadoop and/or PowerBI, and programming languages including Python, R, SQL and/or Java.</w:t>
+      </w:r>
+    </w:p>
+    <w:p>
+      <w:pPr>
+        <w:pStyle w:val="BlockText"/>
       </w:pPr>
       <w:r>
         <w:rPr>
           <w:b/>
           <w:bCs/>
         </w:rPr>
-        <w:t xml:space="preserve">Please include screenshots</w:t>
-      </w:r>
-      <w:r>
-        <w:t xml:space="preserve"> </w:t>
-      </w:r>
-      <w:r>
-        <w:t xml:space="preserve">of your interactions with AI tools</w:t>
-      </w:r>
-    </w:p>
-    <w:p>
-      <w:pPr>
-        <w:pStyle w:val="Compact"/>
-        <w:numPr>
-          <w:ilvl w:val="0"/>
-          <w:numId w:val="1001"/>
-        </w:numPr>
-      </w:pPr>
-      <w:r>
-        <w:t xml:space="preserve">However,</w:t>
-      </w:r>
-      <w:r>
-        <w:t xml:space="preserve"> </w:t>
-      </w:r>
+        <w:t xml:space="preserve">A day in the life.</w:t>
+      </w:r>
+      <w:r>
+        <w:t xml:space="preserve"> </w:t>
+      </w:r>
+      <w:r>
+        <w:t xml:space="preserve">Extracting, processing, and interpreting data to support decision-making; conducting research and analysis, including assessing internal and public data, to provide a micro view of risk and/or financial management in a particular business line; applying quantitative and analytical knowledge to specific financial challenges.</w:t>
+      </w:r>
+    </w:p>
+    <w:p>
+      <w:pPr>
+        <w:pStyle w:val="BlockText"/>
+      </w:pPr>
       <w:r>
         <w:rPr>
           <w:b/>
           <w:bCs/>
         </w:rPr>
-        <w:t xml:space="preserve">reflection questions must be written in text</w:t>
-      </w:r>
-      <w:r>
-        <w:t xml:space="preserve">, not just screenshots</w:t>
-      </w:r>
-    </w:p>
-    <w:p>
-      <w:pPr>
-        <w:pStyle w:val="Compact"/>
-        <w:numPr>
-          <w:ilvl w:val="0"/>
-          <w:numId w:val="1001"/>
-        </w:numPr>
-      </w:pPr>
-      <w:r>
-        <w:t xml:space="preserve">Submit this assignment as a</w:t>
-      </w:r>
-      <w:r>
-        <w:t xml:space="preserve"> </w:t>
-      </w:r>
+        <w:t xml:space="preserve">Qualifications.</w:t>
+      </w:r>
+      <w:r>
+        <w:t xml:space="preserve"> </w:t>
+      </w:r>
+      <w:r>
+        <w:t xml:space="preserve">Bachelor’s degree, graduating between November 2027 and August 2028. Major in Math, Statistics, Economics, Data Science, Computer Science, Financial Engineering, or similar. 3.5 minimum GPA preferred. Advanced programming and analytical tool skills, including but not limited to Python, SQL, R, C++, MATLAB and/or Java.</w:t>
+      </w:r>
+    </w:p>
+    <w:p>
+      <w:pPr>
+        <w:pStyle w:val="FirstParagraph"/>
+      </w:pPr>
       <w:r>
         <w:rPr>
           <w:b/>
           <w:bCs/>
         </w:rPr>
-        <w:t xml:space="preserve">PDF</w:t>
-      </w:r>
-      <w:r>
-        <w:t xml:space="preserve"> </w:t>
-      </w:r>
-      <w:r>
-        <w:t xml:space="preserve">(preferred) or Word document via Canvas</w:t>
+        <w:t xml:space="preserve">Your task:</w:t>
+      </w:r>
+    </w:p>
+    <w:p>
+      <w:pPr>
+        <w:pStyle w:val="Compact"/>
+        <w:numPr>
+          <w:ilvl w:val="0"/>
+          <w:numId w:val="1002"/>
+        </w:numPr>
+      </w:pPr>
+      <w:r>
+        <w:t xml:space="preserve">Open a new chat and write exactly this:</w:t>
+      </w:r>
+      <w:r>
+        <w:t xml:space="preserve"> </w:t>
+      </w:r>
+      <w:r>
+        <w:rPr>
+          <w:i/>
+          <w:iCs/>
+        </w:rPr>
+        <w:t xml:space="preserve">“Write me a cover letter for a data analytics internship.”</w:t>
+      </w:r>
+      <w:r>
+        <w:t xml:space="preserve"> </w:t>
+      </w:r>
+      <w:r>
+        <w:t xml:space="preserve">Copy the response. Call it Letter 1.</w:t>
+      </w:r>
+    </w:p>
+    <w:p>
+      <w:pPr>
+        <w:pStyle w:val="Compact"/>
+        <w:numPr>
+          <w:ilvl w:val="0"/>
+          <w:numId w:val="1002"/>
+        </w:numPr>
+      </w:pPr>
+      <w:r>
+        <w:t xml:space="preserve">Open a second new chat. Write a full PTCF prompt for the same goal. It must contain:</w:t>
+      </w:r>
+    </w:p>
+    <w:p>
+      <w:pPr>
+        <w:pStyle w:val="Compact"/>
+        <w:numPr>
+          <w:ilvl w:val="1"/>
+          <w:numId w:val="1003"/>
+        </w:numPr>
+      </w:pPr>
+      <w:r>
+        <w:rPr>
+          <w:b/>
+          <w:bCs/>
+        </w:rPr>
+        <w:t xml:space="preserve">Persona</w:t>
+      </w:r>
+      <w:r>
+        <w:t xml:space="preserve">: who the model should write as (for example, a careers adviser who knows finance recruiting)</w:t>
+      </w:r>
+    </w:p>
+    <w:p>
+      <w:pPr>
+        <w:pStyle w:val="Compact"/>
+        <w:numPr>
+          <w:ilvl w:val="1"/>
+          <w:numId w:val="1003"/>
+        </w:numPr>
+      </w:pPr>
+      <w:r>
+        <w:rPr>
+          <w:b/>
+          <w:bCs/>
+        </w:rPr>
+        <w:t xml:space="preserve">Task</w:t>
+      </w:r>
+      <w:r>
+        <w:t xml:space="preserve">: a cover letter for this specific role, naming the line of business you would pick</w:t>
+      </w:r>
+    </w:p>
+    <w:p>
+      <w:pPr>
+        <w:pStyle w:val="Compact"/>
+        <w:numPr>
+          <w:ilvl w:val="1"/>
+          <w:numId w:val="1003"/>
+        </w:numPr>
+      </w:pPr>
+      <w:r>
+        <w:rPr>
+          <w:b/>
+          <w:bCs/>
+        </w:rPr>
+        <w:t xml:space="preserve">Context</w:t>
+      </w:r>
+      <w:r>
+        <w:t xml:space="preserve">: the advert text above, pasted in full, plus three true facts about you (your major, one relevant course or project, one skill from the advert you actually have)</w:t>
+      </w:r>
+    </w:p>
+    <w:p>
+      <w:pPr>
+        <w:pStyle w:val="Compact"/>
+        <w:numPr>
+          <w:ilvl w:val="1"/>
+          <w:numId w:val="1003"/>
+        </w:numPr>
+      </w:pPr>
+      <w:r>
+        <w:rPr>
+          <w:b/>
+          <w:bCs/>
+        </w:rPr>
+        <w:t xml:space="preserve">Format</w:t>
+      </w:r>
+      <w:r>
+        <w:t xml:space="preserve">: length, number of paragraphs, tone</w:t>
+      </w:r>
+    </w:p>
+    <w:p>
+      <w:pPr>
+        <w:pStyle w:val="Compact"/>
+        <w:numPr>
+          <w:ilvl w:val="0"/>
+          <w:numId w:val="1002"/>
+        </w:numPr>
+      </w:pPr>
+      <w:r>
+        <w:t xml:space="preserve">Copy the response. Call it Letter 2.</w:t>
+      </w:r>
+    </w:p>
+    <w:p>
+      <w:pPr>
+        <w:pStyle w:val="Compact"/>
+        <w:numPr>
+          <w:ilvl w:val="0"/>
+          <w:numId w:val="1002"/>
+        </w:numPr>
+      </w:pPr>
+      <w:r>
+        <w:t xml:space="preserve">Paste both prompts and both letters into your answer.</w:t>
+      </w:r>
+    </w:p>
+    <w:p>
+      <w:pPr>
+        <w:pStyle w:val="FirstParagraph"/>
+      </w:pPr>
+      <w:r>
+        <w:rPr>
+          <w:b/>
+          <w:bCs/>
+        </w:rPr>
+        <w:t xml:space="preserve">Then fill in this table:</w:t>
+      </w:r>
+    </w:p>
+    <w:tbl>
+      <w:tblPr>
+        <w:tblStyle w:val="Table"/>
+        <w:tblW w:type="auto" w:w="0"/>
+        <w:tblLook w:firstRow="1" w:lastRow="0" w:firstColumn="0" w:lastColumn="0" w:noHBand="0" w:noVBand="0" w:val="0020"/>
+      </w:tblPr>
+      <w:tblGrid>
+        <w:gridCol w:w="2640"/>
+        <w:gridCol w:w="2640"/>
+        <w:gridCol w:w="2640"/>
+      </w:tblGrid>
+      <w:tr>
+        <w:trPr>
+          <w:tblHeader w:val="on"/>
+        </w:trPr>
+        <w:tc>
+          <w:tcPr/>
+          <w:p>
+            <w:pPr>
+              <w:pStyle w:val="Compact"/>
+            </w:pPr>
+            <w:r>
+              <w:t xml:space="preserve">Check</w:t>
+            </w:r>
+          </w:p>
+        </w:tc>
+        <w:tc>
+          <w:tcPr/>
+          <w:p>
+            <w:pPr>
+              <w:pStyle w:val="Compact"/>
+              <w:jc w:val="center"/>
+            </w:pPr>
+            <w:r>
+              <w:t xml:space="preserve">Letter 1</w:t>
+            </w:r>
+          </w:p>
+        </w:tc>
+        <w:tc>
+          <w:tcPr/>
+          <w:p>
+            <w:pPr>
+              <w:pStyle w:val="Compact"/>
+              <w:jc w:val="center"/>
+            </w:pPr>
+            <w:r>
+              <w:t xml:space="preserve">Letter 2</w:t>
+            </w:r>
+          </w:p>
+        </w:tc>
+      </w:tr>
+      <w:tr>
+        <w:tc>
+          <w:tcPr/>
+          <w:p>
+            <w:pPr>
+              <w:pStyle w:val="Compact"/>
+            </w:pPr>
+            <w:r>
+              <w:t xml:space="preserve">Names Bank of America</w:t>
+            </w:r>
+          </w:p>
+        </w:tc>
+        <w:tc>
+          <w:tcPr/>
+          <w:p>
+            <w:pPr>
+              <w:pStyle w:val="Compact"/>
+            </w:pPr>
+          </w:p>
+        </w:tc>
+        <w:tc>
+          <w:tcPr/>
+          <w:p>
+            <w:pPr>
+              <w:pStyle w:val="Compact"/>
+            </w:pPr>
+          </w:p>
+        </w:tc>
+      </w:tr>
+      <w:tr>
+        <w:tc>
+          <w:tcPr/>
+          <w:p>
+            <w:pPr>
+              <w:pStyle w:val="Compact"/>
+            </w:pPr>
+            <w:r>
+              <w:t xml:space="preserve">Names a line of business from the advert</w:t>
+            </w:r>
+          </w:p>
+        </w:tc>
+        <w:tc>
+          <w:tcPr/>
+          <w:p>
+            <w:pPr>
+              <w:pStyle w:val="Compact"/>
+            </w:pPr>
+          </w:p>
+        </w:tc>
+        <w:tc>
+          <w:tcPr/>
+          <w:p>
+            <w:pPr>
+              <w:pStyle w:val="Compact"/>
+            </w:pPr>
+          </w:p>
+        </w:tc>
+      </w:tr>
+      <w:tr>
+        <w:tc>
+          <w:tcPr/>
+          <w:p>
+            <w:pPr>
+              <w:pStyle w:val="Compact"/>
+            </w:pPr>
+            <w:r>
+              <w:t xml:space="preserve">Mentions a tool or language the advert asks for</w:t>
+            </w:r>
+          </w:p>
+        </w:tc>
+        <w:tc>
+          <w:tcPr/>
+          <w:p>
+            <w:pPr>
+              <w:pStyle w:val="Compact"/>
+            </w:pPr>
+          </w:p>
+        </w:tc>
+        <w:tc>
+          <w:tcPr/>
+          <w:p>
+            <w:pPr>
+              <w:pStyle w:val="Compact"/>
+            </w:pPr>
+          </w:p>
+        </w:tc>
+      </w:tr>
+      <w:tr>
+        <w:tc>
+          <w:tcPr/>
+          <w:p>
+            <w:pPr>
+              <w:pStyle w:val="Compact"/>
+            </w:pPr>
+            <w:r>
+              <w:t xml:space="preserve">Uses one of your three true facts</w:t>
+            </w:r>
+          </w:p>
+        </w:tc>
+        <w:tc>
+          <w:tcPr/>
+          <w:p>
+            <w:pPr>
+              <w:pStyle w:val="Compact"/>
+            </w:pPr>
+          </w:p>
+        </w:tc>
+        <w:tc>
+          <w:tcPr/>
+          <w:p>
+            <w:pPr>
+              <w:pStyle w:val="Compact"/>
+            </w:pPr>
+          </w:p>
+        </w:tc>
+      </w:tr>
+      <w:tr>
+        <w:tc>
+          <w:tcPr/>
+          <w:p>
+            <w:pPr>
+              <w:pStyle w:val="Compact"/>
+            </w:pPr>
+            <w:r>
+              <w:t xml:space="preserve">Contains a claim about you that is not true</w:t>
+            </w:r>
+          </w:p>
+        </w:tc>
+        <w:tc>
+          <w:tcPr/>
+          <w:p>
+            <w:pPr>
+              <w:pStyle w:val="Compact"/>
+            </w:pPr>
+          </w:p>
+        </w:tc>
+        <w:tc>
+          <w:tcPr/>
+          <w:p>
+            <w:pPr>
+              <w:pStyle w:val="Compact"/>
+            </w:pPr>
+          </w:p>
+        </w:tc>
+      </w:tr>
+      <w:tr>
+        <w:tc>
+          <w:tcPr/>
+          <w:p>
+            <w:pPr>
+              <w:pStyle w:val="Compact"/>
+            </w:pPr>
+            <w:r>
+              <w:t xml:space="preserve">Fits the length you asked for (Letter 2 only)</w:t>
+            </w:r>
+          </w:p>
+        </w:tc>
+        <w:tc>
+          <w:tcPr/>
+          <w:p>
+            <w:pPr>
+              <w:pStyle w:val="Compact"/>
+            </w:pPr>
+          </w:p>
+        </w:tc>
+        <w:tc>
+          <w:tcPr/>
+          <w:p>
+            <w:pPr>
+              <w:pStyle w:val="Compact"/>
+            </w:pPr>
+          </w:p>
+        </w:tc>
+      </w:tr>
+    </w:tbl>
+    <w:p>
+      <w:pPr>
+        <w:pStyle w:val="BodyText"/>
+      </w:pPr>
+      <w:r>
+        <w:rPr>
+          <w:b/>
+          <w:bCs/>
+        </w:rPr>
+        <w:t xml:space="preserve">Analysis:</w:t>
+      </w:r>
+    </w:p>
+    <w:p>
+      <w:pPr>
+        <w:pStyle w:val="Compact"/>
+        <w:numPr>
+          <w:ilvl w:val="0"/>
+          <w:numId w:val="1004"/>
+        </w:numPr>
+      </w:pPr>
+      <w:r>
+        <w:t xml:space="preserve">Report the two scores out of six. For each check that Letter 1 failed, say which PTCF element supplied it in Letter 2</w:t>
+      </w:r>
+    </w:p>
+    <w:p>
+      <w:pPr>
+        <w:pStyle w:val="Compact"/>
+        <w:numPr>
+          <w:ilvl w:val="0"/>
+          <w:numId w:val="1004"/>
+        </w:numPr>
+      </w:pPr>
+      <w:r>
+        <w:t xml:space="preserve">Did either letter invent something about you (a project, a skill, an award)? Quote it. This is hallucination in a document you would sign</w:t>
+      </w:r>
+    </w:p>
+    <w:p>
+      <w:pPr>
+        <w:pStyle w:val="Compact"/>
+        <w:numPr>
+          <w:ilvl w:val="0"/>
+          <w:numId w:val="1004"/>
+        </w:numPr>
+      </w:pPr>
+      <w:r>
+        <w:t xml:space="preserve">Which sentence of Letter 2 would you rewrite before sending it, and why?</w:t>
       </w:r>
     </w:p>
     <w:p>
@@ -276,13 +841,47 @@
         </w:pict>
       </w:r>
     </w:p>
-    <w:bookmarkStart w:id="12" w:name="X5d3961cd7e32d95185c0cf81c5139a851d5f4ea"/>
+    <w:p>
+      <w:pPr>
+        <w:pStyle w:val="FirstParagraph"/>
+      </w:pPr>
+      <w:r>
+        <w:rPr>
+          <w:i/>
+          <w:iCs/>
+        </w:rPr>
+        <w:t xml:space="preserve">Your answer:</w:t>
+      </w:r>
+    </w:p>
+    <w:p>
+      <w:pPr>
+        <w:pStyle w:val="BodyText"/>
+      </w:pPr>
+      <w:r>
+        <w:br/>
+      </w:r>
+      <w:r>
+        <w:br/>
+      </w:r>
+      <w:r>
+        <w:br/>
+      </w:r>
+    </w:p>
+    <w:p>
+      <w:r>
+        <w:pict>
+          <v:rect style="width:0;height:1.5pt" o:hralign="center" o:hrstd="t" o:hr="t"/>
+        </w:pict>
+      </w:r>
+    </w:p>
+    <w:bookmarkEnd w:id="10"/>
+    <w:bookmarkStart w:id="11" w:name="question-2-the-constraint-game"/>
     <w:p>
       <w:pPr>
         <w:pStyle w:val="Heading3"/>
       </w:pPr>
       <w:r>
-        <w:t xml:space="preserve">Question 1: Training Data and the Interpolation Problem</w:t>
+        <w:t xml:space="preserve">Question 2: The constraint game</w:t>
       </w:r>
     </w:p>
     <w:p>
@@ -290,71 +889,1588 @@
         <w:pStyle w:val="FirstParagraph"/>
       </w:pPr>
       <w:r>
-        <w:t xml:space="preserve">Lecture 11 explained that for rare topics, LLMs</w:t>
-      </w:r>
-      <w:r>
-        <w:t xml:space="preserve"> </w:t>
-      </w:r>
-      <w:r>
-        <w:t xml:space="preserve">“fill in gaps”</w:t>
-      </w:r>
-      <w:r>
-        <w:t xml:space="preserve"> </w:t>
-      </w:r>
-      <w:r>
-        <w:t xml:space="preserve">using patterns from similar-but-different topics. This is called</w:t>
-      </w:r>
-      <w:r>
-        <w:t xml:space="preserve"> </w:t>
-      </w:r>
+        <w:t xml:space="preserve">Lecture 10 said the Format element tells the model exactly how the output should look. This question tests how many constraints a model can hold at once, and how you fix a prompt when it drops one.</w:t>
+      </w:r>
+    </w:p>
+    <w:p>
+      <w:pPr>
+        <w:pStyle w:val="BodyText"/>
+      </w:pPr>
       <w:r>
         <w:rPr>
           <w:b/>
           <w:bCs/>
         </w:rPr>
-        <w:t xml:space="preserve">interpolation</w:t>
-      </w:r>
-      <w:r>
-        <w:t xml:space="preserve"> </w:t>
-      </w:r>
-      <w:r>
-        <w:t xml:space="preserve">and it’s where confident nonsense comes from.</w:t>
-      </w:r>
-    </w:p>
+        <w:t xml:space="preserve">Your task:</w:t>
+      </w:r>
+    </w:p>
+    <w:p>
+      <w:pPr>
+        <w:pStyle w:val="Compact"/>
+        <w:numPr>
+          <w:ilvl w:val="0"/>
+          <w:numId w:val="1005"/>
+        </w:numPr>
+      </w:pPr>
+      <w:r>
+        <w:t xml:space="preserve">Open a new chat. Write a prompt asking the model for a paragraph explaining what an AI hallucination is. Your prompt must state these four constraints, in your own words:</w:t>
+      </w:r>
+    </w:p>
+    <w:p>
+      <w:pPr>
+        <w:pStyle w:val="Compact"/>
+        <w:numPr>
+          <w:ilvl w:val="1"/>
+          <w:numId w:val="1006"/>
+        </w:numPr>
+      </w:pPr>
+      <w:r>
+        <w:t xml:space="preserve">Exactly 40 words</w:t>
+      </w:r>
+    </w:p>
+    <w:p>
+      <w:pPr>
+        <w:pStyle w:val="Compact"/>
+        <w:numPr>
+          <w:ilvl w:val="1"/>
+          <w:numId w:val="1006"/>
+        </w:numPr>
+      </w:pPr>
+      <w:r>
+        <w:t xml:space="preserve">Never uses the letter</w:t>
+      </w:r>
+      <w:r>
+        <w:t xml:space="preserve"> </w:t>
+      </w:r>
+      <w:r>
+        <w:t xml:space="preserve">“e”</w:t>
+      </w:r>
+    </w:p>
+    <w:p>
+      <w:pPr>
+        <w:pStyle w:val="Compact"/>
+        <w:numPr>
+          <w:ilvl w:val="1"/>
+          <w:numId w:val="1006"/>
+        </w:numPr>
+      </w:pPr>
+      <w:r>
+        <w:t xml:space="preserve">Mentions a fruit</w:t>
+      </w:r>
+    </w:p>
+    <w:p>
+      <w:pPr>
+        <w:pStyle w:val="Compact"/>
+        <w:numPr>
+          <w:ilvl w:val="1"/>
+          <w:numId w:val="1006"/>
+        </w:numPr>
+      </w:pPr>
+      <w:r>
+        <w:t xml:space="preserve">Ends with a question</w:t>
+      </w:r>
+    </w:p>
+    <w:p>
+      <w:pPr>
+        <w:pStyle w:val="Compact"/>
+        <w:numPr>
+          <w:ilvl w:val="0"/>
+          <w:numId w:val="1005"/>
+        </w:numPr>
+      </w:pPr>
+      <w:r>
+        <w:t xml:space="preserve">Copy the response. Count the words yourself, and search for the letter</w:t>
+      </w:r>
+      <w:r>
+        <w:t xml:space="preserve"> </w:t>
+      </w:r>
+      <w:r>
+        <w:t xml:space="preserve">“e”</w:t>
+      </w:r>
+      <w:r>
+        <w:t xml:space="preserve"> </w:t>
+      </w:r>
+      <w:r>
+        <w:t xml:space="preserve">yourself. Do not trust the model’s own count.</w:t>
+      </w:r>
+    </w:p>
+    <w:p>
+      <w:pPr>
+        <w:pStyle w:val="Compact"/>
+        <w:numPr>
+          <w:ilvl w:val="0"/>
+          <w:numId w:val="1005"/>
+        </w:numPr>
+      </w:pPr>
+      <w:r>
+        <w:t xml:space="preserve">If any constraint failed, change your prompt and try again, up to three attempts in total. Keep every prompt and every response.</w:t>
+      </w:r>
+    </w:p>
+    <w:p>
+      <w:pPr>
+        <w:pStyle w:val="FirstParagraph"/>
+      </w:pPr>
+      <w:r>
+        <w:rPr>
+          <w:b/>
+          <w:bCs/>
+        </w:rPr>
+        <w:t xml:space="preserve">Report:</w:t>
+      </w:r>
+    </w:p>
+    <w:tbl>
+      <w:tblPr>
+        <w:tblStyle w:val="Table"/>
+        <w:tblW w:type="pct" w:w="5000"/>
+        <w:tblLayout w:type="fixed"/>
+        <w:tblLook w:firstRow="1" w:lastRow="0" w:firstColumn="0" w:lastColumn="0" w:noHBand="0" w:noVBand="0" w:val="0020"/>
+      </w:tblPr>
+      <w:tblGrid>
+        <w:gridCol w:w="1320"/>
+        <w:gridCol w:w="1320"/>
+        <w:gridCol w:w="1320"/>
+        <w:gridCol w:w="1320"/>
+        <w:gridCol w:w="1320"/>
+        <w:gridCol w:w="1320"/>
+      </w:tblGrid>
+      <w:tr>
+        <w:trPr>
+          <w:tblHeader w:val="on"/>
+        </w:trPr>
+        <w:tc>
+          <w:tcPr/>
+          <w:p>
+            <w:pPr>
+              <w:pStyle w:val="Compact"/>
+              <w:jc w:val="center"/>
+            </w:pPr>
+            <w:r>
+              <w:t xml:space="preserve">Attempt</w:t>
+            </w:r>
+          </w:p>
+        </w:tc>
+        <w:tc>
+          <w:tcPr/>
+          <w:p>
+            <w:pPr>
+              <w:pStyle w:val="Compact"/>
+              <w:jc w:val="center"/>
+            </w:pPr>
+            <w:r>
+              <w:t xml:space="preserve">Word count</w:t>
+            </w:r>
+          </w:p>
+        </w:tc>
+        <w:tc>
+          <w:tcPr/>
+          <w:p>
+            <w:pPr>
+              <w:pStyle w:val="Compact"/>
+              <w:jc w:val="center"/>
+            </w:pPr>
+            <w:r>
+              <w:t xml:space="preserve">Letter</w:t>
+            </w:r>
+            <w:r>
+              <w:t xml:space="preserve"> </w:t>
+            </w:r>
+            <w:r>
+              <w:t xml:space="preserve">“e”</w:t>
+            </w:r>
+            <w:r>
+              <w:t xml:space="preserve"> </w:t>
+            </w:r>
+            <w:r>
+              <w:t xml:space="preserve">present?</w:t>
+            </w:r>
+          </w:p>
+        </w:tc>
+        <w:tc>
+          <w:tcPr/>
+          <w:p>
+            <w:pPr>
+              <w:pStyle w:val="Compact"/>
+              <w:jc w:val="center"/>
+            </w:pPr>
+            <w:r>
+              <w:t xml:space="preserve">Fruit?</w:t>
+            </w:r>
+          </w:p>
+        </w:tc>
+        <w:tc>
+          <w:tcPr/>
+          <w:p>
+            <w:pPr>
+              <w:pStyle w:val="Compact"/>
+              <w:jc w:val="center"/>
+            </w:pPr>
+            <w:r>
+              <w:t xml:space="preserve">Ends with</w:t>
+            </w:r>
+            <w:r>
+              <w:t xml:space="preserve"> </w:t>
+            </w:r>
+            <w:r>
+              <w:t xml:space="preserve">“?”</w:t>
+            </w:r>
+          </w:p>
+        </w:tc>
+        <w:tc>
+          <w:tcPr/>
+          <w:p>
+            <w:pPr>
+              <w:pStyle w:val="Compact"/>
+              <w:jc w:val="center"/>
+            </w:pPr>
+            <w:r>
+              <w:t xml:space="preserve">Constraints met (out of 4)</w:t>
+            </w:r>
+          </w:p>
+        </w:tc>
+      </w:tr>
+      <w:tr>
+        <w:tc>
+          <w:tcPr/>
+          <w:p>
+            <w:pPr>
+              <w:pStyle w:val="Compact"/>
+              <w:jc w:val="center"/>
+            </w:pPr>
+            <w:r>
+              <w:t xml:space="preserve">1</w:t>
+            </w:r>
+          </w:p>
+        </w:tc>
+        <w:tc>
+          <w:tcPr/>
+          <w:p>
+            <w:pPr>
+              <w:pStyle w:val="Compact"/>
+            </w:pPr>
+          </w:p>
+        </w:tc>
+        <w:tc>
+          <w:tcPr/>
+          <w:p>
+            <w:pPr>
+              <w:pStyle w:val="Compact"/>
+            </w:pPr>
+          </w:p>
+        </w:tc>
+        <w:tc>
+          <w:tcPr/>
+          <w:p>
+            <w:pPr>
+              <w:pStyle w:val="Compact"/>
+            </w:pPr>
+          </w:p>
+        </w:tc>
+        <w:tc>
+          <w:tcPr/>
+          <w:p>
+            <w:pPr>
+              <w:pStyle w:val="Compact"/>
+            </w:pPr>
+          </w:p>
+        </w:tc>
+        <w:tc>
+          <w:tcPr/>
+          <w:p>
+            <w:pPr>
+              <w:pStyle w:val="Compact"/>
+            </w:pPr>
+          </w:p>
+        </w:tc>
+      </w:tr>
+      <w:tr>
+        <w:tc>
+          <w:tcPr/>
+          <w:p>
+            <w:pPr>
+              <w:pStyle w:val="Compact"/>
+              <w:jc w:val="center"/>
+            </w:pPr>
+            <w:r>
+              <w:t xml:space="preserve">2</w:t>
+            </w:r>
+          </w:p>
+        </w:tc>
+        <w:tc>
+          <w:tcPr/>
+          <w:p>
+            <w:pPr>
+              <w:pStyle w:val="Compact"/>
+            </w:pPr>
+          </w:p>
+        </w:tc>
+        <w:tc>
+          <w:tcPr/>
+          <w:p>
+            <w:pPr>
+              <w:pStyle w:val="Compact"/>
+            </w:pPr>
+          </w:p>
+        </w:tc>
+        <w:tc>
+          <w:tcPr/>
+          <w:p>
+            <w:pPr>
+              <w:pStyle w:val="Compact"/>
+            </w:pPr>
+          </w:p>
+        </w:tc>
+        <w:tc>
+          <w:tcPr/>
+          <w:p>
+            <w:pPr>
+              <w:pStyle w:val="Compact"/>
+            </w:pPr>
+          </w:p>
+        </w:tc>
+        <w:tc>
+          <w:tcPr/>
+          <w:p>
+            <w:pPr>
+              <w:pStyle w:val="Compact"/>
+            </w:pPr>
+          </w:p>
+        </w:tc>
+      </w:tr>
+      <w:tr>
+        <w:tc>
+          <w:tcPr/>
+          <w:p>
+            <w:pPr>
+              <w:pStyle w:val="Compact"/>
+              <w:jc w:val="center"/>
+            </w:pPr>
+            <w:r>
+              <w:t xml:space="preserve">3</w:t>
+            </w:r>
+          </w:p>
+        </w:tc>
+        <w:tc>
+          <w:tcPr/>
+          <w:p>
+            <w:pPr>
+              <w:pStyle w:val="Compact"/>
+            </w:pPr>
+          </w:p>
+        </w:tc>
+        <w:tc>
+          <w:tcPr/>
+          <w:p>
+            <w:pPr>
+              <w:pStyle w:val="Compact"/>
+            </w:pPr>
+          </w:p>
+        </w:tc>
+        <w:tc>
+          <w:tcPr/>
+          <w:p>
+            <w:pPr>
+              <w:pStyle w:val="Compact"/>
+            </w:pPr>
+          </w:p>
+        </w:tc>
+        <w:tc>
+          <w:tcPr/>
+          <w:p>
+            <w:pPr>
+              <w:pStyle w:val="Compact"/>
+            </w:pPr>
+          </w:p>
+        </w:tc>
+        <w:tc>
+          <w:tcPr/>
+          <w:p>
+            <w:pPr>
+              <w:pStyle w:val="Compact"/>
+            </w:pPr>
+          </w:p>
+        </w:tc>
+      </w:tr>
+    </w:tbl>
     <w:p>
       <w:pPr>
         <w:pStyle w:val="BodyText"/>
       </w:pPr>
       <w:r>
-        <w:t xml:space="preserve">For this assignment, we’ll use</w:t>
-      </w:r>
-      <w:r>
-        <w:t xml:space="preserve"> </w:t>
-      </w:r>
-      <w:hyperlink r:id="rId9">
+        <w:rPr>
+          <w:b/>
+          <w:bCs/>
+        </w:rPr>
+        <w:t xml:space="preserve">Analysis:</w:t>
+      </w:r>
+    </w:p>
+    <w:p>
+      <w:pPr>
+        <w:pStyle w:val="Compact"/>
+        <w:numPr>
+          <w:ilvl w:val="0"/>
+          <w:numId w:val="1007"/>
+        </w:numPr>
+      </w:pPr>
+      <w:r>
+        <w:t xml:space="preserve">Which constraint failed most often? Why do you think that one is hard for a model that predicts one token at a time (Lecture 10)?</w:t>
+      </w:r>
+    </w:p>
+    <w:p>
+      <w:pPr>
+        <w:pStyle w:val="Compact"/>
+        <w:numPr>
+          <w:ilvl w:val="0"/>
+          <w:numId w:val="1007"/>
+        </w:numPr>
+      </w:pPr>
+      <w:r>
+        <w:t xml:space="preserve">What did you change between attempts, and which change helped most?</w:t>
+      </w:r>
+    </w:p>
+    <w:p>
+      <w:pPr>
+        <w:pStyle w:val="Compact"/>
+        <w:numPr>
+          <w:ilvl w:val="0"/>
+          <w:numId w:val="1007"/>
+        </w:numPr>
+      </w:pPr>
+      <w:r>
+        <w:t xml:space="preserve">If all four passed on the first attempt, make the task harder (30 words, or no</w:t>
+      </w:r>
+      <w:r>
+        <w:t xml:space="preserve"> </w:t>
+      </w:r>
+      <w:r>
+        <w:t xml:space="preserve">“e”</w:t>
+      </w:r>
+      <w:r>
+        <w:t xml:space="preserve"> </w:t>
+      </w:r>
+      <w:r>
+        <w:t xml:space="preserve">and no</w:t>
+      </w:r>
+      <w:r>
+        <w:t xml:space="preserve"> </w:t>
+      </w:r>
+      <w:r>
+        <w:t xml:space="preserve">“a”</w:t>
+      </w:r>
+      <w:r>
+        <w:t xml:space="preserve">) and report that instead</w:t>
+      </w:r>
+    </w:p>
+    <w:p>
+      <w:r>
+        <w:pict>
+          <v:rect style="width:0;height:1.5pt" o:hralign="center" o:hrstd="t" o:hr="t"/>
+        </w:pict>
+      </w:r>
+    </w:p>
+    <w:p>
+      <w:pPr>
+        <w:pStyle w:val="FirstParagraph"/>
+      </w:pPr>
+      <w:r>
+        <w:rPr>
+          <w:i/>
+          <w:iCs/>
+        </w:rPr>
+        <w:t xml:space="preserve">Your answer:</w:t>
+      </w:r>
+    </w:p>
+    <w:p>
+      <w:pPr>
+        <w:pStyle w:val="BodyText"/>
+      </w:pPr>
+      <w:r>
+        <w:br/>
+      </w:r>
+      <w:r>
+        <w:br/>
+      </w:r>
+      <w:r>
+        <w:br/>
+      </w:r>
+    </w:p>
+    <w:p>
+      <w:r>
+        <w:pict>
+          <v:rect style="width:0;height:1.5pt" o:hralign="center" o:hrstd="t" o:hr="t"/>
+        </w:pict>
+      </w:r>
+    </w:p>
+    <w:bookmarkEnd w:id="11"/>
+    <w:bookmarkStart w:id="12" w:name="question-3-meta-prompting"/>
+    <w:p>
+      <w:pPr>
+        <w:pStyle w:val="Heading3"/>
+      </w:pPr>
+      <w:r>
+        <w:t xml:space="preserve">Question 3: Meta-prompting</w:t>
+      </w:r>
+    </w:p>
+    <w:p>
+      <w:pPr>
+        <w:pStyle w:val="FirstParagraph"/>
+      </w:pPr>
+      <w:r>
+        <w:t xml:space="preserve">Meta-prompting means asking the model to improve your prompt (Lecture 10). This question tracks whether two rounds of improvement change the result.</w:t>
+      </w:r>
+    </w:p>
+    <w:p>
+      <w:pPr>
+        <w:pStyle w:val="BodyText"/>
+      </w:pPr>
+      <w:r>
+        <w:rPr>
+          <w:b/>
+          <w:bCs/>
+        </w:rPr>
+        <w:t xml:space="preserve">The task the prompt must serve, in every version:</w:t>
+      </w:r>
+    </w:p>
+    <w:p>
+      <w:pPr>
+        <w:pStyle w:val="BlockText"/>
+      </w:pPr>
+      <w:r>
+        <w:t xml:space="preserve">A five-minute presentation for high-school students on how to spot an AI hallucination. Around 600 spoken words. Must include one real example.</w:t>
+      </w:r>
+    </w:p>
+    <w:p>
+      <w:pPr>
+        <w:pStyle w:val="FirstParagraph"/>
+      </w:pPr>
+      <w:r>
+        <w:rPr>
+          <w:b/>
+          <w:bCs/>
+        </w:rPr>
+        <w:t xml:space="preserve">The starting prompt (V0):</w:t>
+      </w:r>
+      <w:r>
+        <w:t xml:space="preserve"> </w:t>
+      </w:r>
+      <w:r>
+        <w:rPr>
+          <w:i/>
+          <w:iCs/>
+        </w:rPr>
+        <w:t xml:space="preserve">“Help me with my presentation”</w:t>
+      </w:r>
+    </w:p>
+    <w:p>
+      <w:pPr>
+        <w:pStyle w:val="BodyText"/>
+      </w:pPr>
+      <w:r>
+        <w:rPr>
+          <w:b/>
+          <w:bCs/>
+        </w:rPr>
+        <w:t xml:space="preserve">Your task:</w:t>
+      </w:r>
+    </w:p>
+    <w:p>
+      <w:pPr>
+        <w:pStyle w:val="Compact"/>
+        <w:numPr>
+          <w:ilvl w:val="0"/>
+          <w:numId w:val="1008"/>
+        </w:numPr>
+      </w:pPr>
+      <w:r>
+        <w:t xml:space="preserve">Open a new chat. Paste the task description above, then write:</w:t>
+      </w:r>
+      <w:r>
+        <w:t xml:space="preserve"> </w:t>
+      </w:r>
+      <w:r>
+        <w:rPr>
+          <w:i/>
+          <w:iCs/>
+        </w:rPr>
+        <w:t xml:space="preserve">“Improve this prompt so it gets a better result for the task above. Return only the improved prompt, in under 120 words.”</w:t>
+      </w:r>
+      <w:r>
+        <w:t xml:space="preserve"> </w:t>
+      </w:r>
+      <w:r>
+        <w:t xml:space="preserve">Then paste V0. Record the result as V1.</w:t>
+      </w:r>
+    </w:p>
+    <w:p>
+      <w:pPr>
+        <w:pStyle w:val="Compact"/>
+        <w:numPr>
+          <w:ilvl w:val="0"/>
+          <w:numId w:val="1008"/>
+        </w:numPr>
+      </w:pPr>
+      <w:r>
+        <w:t xml:space="preserve">In the same chat, write:</w:t>
+      </w:r>
+      <w:r>
+        <w:t xml:space="preserve"> </w:t>
+      </w:r>
+      <w:r>
+        <w:rPr>
+          <w:i/>
+          <w:iCs/>
+        </w:rPr>
+        <w:t xml:space="preserve">“Improve this prompt further. Return only the improved prompt, in under 120 words.”</w:t>
+      </w:r>
+      <w:r>
+        <w:t xml:space="preserve"> </w:t>
+      </w:r>
+      <w:r>
+        <w:t xml:space="preserve">Paste V1. Record the result as V2.</w:t>
+      </w:r>
+    </w:p>
+    <w:p>
+      <w:pPr>
+        <w:pStyle w:val="Compact"/>
+        <w:numPr>
+          <w:ilvl w:val="0"/>
+          <w:numId w:val="1008"/>
+        </w:numPr>
+      </w:pPr>
+      <w:r>
+        <w:t xml:space="preserve">Check V1 and V2 against the task description. If a version dropped the audience, the length, or the real example, add it back by hand and say so.</w:t>
+      </w:r>
+    </w:p>
+    <w:p>
+      <w:pPr>
+        <w:pStyle w:val="Compact"/>
+        <w:numPr>
+          <w:ilvl w:val="0"/>
+          <w:numId w:val="1008"/>
+        </w:numPr>
+      </w:pPr>
+      <w:r>
+        <w:t xml:space="preserve">Open</w:t>
+      </w:r>
+      <w:r>
+        <w:t xml:space="preserve"> </w:t>
+      </w:r>
+      <w:r>
+        <w:rPr>
+          <w:b/>
+          <w:bCs/>
+        </w:rPr>
+        <w:t xml:space="preserve">three new chats</w:t>
+      </w:r>
+      <w:r>
+        <w:t xml:space="preserve">. In each, run one version (V0, V1, V2) followed by the task description. Copy the first 150 words of each output.</w:t>
+      </w:r>
+    </w:p>
+    <w:p>
+      <w:pPr>
+        <w:pStyle w:val="FirstParagraph"/>
+      </w:pPr>
+      <w:r>
+        <w:rPr>
+          <w:b/>
+          <w:bCs/>
+        </w:rPr>
+        <w:t xml:space="preserve">Report:</w:t>
+      </w:r>
+    </w:p>
+    <w:tbl>
+      <w:tblPr>
+        <w:tblStyle w:val="Table"/>
+        <w:tblW w:type="auto" w:w="0"/>
+        <w:tblLook w:firstRow="1" w:lastRow="0" w:firstColumn="0" w:lastColumn="0" w:noHBand="0" w:noVBand="0" w:val="0020"/>
+      </w:tblPr>
+      <w:tblGrid>
+        <w:gridCol w:w="1980"/>
+        <w:gridCol w:w="1980"/>
+        <w:gridCol w:w="1980"/>
+        <w:gridCol w:w="1980"/>
+      </w:tblGrid>
+      <w:tr>
+        <w:trPr>
+          <w:tblHeader w:val="on"/>
+        </w:trPr>
+        <w:tc>
+          <w:tcPr/>
+          <w:p>
+            <w:pPr>
+              <w:pStyle w:val="Compact"/>
+            </w:pPr>
+            <w:r>
+              <w:t xml:space="preserve">Check</w:t>
+            </w:r>
+          </w:p>
+        </w:tc>
+        <w:tc>
+          <w:tcPr/>
+          <w:p>
+            <w:pPr>
+              <w:pStyle w:val="Compact"/>
+              <w:jc w:val="center"/>
+            </w:pPr>
+            <w:r>
+              <w:t xml:space="preserve">V0 output</w:t>
+            </w:r>
+          </w:p>
+        </w:tc>
+        <w:tc>
+          <w:tcPr/>
+          <w:p>
+            <w:pPr>
+              <w:pStyle w:val="Compact"/>
+              <w:jc w:val="center"/>
+            </w:pPr>
+            <w:r>
+              <w:t xml:space="preserve">V1 output</w:t>
+            </w:r>
+          </w:p>
+        </w:tc>
+        <w:tc>
+          <w:tcPr/>
+          <w:p>
+            <w:pPr>
+              <w:pStyle w:val="Compact"/>
+              <w:jc w:val="center"/>
+            </w:pPr>
+            <w:r>
+              <w:t xml:space="preserve">V2 output</w:t>
+            </w:r>
+          </w:p>
+        </w:tc>
+      </w:tr>
+      <w:tr>
+        <w:tc>
+          <w:tcPr/>
+          <w:p>
+            <w:pPr>
+              <w:pStyle w:val="Compact"/>
+            </w:pPr>
+            <w:r>
+              <w:t xml:space="preserve">Addresses high-school students (vocabulary, examples)</w:t>
+            </w:r>
+          </w:p>
+        </w:tc>
+        <w:tc>
+          <w:tcPr/>
+          <w:p>
+            <w:pPr>
+              <w:pStyle w:val="Compact"/>
+            </w:pPr>
+          </w:p>
+        </w:tc>
+        <w:tc>
+          <w:tcPr/>
+          <w:p>
+            <w:pPr>
+              <w:pStyle w:val="Compact"/>
+            </w:pPr>
+          </w:p>
+        </w:tc>
+        <w:tc>
+          <w:tcPr/>
+          <w:p>
+            <w:pPr>
+              <w:pStyle w:val="Compact"/>
+            </w:pPr>
+          </w:p>
+        </w:tc>
+      </w:tr>
+      <w:tr>
+        <w:tc>
+          <w:tcPr/>
+          <w:p>
+            <w:pPr>
+              <w:pStyle w:val="Compact"/>
+            </w:pPr>
+            <w:r>
+              <w:t xml:space="preserve">Fits five minutes (500 to 700 words)</w:t>
+            </w:r>
+          </w:p>
+        </w:tc>
+        <w:tc>
+          <w:tcPr/>
+          <w:p>
+            <w:pPr>
+              <w:pStyle w:val="Compact"/>
+            </w:pPr>
+          </w:p>
+        </w:tc>
+        <w:tc>
+          <w:tcPr/>
+          <w:p>
+            <w:pPr>
+              <w:pStyle w:val="Compact"/>
+            </w:pPr>
+          </w:p>
+        </w:tc>
+        <w:tc>
+          <w:tcPr/>
+          <w:p>
+            <w:pPr>
+              <w:pStyle w:val="Compact"/>
+            </w:pPr>
+          </w:p>
+        </w:tc>
+      </w:tr>
+      <w:tr>
+        <w:tc>
+          <w:tcPr/>
+          <w:p>
+            <w:pPr>
+              <w:pStyle w:val="Compact"/>
+            </w:pPr>
+            <w:r>
+              <w:t xml:space="preserve">Includes a real, named example of a hallucination</w:t>
+            </w:r>
+          </w:p>
+        </w:tc>
+        <w:tc>
+          <w:tcPr/>
+          <w:p>
+            <w:pPr>
+              <w:pStyle w:val="Compact"/>
+            </w:pPr>
+          </w:p>
+        </w:tc>
+        <w:tc>
+          <w:tcPr/>
+          <w:p>
+            <w:pPr>
+              <w:pStyle w:val="Compact"/>
+            </w:pPr>
+          </w:p>
+        </w:tc>
+        <w:tc>
+          <w:tcPr/>
+          <w:p>
+            <w:pPr>
+              <w:pStyle w:val="Compact"/>
+            </w:pPr>
+          </w:p>
+        </w:tc>
+      </w:tr>
+      <w:tr>
+        <w:tc>
+          <w:tcPr/>
+          <w:p>
+            <w:pPr>
+              <w:pStyle w:val="Compact"/>
+            </w:pPr>
+            <w:r>
+              <w:t xml:space="preserve">Gives the audience a rule they could use tomorrow</w:t>
+            </w:r>
+          </w:p>
+        </w:tc>
+        <w:tc>
+          <w:tcPr/>
+          <w:p>
+            <w:pPr>
+              <w:pStyle w:val="Compact"/>
+            </w:pPr>
+          </w:p>
+        </w:tc>
+        <w:tc>
+          <w:tcPr/>
+          <w:p>
+            <w:pPr>
+              <w:pStyle w:val="Compact"/>
+            </w:pPr>
+          </w:p>
+        </w:tc>
+        <w:tc>
+          <w:tcPr/>
+          <w:p>
+            <w:pPr>
+              <w:pStyle w:val="Compact"/>
+            </w:pPr>
+          </w:p>
+        </w:tc>
+      </w:tr>
+    </w:tbl>
+    <w:p>
+      <w:pPr>
+        <w:pStyle w:val="BodyText"/>
+      </w:pPr>
+      <w:r>
+        <w:rPr>
+          <w:b/>
+          <w:bCs/>
+        </w:rPr>
+        <w:t xml:space="preserve">Analysis:</w:t>
+      </w:r>
+    </w:p>
+    <w:p>
+      <w:pPr>
+        <w:pStyle w:val="Compact"/>
+        <w:numPr>
+          <w:ilvl w:val="0"/>
+          <w:numId w:val="1009"/>
+        </w:numPr>
+      </w:pPr>
+      <w:r>
+        <w:t xml:space="preserve">Report the three scores. Where did the biggest jump happen, V0 to V1 or V1 to V2?</w:t>
+      </w:r>
+    </w:p>
+    <w:p>
+      <w:pPr>
+        <w:pStyle w:val="Compact"/>
+        <w:numPr>
+          <w:ilvl w:val="0"/>
+          <w:numId w:val="1009"/>
+        </w:numPr>
+      </w:pPr>
+      <w:r>
+        <w:t xml:space="preserve">What did V2 add over V1? Was it a real improvement or just more words?</w:t>
+      </w:r>
+    </w:p>
+    <w:p>
+      <w:pPr>
+        <w:pStyle w:val="Compact"/>
+        <w:numPr>
+          <w:ilvl w:val="0"/>
+          <w:numId w:val="1009"/>
+        </w:numPr>
+      </w:pPr>
+      <w:r>
+        <w:t xml:space="preserve">Write your own V3 in under 60 words. What did you keep from V2 and what did you cut?</w:t>
+      </w:r>
+    </w:p>
+    <w:p>
+      <w:r>
+        <w:pict>
+          <v:rect style="width:0;height:1.5pt" o:hralign="center" o:hrstd="t" o:hr="t"/>
+        </w:pict>
+      </w:r>
+    </w:p>
+    <w:p>
+      <w:pPr>
+        <w:pStyle w:val="FirstParagraph"/>
+      </w:pPr>
+      <w:r>
+        <w:rPr>
+          <w:i/>
+          <w:iCs/>
+        </w:rPr>
+        <w:t xml:space="preserve">Your answer:</w:t>
+      </w:r>
+    </w:p>
+    <w:p>
+      <w:pPr>
+        <w:pStyle w:val="BodyText"/>
+      </w:pPr>
+      <w:r>
+        <w:br/>
+      </w:r>
+      <w:r>
+        <w:br/>
+      </w:r>
+      <w:r>
+        <w:br/>
+      </w:r>
+    </w:p>
+    <w:p>
+      <w:r>
+        <w:pict>
+          <v:rect style="width:0;height:1.5pt" o:hralign="center" o:hrstd="t" o:hr="t"/>
+        </w:pict>
+      </w:r>
+    </w:p>
+    <w:bookmarkEnd w:id="12"/>
+    <w:bookmarkStart w:id="13" w:name="question-4-make-it-sound-like-you"/>
+    <w:p>
+      <w:pPr>
+        <w:pStyle w:val="Heading3"/>
+      </w:pPr>
+      <w:r>
+        <w:t xml:space="preserve">Question 4: Make it sound like you</w:t>
+      </w:r>
+    </w:p>
+    <w:p>
+      <w:pPr>
+        <w:pStyle w:val="FirstParagraph"/>
+      </w:pPr>
+      <w:r>
+        <w:t xml:space="preserve">Models write in a recognisable house style. Lecture 10 showed that examples in a prompt (few-shot) teach the model a pattern. This question uses your own writing as the examples.</w:t>
+      </w:r>
+    </w:p>
+    <w:p>
+      <w:pPr>
+        <w:pStyle w:val="BodyText"/>
+      </w:pPr>
+      <w:r>
+        <w:rPr>
+          <w:b/>
+          <w:bCs/>
+        </w:rPr>
+        <w:t xml:space="preserve">Step 1: Get the default.</w:t>
+      </w:r>
+      <w:r>
+        <w:t xml:space="preserve"> </w:t>
+      </w:r>
+      <w:r>
+        <w:t xml:space="preserve">Open a new chat. Write:</w:t>
+      </w:r>
+      <w:r>
+        <w:t xml:space="preserve"> </w:t>
+      </w:r>
+      <w:r>
+        <w:rPr>
+          <w:i/>
+          <w:iCs/>
+        </w:rPr>
+        <w:t xml:space="preserve">“Explain in about 150 words why large language models hallucinate.”</w:t>
+      </w:r>
+      <w:r>
+        <w:t xml:space="preserve"> </w:t>
+      </w:r>
+      <w:r>
+        <w:t xml:space="preserve">Copy the response. Call it Text A.</w:t>
+      </w:r>
+    </w:p>
+    <w:p>
+      <w:pPr>
+        <w:pStyle w:val="BodyText"/>
+      </w:pPr>
+      <w:r>
+        <w:rPr>
+          <w:b/>
+          <w:bCs/>
+        </w:rPr>
+        <w:t xml:space="preserve">Step 2: Mark the AI-isms.</w:t>
+      </w:r>
+      <w:r>
+        <w:t xml:space="preserve"> </w:t>
+      </w:r>
+      <w:r>
+        <w:t xml:space="preserve">Read Text A and count how many of these appear:</w:t>
+      </w:r>
+    </w:p>
+    <w:tbl>
+      <w:tblPr>
+        <w:tblStyle w:val="Table"/>
+        <w:tblW w:type="pct" w:w="5000"/>
+        <w:tblLayout w:type="fixed"/>
+        <w:tblLook w:firstRow="1" w:lastRow="0" w:firstColumn="0" w:lastColumn="0" w:noHBand="0" w:noVBand="0" w:val="0020"/>
+      </w:tblPr>
+      <w:tblGrid>
+        <w:gridCol w:w="3751"/>
+        <w:gridCol w:w="2084"/>
+        <w:gridCol w:w="2084"/>
+      </w:tblGrid>
+      <w:tr>
+        <w:trPr>
+          <w:tblHeader w:val="on"/>
+        </w:trPr>
+        <w:tc>
+          <w:tcPr/>
+          <w:p>
+            <w:pPr>
+              <w:pStyle w:val="Compact"/>
+            </w:pPr>
+            <w:r>
+              <w:t xml:space="preserve">Pattern</w:t>
+            </w:r>
+          </w:p>
+        </w:tc>
+        <w:tc>
+          <w:tcPr/>
+          <w:p>
+            <w:pPr>
+              <w:pStyle w:val="Compact"/>
+              <w:jc w:val="center"/>
+            </w:pPr>
+            <w:r>
+              <w:t xml:space="preserve">Count in Text A</w:t>
+            </w:r>
+          </w:p>
+        </w:tc>
+        <w:tc>
+          <w:tcPr/>
+          <w:p>
+            <w:pPr>
+              <w:pStyle w:val="Compact"/>
+              <w:jc w:val="center"/>
+            </w:pPr>
+            <w:r>
+              <w:t xml:space="preserve">Count in Text B</w:t>
+            </w:r>
+          </w:p>
+        </w:tc>
+      </w:tr>
+      <w:tr>
+        <w:tc>
+          <w:tcPr/>
+          <w:p>
+            <w:pPr>
+              <w:pStyle w:val="Compact"/>
+            </w:pPr>
+            <w:r>
+              <w:t xml:space="preserve">Em dashes ( — )</w:t>
+            </w:r>
+          </w:p>
+        </w:tc>
+        <w:tc>
+          <w:tcPr/>
+          <w:p>
+            <w:pPr>
+              <w:pStyle w:val="Compact"/>
+            </w:pPr>
+          </w:p>
+        </w:tc>
+        <w:tc>
+          <w:tcPr/>
+          <w:p>
+            <w:pPr>
+              <w:pStyle w:val="Compact"/>
+            </w:pPr>
+          </w:p>
+        </w:tc>
+      </w:tr>
+      <w:tr>
+        <w:tc>
+          <w:tcPr/>
+          <w:p>
+            <w:pPr>
+              <w:pStyle w:val="Compact"/>
+            </w:pPr>
+            <w:r>
+              <w:t xml:space="preserve">“Not only… but also”</w:t>
+            </w:r>
+            <w:r>
+              <w:t xml:space="preserve"> </w:t>
+            </w:r>
+            <w:r>
+              <w:t xml:space="preserve">or</w:t>
+            </w:r>
+            <w:r>
+              <w:t xml:space="preserve"> </w:t>
+            </w:r>
+            <w:r>
+              <w:t xml:space="preserve">“It’s not X, it’s Y”</w:t>
+            </w:r>
+          </w:p>
+        </w:tc>
+        <w:tc>
+          <w:tcPr/>
+          <w:p>
+            <w:pPr>
+              <w:pStyle w:val="Compact"/>
+            </w:pPr>
+          </w:p>
+        </w:tc>
+        <w:tc>
+          <w:tcPr/>
+          <w:p>
+            <w:pPr>
+              <w:pStyle w:val="Compact"/>
+            </w:pPr>
+          </w:p>
+        </w:tc>
+      </w:tr>
+      <w:tr>
+        <w:tc>
+          <w:tcPr/>
+          <w:p>
+            <w:pPr>
+              <w:pStyle w:val="Compact"/>
+            </w:pPr>
+            <w:r>
+              <w:t xml:space="preserve">Lists of exactly three items</w:t>
+            </w:r>
+          </w:p>
+        </w:tc>
+        <w:tc>
+          <w:tcPr/>
+          <w:p>
+            <w:pPr>
+              <w:pStyle w:val="Compact"/>
+            </w:pPr>
+          </w:p>
+        </w:tc>
+        <w:tc>
+          <w:tcPr/>
+          <w:p>
+            <w:pPr>
+              <w:pStyle w:val="Compact"/>
+            </w:pPr>
+          </w:p>
+        </w:tc>
+      </w:tr>
+      <w:tr>
+        <w:tc>
+          <w:tcPr/>
+          <w:p>
+            <w:pPr>
+              <w:pStyle w:val="Compact"/>
+            </w:pPr>
+            <w:r>
+              <w:t xml:space="preserve">Words such as</w:t>
+            </w:r>
+            <w:r>
+              <w:t xml:space="preserve"> </w:t>
+            </w:r>
+            <w:r>
+              <w:t xml:space="preserve">“crucial”</w:t>
+            </w:r>
+            <w:r>
+              <w:t xml:space="preserve">,</w:t>
+            </w:r>
+            <w:r>
+              <w:t xml:space="preserve"> </w:t>
+            </w:r>
+            <w:r>
+              <w:t xml:space="preserve">“delve”</w:t>
+            </w:r>
+            <w:r>
+              <w:t xml:space="preserve">,</w:t>
+            </w:r>
+            <w:r>
+              <w:t xml:space="preserve"> </w:t>
+            </w:r>
+            <w:r>
+              <w:t xml:space="preserve">“robust”</w:t>
+            </w:r>
+            <w:r>
+              <w:t xml:space="preserve">,</w:t>
+            </w:r>
+            <w:r>
+              <w:t xml:space="preserve"> </w:t>
+            </w:r>
+            <w:r>
+              <w:t xml:space="preserve">“leverage”</w:t>
+            </w:r>
+            <w:r>
+              <w:t xml:space="preserve">,</w:t>
+            </w:r>
+            <w:r>
+              <w:t xml:space="preserve"> </w:t>
+            </w:r>
+            <w:r>
+              <w:t xml:space="preserve">“landscape”</w:t>
+            </w:r>
+          </w:p>
+        </w:tc>
+        <w:tc>
+          <w:tcPr/>
+          <w:p>
+            <w:pPr>
+              <w:pStyle w:val="Compact"/>
+            </w:pPr>
+          </w:p>
+        </w:tc>
+        <w:tc>
+          <w:tcPr/>
+          <w:p>
+            <w:pPr>
+              <w:pStyle w:val="Compact"/>
+            </w:pPr>
+          </w:p>
+        </w:tc>
+      </w:tr>
+      <w:tr>
+        <w:tc>
+          <w:tcPr/>
+          <w:p>
+            <w:pPr>
+              <w:pStyle w:val="Compact"/>
+            </w:pPr>
+            <w:r>
+              <w:t xml:space="preserve">Openers such as</w:t>
+            </w:r>
+            <w:r>
+              <w:t xml:space="preserve"> </w:t>
+            </w:r>
+            <w:r>
+              <w:t xml:space="preserve">“It’s important to note”</w:t>
+            </w:r>
+            <w:r>
+              <w:t xml:space="preserve">,</w:t>
+            </w:r>
+            <w:r>
+              <w:t xml:space="preserve"> </w:t>
+            </w:r>
+            <w:r>
+              <w:t xml:space="preserve">“Essentially”</w:t>
+            </w:r>
+            <w:r>
+              <w:t xml:space="preserve">,</w:t>
+            </w:r>
+            <w:r>
+              <w:t xml:space="preserve"> </w:t>
+            </w:r>
+            <w:r>
+              <w:t xml:space="preserve">“Importantly”</w:t>
+            </w:r>
+          </w:p>
+        </w:tc>
+        <w:tc>
+          <w:tcPr/>
+          <w:p>
+            <w:pPr>
+              <w:pStyle w:val="Compact"/>
+            </w:pPr>
+          </w:p>
+        </w:tc>
+        <w:tc>
+          <w:tcPr/>
+          <w:p>
+            <w:pPr>
+              <w:pStyle w:val="Compact"/>
+            </w:pPr>
+          </w:p>
+        </w:tc>
+      </w:tr>
+      <w:tr>
+        <w:tc>
+          <w:tcPr/>
+          <w:p>
+            <w:pPr>
+              <w:pStyle w:val="Compact"/>
+            </w:pPr>
+            <w:r>
+              <w:t xml:space="preserve">A final sentence that restates the paragraph</w:t>
+            </w:r>
+          </w:p>
+        </w:tc>
+        <w:tc>
+          <w:tcPr/>
+          <w:p>
+            <w:pPr>
+              <w:pStyle w:val="Compact"/>
+            </w:pPr>
+          </w:p>
+        </w:tc>
+        <w:tc>
+          <w:tcPr/>
+          <w:p>
+            <w:pPr>
+              <w:pStyle w:val="Compact"/>
+            </w:pPr>
+          </w:p>
+        </w:tc>
+      </w:tr>
+    </w:tbl>
+    <w:p>
+      <w:pPr>
+        <w:pStyle w:val="BodyText"/>
+      </w:pPr>
+      <w:r>
+        <w:rPr>
+          <w:b/>
+          <w:bCs/>
+        </w:rPr>
+        <w:t xml:space="preserve">Step 3: Teach it your voice.</w:t>
+      </w:r>
+      <w:r>
+        <w:t xml:space="preserve"> </w:t>
+      </w:r>
+      <w:r>
+        <w:t xml:space="preserve">Open a new chat. Paste three paragraphs you wrote yourself for Assignments 01 to 04 (your own words, not the model’s). Then write:</w:t>
+      </w:r>
+      <w:r>
+        <w:t xml:space="preserve"> </w:t>
+      </w:r>
+      <w:r>
+        <w:rPr>
+          <w:i/>
+          <w:iCs/>
+        </w:rPr>
+        <w:t xml:space="preserve">“The three paragraphs above are my writing. Rewrite the following text in my style. Keep every fact. Do not add or remove information.”</w:t>
+      </w:r>
+      <w:r>
+        <w:t xml:space="preserve"> </w:t>
+      </w:r>
+      <w:r>
+        <w:t xml:space="preserve">Paste Text A. Copy the response. Call it Text B.</w:t>
+      </w:r>
+    </w:p>
+    <w:p>
+      <w:pPr>
+        <w:pStyle w:val="BodyText"/>
+      </w:pPr>
+      <w:r>
+        <w:rPr>
+          <w:b/>
+          <w:bCs/>
+        </w:rPr>
+        <w:t xml:space="preserve">Step 4: Check.</w:t>
+      </w:r>
+      <w:r>
+        <w:t xml:space="preserve"> </w:t>
+      </w:r>
+      <w:r>
+        <w:t xml:space="preserve">Fill in the second column of the table for Text B. Then check that every fact in Text A is still in Text B, and that nothing new was added.</w:t>
+      </w:r>
+    </w:p>
+    <w:p>
+      <w:pPr>
+        <w:pStyle w:val="BodyText"/>
+      </w:pPr>
+      <w:r>
+        <w:rPr>
+          <w:b/>
+          <w:bCs/>
+        </w:rPr>
+        <w:t xml:space="preserve">Analysis:</w:t>
+      </w:r>
+    </w:p>
+    <w:p>
+      <w:pPr>
+        <w:pStyle w:val="Compact"/>
+        <w:numPr>
+          <w:ilvl w:val="0"/>
+          <w:numId w:val="1010"/>
+        </w:numPr>
+      </w:pPr>
+      <w:r>
+        <w:t xml:space="preserve">Report both counts. Which patterns disappeared and which survived?</w:t>
+      </w:r>
+    </w:p>
+    <w:p>
+      <w:pPr>
+        <w:pStyle w:val="Compact"/>
+        <w:numPr>
+          <w:ilvl w:val="0"/>
+          <w:numId w:val="1010"/>
+        </w:numPr>
+      </w:pPr>
+      <w:r>
+        <w:t xml:space="preserve">Name two features of your writing the model copied (sentence length, a phrase you use, how you start paragraphs, etc)</w:t>
+      </w:r>
+    </w:p>
+    <w:p>
+      <w:pPr>
+        <w:pStyle w:val="Compact"/>
+        <w:numPr>
+          <w:ilvl w:val="0"/>
+          <w:numId w:val="1010"/>
+        </w:numPr>
+      </w:pPr>
+      <w:r>
+        <w:t xml:space="preserve">Would you submit Text B as your own work? In a few sentences, say why or why not</w:t>
+      </w:r>
+    </w:p>
+    <w:p>
+      <w:r>
+        <w:pict>
+          <v:rect style="width:0;height:1.5pt" o:hralign="center" o:hrstd="t" o:hr="t"/>
+        </w:pict>
+      </w:r>
+    </w:p>
+    <w:p>
+      <w:pPr>
+        <w:pStyle w:val="FirstParagraph"/>
+      </w:pPr>
+      <w:r>
+        <w:rPr>
+          <w:i/>
+          <w:iCs/>
+        </w:rPr>
+        <w:t xml:space="preserve">Your answer:</w:t>
+      </w:r>
+    </w:p>
+    <w:p>
+      <w:pPr>
+        <w:pStyle w:val="BodyText"/>
+      </w:pPr>
+      <w:r>
+        <w:br/>
+      </w:r>
+      <w:r>
+        <w:br/>
+      </w:r>
+      <w:r>
+        <w:br/>
+      </w:r>
+    </w:p>
+    <w:p>
+      <w:r>
+        <w:pict>
+          <v:rect style="width:0;height:1.5pt" o:hralign="center" o:hrstd="t" o:hr="t"/>
+        </w:pict>
+      </w:r>
+    </w:p>
+    <w:bookmarkEnd w:id="13"/>
+    <w:bookmarkStart w:id="16" w:name="question-5-what-does-it-know-about-us"/>
+    <w:p>
+      <w:pPr>
+        <w:pStyle w:val="Heading3"/>
+      </w:pPr>
+      <w:r>
+        <w:t xml:space="preserve">Question 5: What does it know about us?</w:t>
+      </w:r>
+    </w:p>
+    <w:p>
+      <w:pPr>
+        <w:pStyle w:val="FirstParagraph"/>
+      </w:pPr>
+      <w:r>
+        <w:t xml:space="preserve">Lecture 11 explained that a model can only be right about what was in its training data, and that it fills gaps with plausible patterns. This course is a good test: our slides are (probably) not in any model’s training data.</w:t>
+      </w:r>
+    </w:p>
+    <w:p>
+      <w:pPr>
+        <w:pStyle w:val="BodyText"/>
+      </w:pPr>
+      <w:r>
+        <w:rPr>
+          <w:b/>
+          <w:bCs/>
+        </w:rPr>
+        <w:t xml:space="preserve">Setup.</w:t>
+      </w:r>
+      <w:r>
+        <w:t xml:space="preserve"> </w:t>
+      </w:r>
+      <w:r>
+        <w:t xml:space="preserve">Go to</w:t>
+      </w:r>
+      <w:r>
+        <w:t xml:space="preserve"> </w:t>
+      </w:r>
+      <w:hyperlink r:id="rId14">
         <w:r>
           <w:rPr>
             <w:rStyle w:val="Hyperlink"/>
           </w:rPr>
-          <w:t xml:space="preserve">chat.z.ai</w:t>
+          <w:t xml:space="preserve">aistudio.google.com</w:t>
         </w:r>
       </w:hyperlink>
       <w:r>
         <w:t xml:space="preserve"> </w:t>
       </w:r>
       <w:r>
-        <w:t xml:space="preserve">because you can turn off both internet search and deep thinking. This is important: if the model can search the web, it won’t hallucinate as much, and we want to see hallucinations in action.</w:t>
-      </w:r>
-    </w:p>
-    <w:p>
-      <w:pPr>
-        <w:pStyle w:val="BodyText"/>
-      </w:pPr>
+        <w:t xml:space="preserve">and sign in. In the settings panel, turn</w:t>
+      </w:r>
+      <w:r>
+        <w:t xml:space="preserve"> </w:t>
+      </w:r>
       <w:r>
         <w:rPr>
           <w:b/>
           <w:bCs/>
         </w:rPr>
+        <w:t xml:space="preserve">off</w:t>
+      </w:r>
+      <w:r>
+        <w:t xml:space="preserve"> </w:t>
+      </w:r>
+      <w:r>
+        <w:t xml:space="preserve">any web search or grounding option and set the thinking or reasoning level to its lowest setting. We want the model’s memory, not a search result. If you cannot find a setting, say so in your answer and carry on.</w:t>
+      </w:r>
+    </w:p>
+    <w:p>
+      <w:pPr>
+        <w:pStyle w:val="BodyText"/>
+      </w:pPr>
+      <w:r>
+        <w:rPr>
+          <w:b/>
+          <w:bCs/>
+        </w:rPr>
         <w:t xml:space="preserve">Your task:</w:t>
       </w:r>
     </w:p>
@@ -363,25 +2479,56 @@
         <w:pStyle w:val="Compact"/>
         <w:numPr>
           <w:ilvl w:val="0"/>
-          <w:numId w:val="1002"/>
-        </w:numPr>
-      </w:pPr>
-      <w:r>
-        <w:t xml:space="preserve">Go to</w:t>
-      </w:r>
-      <w:r>
-        <w:t xml:space="preserve"> </w:t>
-      </w:r>
-      <w:hyperlink r:id="rId9">
+          <w:numId w:val="1011"/>
+        </w:numPr>
+      </w:pPr>
+      <w:r>
+        <w:t xml:space="preserve">In a new chat, ask:</w:t>
+      </w:r>
+      <w:r>
+        <w:t xml:space="preserve"> </w:t>
+      </w:r>
+      <w:r>
+        <w:rPr>
+          <w:i/>
+          <w:iCs/>
+        </w:rPr>
+        <w:t xml:space="preserve">“Describe DATASCI 101, Introduction to AI Applications, at Emory University. What topics does it cover, how is it assessed, and what was covered in lecture 02?”</w:t>
+      </w:r>
+      <w:r>
+        <w:t xml:space="preserve"> </w:t>
+      </w:r>
+      <w:r>
+        <w:t xml:space="preserve">Copy the response.</w:t>
+      </w:r>
+    </w:p>
+    <w:p>
+      <w:pPr>
+        <w:pStyle w:val="Compact"/>
+        <w:numPr>
+          <w:ilvl w:val="0"/>
+          <w:numId w:val="1011"/>
+        </w:numPr>
+      </w:pPr>
+      <w:r>
+        <w:t xml:space="preserve">Open the</w:t>
+      </w:r>
+      <w:r>
+        <w:t xml:space="preserve"> </w:t>
+      </w:r>
+      <w:hyperlink r:id="rId15">
         <w:r>
           <w:rPr>
             <w:rStyle w:val="Hyperlink"/>
           </w:rPr>
-          <w:t xml:space="preserve">chat.z.ai</w:t>
+          <w:t xml:space="preserve">syllabus</w:t>
         </w:r>
       </w:hyperlink>
       <w:r>
-        <w:t xml:space="preserve">.</w:t>
+        <w:t xml:space="preserve"> </w:t>
+      </w:r>
+      <w:r>
+        <w:t xml:space="preserve">and check the response sentence by sentence. Mark each sentence as</w:t>
       </w:r>
       <w:r>
         <w:t xml:space="preserve"> </w:t>
@@ -391,13 +2538,25 @@
           <w:b/>
           <w:bCs/>
         </w:rPr>
-        <w:t xml:space="preserve">Turn off both</w:t>
+        <w:t xml:space="preserve">True</w:t>
+      </w:r>
+      <w:r>
+        <w:t xml:space="preserve">,</w:t>
+      </w:r>
+      <w:r>
+        <w:t xml:space="preserve"> </w:t>
       </w:r>
       <w:r>
         <w:rPr>
           <w:b/>
           <w:bCs/>
         </w:rPr>
+        <w:t xml:space="preserve">False</w:t>
+      </w:r>
+      <w:r>
+        <w:t xml:space="preserve">, or</w:t>
+      </w:r>
+      <w:r>
         <w:t xml:space="preserve"> </w:t>
       </w:r>
       <w:r>
@@ -405,27 +2564,306 @@
           <w:b/>
           <w:bCs/>
         </w:rPr>
-        <w:t xml:space="preserve">“Search”</w:t>
-      </w:r>
+        <w:t xml:space="preserve">Unverifiable</w:t>
+      </w:r>
+      <w:r>
+        <w:t xml:space="preserve"> </w:t>
+      </w:r>
+      <w:r>
+        <w:t xml:space="preserve">(too vague to check either way).</w:t>
+      </w:r>
+    </w:p>
+    <w:p>
+      <w:pPr>
+        <w:pStyle w:val="FirstParagraph"/>
+      </w:pPr>
       <w:r>
         <w:rPr>
           <w:b/>
           <w:bCs/>
         </w:rPr>
-        <w:t xml:space="preserve"> </w:t>
-      </w:r>
+        <w:t xml:space="preserve">Report:</w:t>
+      </w:r>
+    </w:p>
+    <w:tbl>
+      <w:tblPr>
+        <w:tblStyle w:val="Table"/>
+        <w:tblW w:type="pct" w:w="5000"/>
+        <w:tblLayout w:type="fixed"/>
+        <w:tblLook w:firstRow="1" w:lastRow="0" w:firstColumn="0" w:lastColumn="0" w:noHBand="0" w:noVBand="0" w:val="0020"/>
+      </w:tblPr>
+      <w:tblGrid>
+        <w:gridCol w:w="1033"/>
+        <w:gridCol w:w="1721"/>
+        <w:gridCol w:w="1721"/>
+        <w:gridCol w:w="1721"/>
+        <w:gridCol w:w="1721"/>
+      </w:tblGrid>
+      <w:tr>
+        <w:trPr>
+          <w:tblHeader w:val="on"/>
+        </w:trPr>
+        <w:tc>
+          <w:tcPr/>
+          <w:p>
+            <w:pPr>
+              <w:pStyle w:val="Compact"/>
+            </w:pPr>
+            <w:r>
+              <w:t xml:space="preserve">Response</w:t>
+            </w:r>
+          </w:p>
+        </w:tc>
+        <w:tc>
+          <w:tcPr/>
+          <w:p>
+            <w:pPr>
+              <w:pStyle w:val="Compact"/>
+              <w:jc w:val="center"/>
+            </w:pPr>
+            <w:r>
+              <w:t xml:space="preserve">True sentences</w:t>
+            </w:r>
+          </w:p>
+        </w:tc>
+        <w:tc>
+          <w:tcPr/>
+          <w:p>
+            <w:pPr>
+              <w:pStyle w:val="Compact"/>
+              <w:jc w:val="center"/>
+            </w:pPr>
+            <w:r>
+              <w:t xml:space="preserve">False sentences</w:t>
+            </w:r>
+          </w:p>
+        </w:tc>
+        <w:tc>
+          <w:tcPr/>
+          <w:p>
+            <w:pPr>
+              <w:pStyle w:val="Compact"/>
+              <w:jc w:val="center"/>
+            </w:pPr>
+            <w:r>
+              <w:t xml:space="preserve">Unverifiable sentences</w:t>
+            </w:r>
+          </w:p>
+        </w:tc>
+        <w:tc>
+          <w:tcPr/>
+          <w:p>
+            <w:pPr>
+              <w:pStyle w:val="Compact"/>
+              <w:jc w:val="center"/>
+            </w:pPr>
+            <w:r>
+              <w:t xml:space="preserve">Did the model say it was unsure?</w:t>
+            </w:r>
+          </w:p>
+        </w:tc>
+      </w:tr>
+      <w:tr>
+        <w:tc>
+          <w:tcPr/>
+          <w:p>
+            <w:pPr>
+              <w:pStyle w:val="Compact"/>
+            </w:pPr>
+            <w:r>
+              <w:t xml:space="preserve">Course description</w:t>
+            </w:r>
+          </w:p>
+        </w:tc>
+        <w:tc>
+          <w:tcPr/>
+          <w:p>
+            <w:pPr>
+              <w:pStyle w:val="Compact"/>
+            </w:pPr>
+          </w:p>
+        </w:tc>
+        <w:tc>
+          <w:tcPr/>
+          <w:p>
+            <w:pPr>
+              <w:pStyle w:val="Compact"/>
+            </w:pPr>
+          </w:p>
+        </w:tc>
+        <w:tc>
+          <w:tcPr/>
+          <w:p>
+            <w:pPr>
+              <w:pStyle w:val="Compact"/>
+            </w:pPr>
+          </w:p>
+        </w:tc>
+        <w:tc>
+          <w:tcPr/>
+          <w:p>
+            <w:pPr>
+              <w:pStyle w:val="Compact"/>
+            </w:pPr>
+          </w:p>
+        </w:tc>
+      </w:tr>
+      <w:tr>
+        <w:tc>
+          <w:tcPr/>
+          <w:p>
+            <w:pPr>
+              <w:pStyle w:val="Compact"/>
+            </w:pPr>
+            <w:r>
+              <w:t xml:space="preserve">Lecture 02</w:t>
+            </w:r>
+          </w:p>
+        </w:tc>
+        <w:tc>
+          <w:tcPr/>
+          <w:p>
+            <w:pPr>
+              <w:pStyle w:val="Compact"/>
+            </w:pPr>
+          </w:p>
+        </w:tc>
+        <w:tc>
+          <w:tcPr/>
+          <w:p>
+            <w:pPr>
+              <w:pStyle w:val="Compact"/>
+            </w:pPr>
+          </w:p>
+        </w:tc>
+        <w:tc>
+          <w:tcPr/>
+          <w:p>
+            <w:pPr>
+              <w:pStyle w:val="Compact"/>
+            </w:pPr>
+          </w:p>
+        </w:tc>
+        <w:tc>
+          <w:tcPr/>
+          <w:p>
+            <w:pPr>
+              <w:pStyle w:val="Compact"/>
+            </w:pPr>
+          </w:p>
+        </w:tc>
+      </w:tr>
+    </w:tbl>
+    <w:p>
+      <w:pPr>
+        <w:pStyle w:val="BodyText"/>
+      </w:pPr>
       <w:r>
         <w:rPr>
           <w:b/>
           <w:bCs/>
         </w:rPr>
-        <w:t xml:space="preserve">and</w:t>
+        <w:t xml:space="preserve">Analysis:</w:t>
+      </w:r>
+    </w:p>
+    <w:p>
+      <w:pPr>
+        <w:pStyle w:val="Compact"/>
+        <w:numPr>
+          <w:ilvl w:val="0"/>
+          <w:numId w:val="1012"/>
+        </w:numPr>
+      </w:pPr>
+      <w:r>
+        <w:t xml:space="preserve">Quote the most confident false sentence. Where do you think it came from? (Lecture 11 called this interpolation: filling a gap with what similar courses usually contain)</w:t>
+      </w:r>
+    </w:p>
+    <w:p>
+      <w:pPr>
+        <w:pStyle w:val="Compact"/>
+        <w:numPr>
+          <w:ilvl w:val="0"/>
+          <w:numId w:val="1012"/>
+        </w:numPr>
+      </w:pPr>
+      <w:r>
+        <w:t xml:space="preserve">If the model refused or said it did not know, was that the right response? What would it take for a model to answer this question correctly?</w:t>
+      </w:r>
+    </w:p>
+    <w:p>
+      <w:r>
+        <w:pict>
+          <v:rect style="width:0;height:1.5pt" o:hralign="center" o:hrstd="t" o:hr="t"/>
+        </w:pict>
+      </w:r>
+    </w:p>
+    <w:p>
+      <w:pPr>
+        <w:pStyle w:val="FirstParagraph"/>
+      </w:pPr>
+      <w:r>
+        <w:rPr>
+          <w:i/>
+          <w:iCs/>
+        </w:rPr>
+        <w:t xml:space="preserve">Your answer:</w:t>
+      </w:r>
+    </w:p>
+    <w:p>
+      <w:pPr>
+        <w:pStyle w:val="BodyText"/>
+      </w:pPr>
+      <w:r>
+        <w:br/>
+      </w:r>
+      <w:r>
+        <w:br/>
+      </w:r>
+      <w:r>
+        <w:br/>
+      </w:r>
+    </w:p>
+    <w:p>
+      <w:r>
+        <w:pict>
+          <v:rect style="width:0;height:1.5pt" o:hralign="center" o:hrstd="t" o:hr="t"/>
+        </w:pict>
+      </w:r>
+    </w:p>
+    <w:bookmarkEnd w:id="16"/>
+    <w:bookmarkStart w:id="17" w:name="question-6-real-world-failures"/>
+    <w:p>
+      <w:pPr>
+        <w:pStyle w:val="Heading3"/>
+      </w:pPr>
+      <w:r>
+        <w:t xml:space="preserve">Question 6: Real-world failures</w:t>
+      </w:r>
+    </w:p>
+    <w:p>
+      <w:pPr>
+        <w:pStyle w:val="FirstParagraph"/>
+      </w:pPr>
+      <w:r>
+        <w:t xml:space="preserve">Lecture 11 presented three categories of real-world hallucination failures:</w:t>
+      </w:r>
+      <w:r>
+        <w:t xml:space="preserve"> </w:t>
       </w:r>
       <w:r>
         <w:rPr>
           <w:b/>
           <w:bCs/>
         </w:rPr>
+        <w:t xml:space="preserve">legal</w:t>
+      </w:r>
+      <w:r>
+        <w:t xml:space="preserve"> </w:t>
+      </w:r>
+      <w:r>
+        <w:t xml:space="preserve">(fake case citations),</w:t>
+      </w:r>
+      <w:r>
         <w:t xml:space="preserve"> </w:t>
       </w:r>
       <w:r>
@@ -433,24 +2871,41 @@
           <w:b/>
           <w:bCs/>
         </w:rPr>
-        <w:t xml:space="preserve">“Think”</w:t>
+        <w:t xml:space="preserve">medical</w:t>
+      </w:r>
+      <w:r>
+        <w:t xml:space="preserve"> </w:t>
+      </w:r>
+      <w:r>
+        <w:t xml:space="preserve">(wrong drug advice; Hadi et al. 2024 found 51% of medical answers incorrect) and</w:t>
+      </w:r>
+      <w:r>
+        <w:t xml:space="preserve"> </w:t>
       </w:r>
       <w:r>
         <w:rPr>
           <w:b/>
           <w:bCs/>
         </w:rPr>
-        <w:t xml:space="preserve"> </w:t>
-      </w:r>
+        <w:t xml:space="preserve">academic</w:t>
+      </w:r>
+      <w:r>
+        <w:t xml:space="preserve"> </w:t>
+      </w:r>
+      <w:r>
+        <w:t xml:space="preserve">(fabricated sources).</w:t>
+      </w:r>
+    </w:p>
+    <w:p>
+      <w:pPr>
+        <w:pStyle w:val="BodyText"/>
+      </w:pPr>
       <w:r>
         <w:rPr>
           <w:b/>
           <w:bCs/>
         </w:rPr>
-        <w:t xml:space="preserve">by clicking the toggles below the chat box</w:t>
-      </w:r>
-      <w:r>
-        <w:t xml:space="preserve">. We want to test the model’s raw knowledge, without help.</w:t>
+        <w:t xml:space="preserve">Your task:</w:t>
       </w:r>
     </w:p>
     <w:p>
@@ -458,59 +2913,238 @@
         <w:pStyle w:val="Compact"/>
         <w:numPr>
           <w:ilvl w:val="0"/>
-          <w:numId w:val="1002"/>
-        </w:numPr>
-      </w:pPr>
-      <w:r>
-        <w:t xml:space="preserve">Ask:</w:t>
-      </w:r>
-      <w:r>
-        <w:t xml:space="preserve"> </w:t>
-      </w:r>
+          <w:numId w:val="1013"/>
+        </w:numPr>
+      </w:pPr>
+      <w:r>
+        <w:t xml:space="preserve">Pick ONE scenario:</w:t>
+      </w:r>
+    </w:p>
+    <w:p>
+      <w:pPr>
+        <w:pStyle w:val="Compact"/>
+        <w:numPr>
+          <w:ilvl w:val="1"/>
+          <w:numId w:val="1014"/>
+        </w:numPr>
+      </w:pPr>
+    </w:p>
+    <w:p>
+      <w:pPr>
+        <w:pStyle w:val="Compact"/>
+        <w:numPr>
+          <w:ilvl w:val="2"/>
+          <w:numId w:val="1015"/>
+        </w:numPr>
+      </w:pPr>
+      <w:r>
+        <w:t xml:space="preserve">A law student submits a brief citing three fake court cases generated by ChatGPT</w:t>
+      </w:r>
+    </w:p>
+    <w:p>
+      <w:pPr>
+        <w:pStyle w:val="Compact"/>
+        <w:numPr>
+          <w:ilvl w:val="1"/>
+          <w:numId w:val="1014"/>
+        </w:numPr>
+      </w:pPr>
+    </w:p>
+    <w:p>
+      <w:pPr>
+        <w:pStyle w:val="Compact"/>
+        <w:numPr>
+          <w:ilvl w:val="2"/>
+          <w:numId w:val="1016"/>
+        </w:numPr>
+      </w:pPr>
+      <w:r>
+        <w:t xml:space="preserve">A patient takes an incorrect medication dosage recommended by an AI chatbot</w:t>
+      </w:r>
+    </w:p>
+    <w:p>
+      <w:pPr>
+        <w:pStyle w:val="Compact"/>
+        <w:numPr>
+          <w:ilvl w:val="1"/>
+          <w:numId w:val="1014"/>
+        </w:numPr>
+      </w:pPr>
+    </w:p>
+    <w:p>
+      <w:pPr>
+        <w:pStyle w:val="Compact"/>
+        <w:numPr>
+          <w:ilvl w:val="2"/>
+          <w:numId w:val="1017"/>
+        </w:numPr>
+      </w:pPr>
+      <w:r>
+        <w:t xml:space="preserve">A university student submits an essay with five sources that do not exist</w:t>
+      </w:r>
+    </w:p>
+    <w:p>
+      <w:pPr>
+        <w:pStyle w:val="Compact"/>
+        <w:numPr>
+          <w:ilvl w:val="0"/>
+          <w:numId w:val="1013"/>
+        </w:numPr>
+      </w:pPr>
+      <w:r>
+        <w:t xml:space="preserve">Write 100-200 words answering:</w:t>
+      </w:r>
+    </w:p>
+    <w:p>
+      <w:pPr>
+        <w:pStyle w:val="Compact"/>
+        <w:numPr>
+          <w:ilvl w:val="1"/>
+          <w:numId w:val="1018"/>
+        </w:numPr>
+      </w:pPr>
+      <w:r>
+        <w:t xml:space="preserve">Who is most responsible: the user, the AI company, or regulators? Pick one and defend it</w:t>
+      </w:r>
+    </w:p>
+    <w:p>
+      <w:pPr>
+        <w:pStyle w:val="Compact"/>
+        <w:numPr>
+          <w:ilvl w:val="1"/>
+          <w:numId w:val="1018"/>
+        </w:numPr>
+      </w:pPr>
+      <w:r>
+        <w:t xml:space="preserve">What single change would most likely have prevented the harm?</w:t>
+      </w:r>
+    </w:p>
+    <w:p>
+      <w:pPr>
+        <w:pStyle w:val="Compact"/>
+        <w:numPr>
+          <w:ilvl w:val="1"/>
+          <w:numId w:val="1018"/>
+        </w:numPr>
+      </w:pPr>
+      <w:r>
+        <w:t xml:space="preserve">Should AI tools carry mandatory warning labels for high-stakes domains?</w:t>
+      </w:r>
+    </w:p>
+    <w:p>
+      <w:r>
+        <w:pict>
+          <v:rect style="width:0;height:1.5pt" o:hralign="center" o:hrstd="t" o:hr="t"/>
+        </w:pict>
+      </w:r>
+    </w:p>
+    <w:p>
+      <w:pPr>
+        <w:pStyle w:val="FirstParagraph"/>
+      </w:pPr>
       <w:r>
         <w:rPr>
           <w:i/>
           <w:iCs/>
         </w:rPr>
-        <w:t xml:space="preserve">“Tell me about the 2019 general election in Liechtenstein. Who won, what were the main issues, and what was the voter turnout?”</w:t>
-      </w:r>
-    </w:p>
-    <w:p>
-      <w:pPr>
-        <w:pStyle w:val="Compact"/>
-        <w:numPr>
-          <w:ilvl w:val="0"/>
-          <w:numId w:val="1002"/>
-        </w:numPr>
-      </w:pPr>
-      <w:r>
-        <w:t xml:space="preserve">Copy the response.</w:t>
-      </w:r>
-    </w:p>
-    <w:p>
-      <w:pPr>
-        <w:pStyle w:val="Compact"/>
-        <w:numPr>
-          <w:ilvl w:val="0"/>
-          <w:numId w:val="1002"/>
-        </w:numPr>
-      </w:pPr>
-      <w:r>
-        <w:t xml:space="preserve">Now verify on Wikipedia:</w:t>
-      </w:r>
-      <w:r>
-        <w:t xml:space="preserve"> </w:t>
-      </w:r>
-      <w:hyperlink r:id="rId10">
+        <w:t xml:space="preserve">Your answer:</w:t>
+      </w:r>
+    </w:p>
+    <w:p>
+      <w:pPr>
+        <w:pStyle w:val="BodyText"/>
+      </w:pPr>
+      <w:r>
+        <w:br/>
+      </w:r>
+      <w:r>
+        <w:br/>
+      </w:r>
+      <w:r>
+        <w:br/>
+      </w:r>
+    </w:p>
+    <w:p>
+      <w:r>
+        <w:pict>
+          <v:rect style="width:0;height:1.5pt" o:hralign="center" o:hrstd="t" o:hr="t"/>
+        </w:pict>
+      </w:r>
+    </w:p>
+    <w:bookmarkEnd w:id="17"/>
+    <w:bookmarkStart w:id="19" w:name="bonus-question-is-hallucination-lying"/>
+    <w:p>
+      <w:pPr>
+        <w:pStyle w:val="Heading3"/>
+      </w:pPr>
+      <w:r>
+        <w:t xml:space="preserve">Bonus question: Is hallucination lying?</w:t>
+      </w:r>
+    </w:p>
+    <w:p>
+      <w:pPr>
+        <w:pStyle w:val="FirstParagraph"/>
+      </w:pPr>
+      <w:r>
+        <w:t xml:space="preserve">A lie needs an intent to deceive. A model has no intentions, yet it produces false statements in the same confident voice it uses for true ones. The philosopher Harry Frankfurt called speech that is indifferent to truth, aimed only at sounding right,</w:t>
+      </w:r>
+      <w:r>
+        <w:t xml:space="preserve"> </w:t>
+      </w:r>
+      <w:r>
+        <w:t xml:space="preserve">“bullshit”</w:t>
+      </w:r>
+      <w:r>
+        <w:t xml:space="preserve">, and argued it is more corrosive than lying, because the liar at least keeps track of the truth.</w:t>
+      </w:r>
+      <w:r>
+        <w:t xml:space="preserve"> </w:t>
+      </w:r>
+      <w:hyperlink r:id="rId18">
         <w:r>
           <w:rPr>
             <w:rStyle w:val="Hyperlink"/>
           </w:rPr>
-          <w:t xml:space="preserve">Liechtenstein elections</w:t>
+          <w:t xml:space="preserve">Hicks, Humphries and Slater (2024)</w:t>
         </w:r>
       </w:hyperlink>
       <w:r>
-        <w:t xml:space="preserve">. Check: Did the LLM invent party names? Did it get the year right? Are the issues plausible but fabricated?</w:t>
+        <w:t xml:space="preserve"> </w:t>
+      </w:r>
+      <w:r>
+        <w:t xml:space="preserve">apply this to ChatGPT in a short, open-access paper: they argue that</w:t>
+      </w:r>
+      <w:r>
+        <w:t xml:space="preserve"> </w:t>
+      </w:r>
+      <w:r>
+        <w:t xml:space="preserve">“hallucination”</w:t>
+      </w:r>
+      <w:r>
+        <w:t xml:space="preserve"> </w:t>
+      </w:r>
+      <w:r>
+        <w:t xml:space="preserve">is the wrong word, and</w:t>
+      </w:r>
+      <w:r>
+        <w:t xml:space="preserve"> </w:t>
+      </w:r>
+      <w:r>
+        <w:t xml:space="preserve">“bullshit”</w:t>
+      </w:r>
+      <w:r>
+        <w:t xml:space="preserve"> </w:t>
+      </w:r>
+      <w:r>
+        <w:t xml:space="preserve">is the accurate one.</w:t>
+      </w:r>
+    </w:p>
+    <w:p>
+      <w:pPr>
+        <w:pStyle w:val="BodyText"/>
+      </w:pPr>
+      <w:r>
+        <w:t xml:space="preserve">Write 150-250 words:</w:t>
       </w:r>
     </w:p>
     <w:p>
@@ -518,21 +3152,11 @@
         <w:pStyle w:val="Compact"/>
         <w:numPr>
           <w:ilvl w:val="0"/>
-          <w:numId w:val="1002"/>
-        </w:numPr>
-      </w:pPr>
-      <w:r>
-        <w:t xml:space="preserve">Now ask:</w:t>
-      </w:r>
-      <w:r>
-        <w:t xml:space="preserve"> </w:t>
-      </w:r>
-      <w:r>
-        <w:rPr>
-          <w:i/>
-          <w:iCs/>
-        </w:rPr>
-        <w:t xml:space="preserve">“Tell me about the 1999 US presidential election. Who won and what was the voter turnout?”</w:t>
+          <w:numId w:val="1019"/>
+        </w:numPr>
+      </w:pPr>
+      <w:r>
+        <w:t xml:space="preserve">Do you agree that a model’s false statements are closer to bullshit than to lying? Use one example from this assignment to make your case</w:t>
       </w:r>
     </w:p>
     <w:p>
@@ -540,37 +3164,11 @@
         <w:pStyle w:val="Compact"/>
         <w:numPr>
           <w:ilvl w:val="0"/>
-          <w:numId w:val="1002"/>
-        </w:numPr>
-      </w:pPr>
-      <w:r>
-        <w:t xml:space="preserve">Try to verify this answer on Wikipedia:</w:t>
-      </w:r>
-      <w:r>
-        <w:t xml:space="preserve"> </w:t>
-      </w:r>
-      <w:hyperlink r:id="rId11">
-        <w:r>
-          <w:rPr>
-            <w:rStyle w:val="Hyperlink"/>
-          </w:rPr>
-          <w:t xml:space="preserve">US presidential elections</w:t>
-        </w:r>
-      </w:hyperlink>
-      <w:r>
-        <w:t xml:space="preserve">.</w:t>
-      </w:r>
-    </w:p>
-    <w:p>
-      <w:pPr>
-        <w:pStyle w:val="FirstParagraph"/>
-      </w:pPr>
-      <w:r>
-        <w:rPr>
-          <w:b/>
-          <w:bCs/>
-        </w:rPr>
-        <w:t xml:space="preserve">Analysis:</w:t>
+          <w:numId w:val="1019"/>
+        </w:numPr>
+      </w:pPr>
+      <w:r>
+        <w:t xml:space="preserve">Suppose the industry adopted the word. What would change for users, for the companies that sell these systems, and for how you use them in your own work?</w:t>
       </w:r>
     </w:p>
     <w:p>
@@ -578,51 +3176,20 @@
         <w:pStyle w:val="Compact"/>
         <w:numPr>
           <w:ilvl w:val="0"/>
-          <w:numId w:val="1003"/>
-        </w:numPr>
-      </w:pPr>
-      <w:r>
-        <w:t xml:space="preserve">Did the model answer confidently about an election that never happened?</w:t>
-      </w:r>
-    </w:p>
-    <w:p>
-      <w:pPr>
-        <w:pStyle w:val="Compact"/>
-        <w:numPr>
-          <w:ilvl w:val="0"/>
-          <w:numId w:val="1003"/>
-        </w:numPr>
-      </w:pPr>
-      <w:r>
-        <w:t xml:space="preserve">How confident did the model</w:t>
-      </w:r>
-      <w:r>
-        <w:t xml:space="preserve"> </w:t>
-      </w:r>
-      <w:r>
-        <w:rPr>
-          <w:i/>
-          <w:iCs/>
-        </w:rPr>
-        <w:t xml:space="preserve">sound</w:t>
-      </w:r>
-      <w:r>
-        <w:t xml:space="preserve"> </w:t>
-      </w:r>
-      <w:r>
-        <w:t xml:space="preserve">in each response? Did it hedge or express uncertainty, or did it present fabricated information as fact?</w:t>
-      </w:r>
-    </w:p>
-    <w:p>
-      <w:pPr>
-        <w:pStyle w:val="Compact"/>
-        <w:numPr>
-          <w:ilvl w:val="0"/>
-          <w:numId w:val="1003"/>
-        </w:numPr>
-      </w:pPr>
-      <w:r>
-        <w:t xml:space="preserve">Why does the amount of training data on a topic affect hallucination rates?</w:t>
+          <w:numId w:val="1019"/>
+        </w:numPr>
+      </w:pPr>
+      <w:r>
+        <w:t xml:space="preserve">Frankfurt says the bullshitter does not care whether what they say is true. The people who train models clearly care. Does that rescue the term</w:t>
+      </w:r>
+      <w:r>
+        <w:t xml:space="preserve"> </w:t>
+      </w:r>
+      <w:r>
+        <w:t xml:space="preserve">“hallucination”</w:t>
+      </w:r>
+      <w:r>
+        <w:t xml:space="preserve">, or does it just move the indifference somewhere else?</w:t>
       </w:r>
     </w:p>
     <w:p>
@@ -651,985 +3218,15 @@
       <w:r>
         <w:br/>
       </w:r>
-    </w:p>
-    <w:p>
-      <w:pPr>
-        <w:pStyle w:val="BodyText"/>
-      </w:pPr>
       <w:r>
         <w:br/>
       </w:r>
-    </w:p>
-    <w:p>
-      <w:pPr>
-        <w:pStyle w:val="BodyText"/>
-      </w:pPr>
       <w:r>
         <w:br/>
       </w:r>
     </w:p>
-    <w:p>
-      <w:r>
-        <w:pict>
-          <v:rect style="width:0;height:1.5pt" o:hralign="center" o:hrstd="t" o:hr="t"/>
-        </w:pict>
-      </w:r>
-    </w:p>
-    <w:bookmarkEnd w:id="12"/>
-    <w:bookmarkStart w:id="13" w:name="Xc64907f5be698f0de6ce5e54eb54a356ae0cbd7"/>
-    <w:p>
-      <w:pPr>
-        <w:pStyle w:val="Heading3"/>
-      </w:pPr>
-      <w:r>
-        <w:t xml:space="preserve">Question 2: Real-World Failures Discussion</w:t>
-      </w:r>
-    </w:p>
-    <w:p>
-      <w:pPr>
-        <w:pStyle w:val="FirstParagraph"/>
-      </w:pPr>
-      <w:r>
-        <w:t xml:space="preserve">Lecture 11 presented three categories of real-world hallucination failures:</w:t>
-      </w:r>
-      <w:r>
-        <w:t xml:space="preserve"> </w:t>
-      </w:r>
-      <w:r>
-        <w:rPr>
-          <w:b/>
-          <w:bCs/>
-        </w:rPr>
-        <w:t xml:space="preserve">legal</w:t>
-      </w:r>
-      <w:r>
-        <w:t xml:space="preserve"> </w:t>
-      </w:r>
-      <w:r>
-        <w:t xml:space="preserve">(fake case citations),</w:t>
-      </w:r>
-      <w:r>
-        <w:t xml:space="preserve"> </w:t>
-      </w:r>
-      <w:r>
-        <w:rPr>
-          <w:b/>
-          <w:bCs/>
-        </w:rPr>
-        <w:t xml:space="preserve">medical</w:t>
-      </w:r>
-      <w:r>
-        <w:t xml:space="preserve"> </w:t>
-      </w:r>
-      <w:r>
-        <w:t xml:space="preserve">(wrong drug dosages — Hadi et al. 2024 found 51% incorrect medical advice), and</w:t>
-      </w:r>
-      <w:r>
-        <w:t xml:space="preserve"> </w:t>
-      </w:r>
-      <w:r>
-        <w:rPr>
-          <w:b/>
-          <w:bCs/>
-        </w:rPr>
-        <w:t xml:space="preserve">academic</w:t>
-      </w:r>
-      <w:r>
-        <w:t xml:space="preserve"> </w:t>
-      </w:r>
-      <w:r>
-        <w:t xml:space="preserve">(fabricated sources and papers).</w:t>
-      </w:r>
-    </w:p>
-    <w:p>
-      <w:pPr>
-        <w:pStyle w:val="BodyText"/>
-      </w:pPr>
-      <w:r>
-        <w:rPr>
-          <w:b/>
-          <w:bCs/>
-        </w:rPr>
-        <w:t xml:space="preserve">Your task:</w:t>
-      </w:r>
-    </w:p>
-    <w:p>
-      <w:pPr>
-        <w:pStyle w:val="Compact"/>
-        <w:numPr>
-          <w:ilvl w:val="0"/>
-          <w:numId w:val="1004"/>
-        </w:numPr>
-      </w:pPr>
-      <w:r>
-        <w:t xml:space="preserve">Pick ONE scenario:</w:t>
-      </w:r>
-    </w:p>
-    <w:p>
-      <w:pPr>
-        <w:pStyle w:val="Compact"/>
-        <w:numPr>
-          <w:ilvl w:val="1"/>
-          <w:numId w:val="1005"/>
-        </w:numPr>
-      </w:pPr>
-    </w:p>
-    <w:p>
-      <w:pPr>
-        <w:pStyle w:val="Compact"/>
-        <w:numPr>
-          <w:ilvl w:val="2"/>
-          <w:numId w:val="1006"/>
-        </w:numPr>
-      </w:pPr>
-      <w:r>
-        <w:t xml:space="preserve">A law student submits a brief citing three fake court cases generated by ChatGPT</w:t>
-      </w:r>
-    </w:p>
-    <w:p>
-      <w:pPr>
-        <w:pStyle w:val="Compact"/>
-        <w:numPr>
-          <w:ilvl w:val="1"/>
-          <w:numId w:val="1005"/>
-        </w:numPr>
-      </w:pPr>
-    </w:p>
-    <w:p>
-      <w:pPr>
-        <w:pStyle w:val="Compact"/>
-        <w:numPr>
-          <w:ilvl w:val="2"/>
-          <w:numId w:val="1007"/>
-        </w:numPr>
-      </w:pPr>
-      <w:r>
-        <w:t xml:space="preserve">A patient takes an incorrect medication dosage recommended by an AI chatbot</w:t>
-      </w:r>
-    </w:p>
-    <w:p>
-      <w:pPr>
-        <w:pStyle w:val="Compact"/>
-        <w:numPr>
-          <w:ilvl w:val="1"/>
-          <w:numId w:val="1005"/>
-        </w:numPr>
-      </w:pPr>
-    </w:p>
-    <w:p>
-      <w:pPr>
-        <w:pStyle w:val="Compact"/>
-        <w:numPr>
-          <w:ilvl w:val="2"/>
-          <w:numId w:val="1008"/>
-        </w:numPr>
-      </w:pPr>
-      <w:r>
-        <w:t xml:space="preserve">A university student submits an essay with five sources that don’t exist</w:t>
-      </w:r>
-    </w:p>
-    <w:p>
-      <w:pPr>
-        <w:pStyle w:val="Compact"/>
-        <w:numPr>
-          <w:ilvl w:val="0"/>
-          <w:numId w:val="1004"/>
-        </w:numPr>
-      </w:pPr>
-      <w:r>
-        <w:t xml:space="preserve">Write a short response (100–200 words) addressing:</w:t>
-      </w:r>
-    </w:p>
-    <w:p>
-      <w:pPr>
-        <w:pStyle w:val="Compact"/>
-        <w:numPr>
-          <w:ilvl w:val="1"/>
-          <w:numId w:val="1009"/>
-        </w:numPr>
-      </w:pPr>
-      <w:r>
-        <w:t xml:space="preserve">Who is most responsible: the user, the AI company, or regulators?</w:t>
-      </w:r>
-    </w:p>
-    <w:p>
-      <w:pPr>
-        <w:pStyle w:val="Compact"/>
-        <w:numPr>
-          <w:ilvl w:val="1"/>
-          <w:numId w:val="1009"/>
-        </w:numPr>
-      </w:pPr>
-      <w:r>
-        <w:t xml:space="preserve">What could have prevented the harm?</w:t>
-      </w:r>
-    </w:p>
-    <w:p>
-      <w:pPr>
-        <w:pStyle w:val="Compact"/>
-        <w:numPr>
-          <w:ilvl w:val="1"/>
-          <w:numId w:val="1009"/>
-        </w:numPr>
-      </w:pPr>
-      <w:r>
-        <w:t xml:space="preserve">Should AI tools carry mandatory warning labels for high-stakes domains?</w:t>
-      </w:r>
-    </w:p>
-    <w:p>
-      <w:r>
-        <w:pict>
-          <v:rect style="width:0;height:1.5pt" o:hralign="center" o:hrstd="t" o:hr="t"/>
-        </w:pict>
-      </w:r>
-    </w:p>
-    <w:p>
-      <w:pPr>
-        <w:pStyle w:val="FirstParagraph"/>
-      </w:pPr>
-      <w:r>
-        <w:rPr>
-          <w:i/>
-          <w:iCs/>
-        </w:rPr>
-        <w:t xml:space="preserve">Your answer:</w:t>
-      </w:r>
-    </w:p>
-    <w:p>
-      <w:pPr>
-        <w:pStyle w:val="BodyText"/>
-      </w:pPr>
-      <w:r>
-        <w:br/>
-      </w:r>
-    </w:p>
-    <w:p>
-      <w:pPr>
-        <w:pStyle w:val="BodyText"/>
-      </w:pPr>
-      <w:r>
-        <w:br/>
-      </w:r>
-    </w:p>
-    <w:p>
-      <w:pPr>
-        <w:pStyle w:val="BodyText"/>
-      </w:pPr>
-      <w:r>
-        <w:br/>
-      </w:r>
-    </w:p>
-    <w:p>
-      <w:r>
-        <w:pict>
-          <v:rect style="width:0;height:1.5pt" o:hralign="center" o:hrstd="t" o:hr="t"/>
-        </w:pict>
-      </w:r>
-    </w:p>
-    <w:bookmarkEnd w:id="13"/>
-    <w:bookmarkStart w:id="14" w:name="Xf13785419b9926820e5c1db8d16298862fefebc"/>
-    <w:p>
-      <w:pPr>
-        <w:pStyle w:val="Heading3"/>
-      </w:pPr>
-      <w:r>
-        <w:t xml:space="preserve">Question 3: Hallucination Domain Risk Assessment</w:t>
-      </w:r>
-    </w:p>
-    <w:p>
-      <w:pPr>
-        <w:pStyle w:val="FirstParagraph"/>
-      </w:pPr>
-      <w:r>
-        <w:t xml:space="preserve">Lecture 11 showed that hallucination rates vary dramatically by domain. Common knowledge is low risk; obscure history and legal/medical content are high risk.</w:t>
-      </w:r>
-    </w:p>
-    <w:p>
-      <w:pPr>
-        <w:pStyle w:val="BodyText"/>
-      </w:pPr>
-      <w:r>
-        <w:rPr>
-          <w:b/>
-          <w:bCs/>
-        </w:rPr>
-        <w:t xml:space="preserve">Your task:</w:t>
-      </w:r>
-    </w:p>
-    <w:p>
-      <w:pPr>
-        <w:pStyle w:val="Compact"/>
-        <w:numPr>
-          <w:ilvl w:val="0"/>
-          <w:numId w:val="1010"/>
-        </w:numPr>
-      </w:pPr>
-      <w:r>
-        <w:t xml:space="preserve">Go to</w:t>
-      </w:r>
-      <w:r>
-        <w:t xml:space="preserve"> </w:t>
-      </w:r>
-      <w:hyperlink r:id="rId9">
-        <w:r>
-          <w:rPr>
-            <w:rStyle w:val="Hyperlink"/>
-          </w:rPr>
-          <w:t xml:space="preserve">chat.z.ai</w:t>
-        </w:r>
-      </w:hyperlink>
-      <w:r>
-        <w:t xml:space="preserve">.</w:t>
-      </w:r>
-      <w:r>
-        <w:t xml:space="preserve"> </w:t>
-      </w:r>
-      <w:r>
-        <w:rPr>
-          <w:b/>
-          <w:bCs/>
-        </w:rPr>
-        <w:t xml:space="preserve">Turn off both</w:t>
-      </w:r>
-      <w:r>
-        <w:rPr>
-          <w:b/>
-          <w:bCs/>
-        </w:rPr>
-        <w:t xml:space="preserve"> </w:t>
-      </w:r>
-      <w:r>
-        <w:rPr>
-          <w:b/>
-          <w:bCs/>
-        </w:rPr>
-        <w:t xml:space="preserve">“Search”</w:t>
-      </w:r>
-      <w:r>
-        <w:rPr>
-          <w:b/>
-          <w:bCs/>
-        </w:rPr>
-        <w:t xml:space="preserve"> </w:t>
-      </w:r>
-      <w:r>
-        <w:rPr>
-          <w:b/>
-          <w:bCs/>
-        </w:rPr>
-        <w:t xml:space="preserve">and</w:t>
-      </w:r>
-      <w:r>
-        <w:rPr>
-          <w:b/>
-          <w:bCs/>
-        </w:rPr>
-        <w:t xml:space="preserve"> </w:t>
-      </w:r>
-      <w:r>
-        <w:rPr>
-          <w:b/>
-          <w:bCs/>
-        </w:rPr>
-        <w:t xml:space="preserve">“Think”</w:t>
-      </w:r>
-      <w:r>
-        <w:t xml:space="preserve"> </w:t>
-      </w:r>
-      <w:r>
-        <w:t xml:space="preserve">by clicking the toggles below the chat box.</w:t>
-      </w:r>
-    </w:p>
-    <w:p>
-      <w:pPr>
-        <w:pStyle w:val="Compact"/>
-        <w:numPr>
-          <w:ilvl w:val="0"/>
-          <w:numId w:val="1010"/>
-        </w:numPr>
-      </w:pPr>
-      <w:r>
-        <w:t xml:space="preserve">Ask these three questions (one per domain):</w:t>
-      </w:r>
-    </w:p>
-    <w:p>
-      <w:pPr>
-        <w:pStyle w:val="Compact"/>
-        <w:numPr>
-          <w:ilvl w:val="1"/>
-          <w:numId w:val="1011"/>
-        </w:numPr>
-      </w:pPr>
-      <w:r>
-        <w:rPr>
-          <w:b/>
-          <w:bCs/>
-        </w:rPr>
-        <w:t xml:space="preserve">Common knowledge</w:t>
-      </w:r>
-      <w:r>
-        <w:t xml:space="preserve">:</w:t>
-      </w:r>
-      <w:r>
-        <w:t xml:space="preserve"> </w:t>
-      </w:r>
-      <w:r>
-        <w:rPr>
-          <w:i/>
-          <w:iCs/>
-        </w:rPr>
-        <w:t xml:space="preserve">“What is photosynthesis?”</w:t>
-      </w:r>
-    </w:p>
-    <w:p>
-      <w:pPr>
-        <w:pStyle w:val="Compact"/>
-        <w:numPr>
-          <w:ilvl w:val="1"/>
-          <w:numId w:val="1011"/>
-        </w:numPr>
-      </w:pPr>
-      <w:r>
-        <w:rPr>
-          <w:b/>
-          <w:bCs/>
-        </w:rPr>
-        <w:t xml:space="preserve">Medical</w:t>
-      </w:r>
-      <w:r>
-        <w:t xml:space="preserve">:</w:t>
-      </w:r>
-      <w:r>
-        <w:t xml:space="preserve"> </w:t>
-      </w:r>
-      <w:r>
-        <w:rPr>
-          <w:i/>
-          <w:iCs/>
-        </w:rPr>
-        <w:t xml:space="preserve">“What are the side effects of mixing ibuprofen and aspirin?”</w:t>
-      </w:r>
-    </w:p>
-    <w:p>
-      <w:pPr>
-        <w:pStyle w:val="Compact"/>
-        <w:numPr>
-          <w:ilvl w:val="1"/>
-          <w:numId w:val="1011"/>
-        </w:numPr>
-      </w:pPr>
-      <w:r>
-        <w:rPr>
-          <w:b/>
-          <w:bCs/>
-        </w:rPr>
-        <w:t xml:space="preserve">Obscure history</w:t>
-      </w:r>
-      <w:r>
-        <w:t xml:space="preserve">:</w:t>
-      </w:r>
-      <w:r>
-        <w:t xml:space="preserve"> </w:t>
-      </w:r>
-      <w:r>
-        <w:rPr>
-          <w:i/>
-          <w:iCs/>
-        </w:rPr>
-        <w:t xml:space="preserve">“Who was the mayor of Bologna, Italy, in 1923?”</w:t>
-      </w:r>
-    </w:p>
-    <w:p>
-      <w:pPr>
-        <w:pStyle w:val="Compact"/>
-        <w:numPr>
-          <w:ilvl w:val="0"/>
-          <w:numId w:val="1010"/>
-        </w:numPr>
-      </w:pPr>
-      <w:r>
-        <w:t xml:space="preserve">Copy each response.</w:t>
-      </w:r>
-    </w:p>
-    <w:p>
-      <w:pPr>
-        <w:pStyle w:val="Compact"/>
-        <w:numPr>
-          <w:ilvl w:val="0"/>
-          <w:numId w:val="1010"/>
-        </w:numPr>
-      </w:pPr>
-      <w:r>
-        <w:t xml:space="preserve">Verify each answer using Google. Rate each response: Fully Correct / Partially Correct / Mostly Wrong.</w:t>
-      </w:r>
-    </w:p>
-    <w:p>
-      <w:pPr>
-        <w:pStyle w:val="FirstParagraph"/>
-      </w:pPr>
-      <w:r>
-        <w:rPr>
-          <w:b/>
-          <w:bCs/>
-        </w:rPr>
-        <w:t xml:space="preserve">Analysis:</w:t>
-      </w:r>
-    </w:p>
-    <w:p>
-      <w:pPr>
-        <w:pStyle w:val="Compact"/>
-        <w:numPr>
-          <w:ilvl w:val="0"/>
-          <w:numId w:val="1012"/>
-        </w:numPr>
-      </w:pPr>
-      <w:r>
-        <w:t xml:space="preserve">Which response sounded the</w:t>
-      </w:r>
-      <w:r>
-        <w:t xml:space="preserve"> </w:t>
-      </w:r>
-      <w:r>
-        <w:rPr>
-          <w:i/>
-          <w:iCs/>
-        </w:rPr>
-        <w:t xml:space="preserve">most</w:t>
-      </w:r>
-      <w:r>
-        <w:t xml:space="preserve"> </w:t>
-      </w:r>
-      <w:r>
-        <w:t xml:space="preserve">confident, regardless of whether it was actually correct?</w:t>
-      </w:r>
-    </w:p>
-    <w:p>
-      <w:pPr>
-        <w:pStyle w:val="Compact"/>
-        <w:numPr>
-          <w:ilvl w:val="0"/>
-          <w:numId w:val="1012"/>
-        </w:numPr>
-      </w:pPr>
-      <w:r>
-        <w:t xml:space="preserve">Did the model use hedging language (</w:t>
-      </w:r>
-      <w:r>
-        <w:t xml:space="preserve">“may”</w:t>
-      </w:r>
-      <w:r>
-        <w:t xml:space="preserve">,</w:t>
-      </w:r>
-      <w:r>
-        <w:t xml:space="preserve"> </w:t>
-      </w:r>
-      <w:r>
-        <w:t xml:space="preserve">“likely”</w:t>
-      </w:r>
-      <w:r>
-        <w:t xml:space="preserve">,</w:t>
-      </w:r>
-      <w:r>
-        <w:t xml:space="preserve"> </w:t>
-      </w:r>
-      <w:r>
-        <w:t xml:space="preserve">“I believe”</w:t>
-      </w:r>
-      <w:r>
-        <w:t xml:space="preserve">) more for some domains than others, or did it sound equally certain across all three?</w:t>
-      </w:r>
-    </w:p>
-    <w:p>
-      <w:pPr>
-        <w:pStyle w:val="Compact"/>
-        <w:numPr>
-          <w:ilvl w:val="0"/>
-          <w:numId w:val="1012"/>
-        </w:numPr>
-      </w:pPr>
-      <w:r>
-        <w:t xml:space="preserve">Lecture 11 stated that GPT-4 hallucinated on ~29% of common references but ~58% on legal questions (Dahl et al. 2024). Based on your test, why do you think specialised domains have higher hallucination rates?</w:t>
-      </w:r>
-    </w:p>
-    <w:p>
-      <w:r>
-        <w:pict>
-          <v:rect style="width:0;height:1.5pt" o:hralign="center" o:hrstd="t" o:hr="t"/>
-        </w:pict>
-      </w:r>
-    </w:p>
-    <w:p>
-      <w:pPr>
-        <w:pStyle w:val="FirstParagraph"/>
-      </w:pPr>
-      <w:r>
-        <w:rPr>
-          <w:i/>
-          <w:iCs/>
-        </w:rPr>
-        <w:t xml:space="preserve">Your answer:</w:t>
-      </w:r>
-    </w:p>
-    <w:p>
-      <w:pPr>
-        <w:pStyle w:val="BodyText"/>
-      </w:pPr>
-      <w:r>
-        <w:br/>
-      </w:r>
-    </w:p>
-    <w:p>
-      <w:pPr>
-        <w:pStyle w:val="BodyText"/>
-      </w:pPr>
-      <w:r>
-        <w:br/>
-      </w:r>
-    </w:p>
-    <w:p>
-      <w:pPr>
-        <w:pStyle w:val="BodyText"/>
-      </w:pPr>
-      <w:r>
-        <w:br/>
-      </w:r>
-    </w:p>
-    <w:p>
-      <w:r>
-        <w:pict>
-          <v:rect style="width:0;height:1.5pt" o:hralign="center" o:hrstd="t" o:hr="t"/>
-        </w:pict>
-      </w:r>
-    </w:p>
-    <w:bookmarkEnd w:id="14"/>
-    <w:bookmarkStart w:id="15" w:name="X1889fc86040bf6136652e5c068e9206dc9cbc12"/>
-    <w:p>
-      <w:pPr>
-        <w:pStyle w:val="Heading3"/>
-      </w:pPr>
-      <w:r>
-        <w:t xml:space="preserve">Question 4: Grounding AI in Real Documents</w:t>
-      </w:r>
-    </w:p>
-    <w:p>
-      <w:pPr>
-        <w:pStyle w:val="FirstParagraph"/>
-      </w:pPr>
-      <w:r>
-        <w:t xml:space="preserve">Lecture 12 introduced</w:t>
-      </w:r>
-      <w:r>
-        <w:t xml:space="preserve"> </w:t>
-      </w:r>
-      <w:r>
-        <w:rPr>
-          <w:b/>
-          <w:bCs/>
-        </w:rPr>
-        <w:t xml:space="preserve">retrieval-augmented generation (RAG)</w:t>
-      </w:r>
-      <w:r>
-        <w:t xml:space="preserve">: instead of answering from memory, the model first searches your documents and answers from what it finds.</w:t>
-      </w:r>
-    </w:p>
-    <w:p>
-      <w:pPr>
-        <w:pStyle w:val="BodyText"/>
-      </w:pPr>
-      <w:r>
-        <w:rPr>
-          <w:b/>
-          <w:bCs/>
-        </w:rPr>
-        <w:t xml:space="preserve">Your task:</w:t>
-      </w:r>
-    </w:p>
-    <w:p>
-      <w:pPr>
-        <w:pStyle w:val="Compact"/>
-        <w:numPr>
-          <w:ilvl w:val="0"/>
-          <w:numId w:val="1013"/>
-        </w:numPr>
-      </w:pPr>
-      <w:r>
-        <w:t xml:space="preserve">Ask an LLM:</w:t>
-      </w:r>
-      <w:r>
-        <w:t xml:space="preserve"> </w:t>
-      </w:r>
-      <w:r>
-        <w:rPr>
-          <w:i/>
-          <w:iCs/>
-        </w:rPr>
-        <w:t xml:space="preserve">“What is retrieval-augmented generation, and why does it reduce hallucinations?”</w:t>
-      </w:r>
-      <w:r>
-        <w:t xml:space="preserve"> </w:t>
-      </w:r>
-      <w:r>
-        <w:t xml:space="preserve">Copy the response.</w:t>
-      </w:r>
-    </w:p>
-    <w:p>
-      <w:pPr>
-        <w:pStyle w:val="Compact"/>
-        <w:numPr>
-          <w:ilvl w:val="0"/>
-          <w:numId w:val="1013"/>
-        </w:numPr>
-      </w:pPr>
-      <w:r>
-        <w:t xml:space="preserve">Consider the query</w:t>
-      </w:r>
-      <w:r>
-        <w:t xml:space="preserve"> </w:t>
-      </w:r>
-      <w:r>
-        <w:rPr>
-          <w:i/>
-          <w:iCs/>
-        </w:rPr>
-        <w:t xml:space="preserve">“How do I fix a broken pipe?”</w:t>
-      </w:r>
-      <w:r>
-        <w:t xml:space="preserve"> </w:t>
-      </w:r>
-      <w:r>
-        <w:t xml:space="preserve">In 2-3 sentences, explain why keyword search could miss a helpful document titled</w:t>
-      </w:r>
-      <w:r>
-        <w:t xml:space="preserve"> </w:t>
-      </w:r>
-      <w:r>
-        <w:t xml:space="preserve">“Plumbing repair basics”</w:t>
-      </w:r>
-      <w:r>
-        <w:t xml:space="preserve"> </w:t>
-      </w:r>
-      <w:r>
-        <w:t xml:space="preserve">while semantic search would find it</w:t>
-      </w:r>
-    </w:p>
-    <w:p>
-      <w:pPr>
-        <w:pStyle w:val="Compact"/>
-        <w:numPr>
-          <w:ilvl w:val="0"/>
-          <w:numId w:val="1013"/>
-        </w:numPr>
-      </w:pPr>
-      <w:r>
-        <w:t xml:space="preserve">RAG reduces hallucinations but does not eliminate them. Describe one concrete way a RAG system could still give a wrong answer. Think about what happens when the retrieved documents are wrong, outdated, or irrelevant</w:t>
-      </w:r>
-    </w:p>
-    <w:p>
-      <w:r>
-        <w:pict>
-          <v:rect style="width:0;height:1.5pt" o:hralign="center" o:hrstd="t" o:hr="t"/>
-        </w:pict>
-      </w:r>
-    </w:p>
-    <w:p>
-      <w:pPr>
-        <w:pStyle w:val="FirstParagraph"/>
-      </w:pPr>
-      <w:r>
-        <w:rPr>
-          <w:i/>
-          <w:iCs/>
-        </w:rPr>
-        <w:t xml:space="preserve">Your answer:</w:t>
-      </w:r>
-    </w:p>
-    <w:p>
-      <w:pPr>
-        <w:pStyle w:val="BodyText"/>
-      </w:pPr>
-      <w:r>
-        <w:br/>
-      </w:r>
-    </w:p>
-    <w:p>
-      <w:pPr>
-        <w:pStyle w:val="BodyText"/>
-      </w:pPr>
-      <w:r>
-        <w:br/>
-      </w:r>
-    </w:p>
-    <w:p>
-      <w:pPr>
-        <w:pStyle w:val="BodyText"/>
-      </w:pPr>
-      <w:r>
-        <w:br/>
-      </w:r>
-    </w:p>
-    <w:p>
-      <w:r>
-        <w:pict>
-          <v:rect style="width:0;height:1.5pt" o:hralign="center" o:hrstd="t" o:hr="t"/>
-        </w:pict>
-      </w:r>
-    </w:p>
-    <w:bookmarkEnd w:id="15"/>
-    <w:bookmarkStart w:id="16" w:name="X59700b661650d5ffba47e8f931e133c99a09df3"/>
-    <w:p>
-      <w:pPr>
-        <w:pStyle w:val="Heading3"/>
-      </w:pPr>
-      <w:r>
-        <w:t xml:space="preserve">Question 5: The Sycophancy Trap in Society</w:t>
-      </w:r>
-    </w:p>
-    <w:p>
-      <w:pPr>
-        <w:pStyle w:val="FirstParagraph"/>
-      </w:pPr>
-      <w:r>
-        <w:t xml:space="preserve">LLMs are trained to agree with users, even when the user is wrong (this is called</w:t>
-      </w:r>
-      <w:r>
-        <w:t xml:space="preserve"> </w:t>
-      </w:r>
-      <w:r>
-        <w:rPr>
-          <w:b/>
-          <w:bCs/>
-        </w:rPr>
-        <w:t xml:space="preserve">sycophancy</w:t>
-      </w:r>
-      <w:r>
-        <w:t xml:space="preserve">, discussed in Lecture 11). Imagine millions of people using AI assistants that confirm their existing beliefs instead of challenging them.</w:t>
-      </w:r>
-    </w:p>
-    <w:p>
-      <w:pPr>
-        <w:pStyle w:val="BodyText"/>
-      </w:pPr>
-      <w:r>
-        <w:t xml:space="preserve">Write 100–200 words on this question:</w:t>
-      </w:r>
-    </w:p>
-    <w:p>
-      <w:pPr>
-        <w:pStyle w:val="BlockText"/>
-      </w:pPr>
-      <w:r>
-        <w:rPr>
-          <w:i/>
-          <w:iCs/>
-        </w:rPr>
-        <w:t xml:space="preserve">“Could sycophantic AI make society’s echo chamber problem worse? What happens when people stop hearing disagreement?”</w:t>
-      </w:r>
-    </w:p>
-    <w:p>
-      <w:pPr>
-        <w:pStyle w:val="FirstParagraph"/>
-      </w:pPr>
-      <w:r>
-        <w:t xml:space="preserve">In your answer, consider:</w:t>
-      </w:r>
-    </w:p>
-    <w:p>
-      <w:pPr>
-        <w:pStyle w:val="Compact"/>
-        <w:numPr>
-          <w:ilvl w:val="0"/>
-          <w:numId w:val="1014"/>
-        </w:numPr>
-      </w:pPr>
-      <w:r>
-        <w:t xml:space="preserve">How sycophancy in AI differs from social media echo chambers</w:t>
-      </w:r>
-    </w:p>
-    <w:p>
-      <w:pPr>
-        <w:pStyle w:val="Compact"/>
-        <w:numPr>
-          <w:ilvl w:val="0"/>
-          <w:numId w:val="1014"/>
-        </w:numPr>
-      </w:pPr>
-      <w:r>
-        <w:t xml:space="preserve">Whether people might start preferring AI over human conversation</w:t>
-      </w:r>
-      <w:r>
-        <w:t xml:space="preserve"> </w:t>
-      </w:r>
-      <w:r>
-        <w:rPr>
-          <w:i/>
-          <w:iCs/>
-        </w:rPr>
-        <w:t xml:space="preserve">because</w:t>
-      </w:r>
-      <w:r>
-        <w:t xml:space="preserve"> </w:t>
-      </w:r>
-      <w:r>
-        <w:t xml:space="preserve">it always agrees with them</w:t>
-      </w:r>
-    </w:p>
-    <w:p>
-      <w:pPr>
-        <w:pStyle w:val="Compact"/>
-        <w:numPr>
-          <w:ilvl w:val="0"/>
-          <w:numId w:val="1014"/>
-        </w:numPr>
-      </w:pPr>
-      <w:r>
-        <w:t xml:space="preserve">What the long-term consequences could be for public debate and democratic decision-making</w:t>
-      </w:r>
-    </w:p>
-    <w:p>
-      <w:r>
-        <w:pict>
-          <v:rect style="width:0;height:1.5pt" o:hralign="center" o:hrstd="t" o:hr="t"/>
-        </w:pict>
-      </w:r>
-    </w:p>
-    <w:p>
-      <w:pPr>
-        <w:pStyle w:val="FirstParagraph"/>
-      </w:pPr>
-      <w:r>
-        <w:rPr>
-          <w:i/>
-          <w:iCs/>
-        </w:rPr>
-        <w:t xml:space="preserve">Your answer:</w:t>
-      </w:r>
-    </w:p>
-    <w:p>
-      <w:pPr>
-        <w:pStyle w:val="BodyText"/>
-      </w:pPr>
-      <w:r>
-        <w:br/>
-      </w:r>
-    </w:p>
-    <w:p>
-      <w:pPr>
-        <w:pStyle w:val="BodyText"/>
-      </w:pPr>
-      <w:r>
-        <w:br/>
-      </w:r>
-    </w:p>
-    <w:p>
-      <w:pPr>
-        <w:pStyle w:val="BodyText"/>
-      </w:pPr>
-      <w:r>
-        <w:br/>
-      </w:r>
-    </w:p>
-    <w:bookmarkEnd w:id="16"/>
-    <w:bookmarkEnd w:id="17"/>
+    <w:bookmarkEnd w:id="19"/>
+    <w:bookmarkEnd w:id="20"/>
     <w:sectPr>
       <w:footnotePr>
         <w:numRestart w:val="eachSect"/>
@@ -2223,6 +3820,9 @@
     <w:abstractNumId w:val="991"/>
   </w:num>
   <w:num w:numId="1004">
+    <w:abstractNumId w:val="991"/>
+  </w:num>
+  <w:num w:numId="1005">
     <w:abstractNumId w:val="99411"/>
     <w:lvlOverride w:ilvl="0">
       <w:startOverride w:val="1"/>
@@ -2252,103 +3852,49 @@
       <w:startOverride w:val="1"/>
     </w:lvlOverride>
   </w:num>
-  <w:num w:numId="1005">
+  <w:num w:numId="1006">
     <w:abstractNumId w:val="991"/>
   </w:num>
-  <w:num w:numId="1006">
-    <w:abstractNumId w:val="99731"/>
-    <w:lvlOverride w:ilvl="0">
-      <w:startOverride w:val="1"/>
-    </w:lvlOverride>
-    <w:lvlOverride w:ilvl="1">
-      <w:startOverride w:val="1"/>
-    </w:lvlOverride>
-    <w:lvlOverride w:ilvl="2">
-      <w:startOverride w:val="1"/>
-    </w:lvlOverride>
-    <w:lvlOverride w:ilvl="3">
-      <w:startOverride w:val="1"/>
-    </w:lvlOverride>
-    <w:lvlOverride w:ilvl="4">
-      <w:startOverride w:val="1"/>
-    </w:lvlOverride>
-    <w:lvlOverride w:ilvl="5">
-      <w:startOverride w:val="1"/>
-    </w:lvlOverride>
-    <w:lvlOverride w:ilvl="6">
-      <w:startOverride w:val="1"/>
-    </w:lvlOverride>
-    <w:lvlOverride w:ilvl="7">
-      <w:startOverride w:val="1"/>
-    </w:lvlOverride>
-    <w:lvlOverride w:ilvl="8">
-      <w:startOverride w:val="1"/>
-    </w:lvlOverride>
-  </w:num>
   <w:num w:numId="1007">
-    <w:abstractNumId w:val="99732"/>
-    <w:lvlOverride w:ilvl="0">
-      <w:startOverride w:val="2"/>
-    </w:lvlOverride>
-    <w:lvlOverride w:ilvl="1">
-      <w:startOverride w:val="2"/>
-    </w:lvlOverride>
-    <w:lvlOverride w:ilvl="2">
-      <w:startOverride w:val="2"/>
-    </w:lvlOverride>
-    <w:lvlOverride w:ilvl="3">
-      <w:startOverride w:val="2"/>
-    </w:lvlOverride>
-    <w:lvlOverride w:ilvl="4">
-      <w:startOverride w:val="2"/>
-    </w:lvlOverride>
-    <w:lvlOverride w:ilvl="5">
-      <w:startOverride w:val="2"/>
-    </w:lvlOverride>
-    <w:lvlOverride w:ilvl="6">
-      <w:startOverride w:val="2"/>
-    </w:lvlOverride>
-    <w:lvlOverride w:ilvl="7">
-      <w:startOverride w:val="2"/>
-    </w:lvlOverride>
-    <w:lvlOverride w:ilvl="8">
-      <w:startOverride w:val="2"/>
-    </w:lvlOverride>
+    <w:abstractNumId w:val="991"/>
   </w:num>
   <w:num w:numId="1008">
-    <w:abstractNumId w:val="99733"/>
+    <w:abstractNumId w:val="99411"/>
     <w:lvlOverride w:ilvl="0">
-      <w:startOverride w:val="3"/>
+      <w:startOverride w:val="1"/>
     </w:lvlOverride>
     <w:lvlOverride w:ilvl="1">
-      <w:startOverride w:val="3"/>
+      <w:startOverride w:val="1"/>
     </w:lvlOverride>
     <w:lvlOverride w:ilvl="2">
-      <w:startOverride w:val="3"/>
+      <w:startOverride w:val="1"/>
     </w:lvlOverride>
     <w:lvlOverride w:ilvl="3">
-      <w:startOverride w:val="3"/>
+      <w:startOverride w:val="1"/>
     </w:lvlOverride>
     <w:lvlOverride w:ilvl="4">
-      <w:startOverride w:val="3"/>
+      <w:startOverride w:val="1"/>
     </w:lvlOverride>
     <w:lvlOverride w:ilvl="5">
-      <w:startOverride w:val="3"/>
+      <w:startOverride w:val="1"/>
     </w:lvlOverride>
     <w:lvlOverride w:ilvl="6">
-      <w:startOverride w:val="3"/>
+      <w:startOverride w:val="1"/>
     </w:lvlOverride>
     <w:lvlOverride w:ilvl="7">
-      <w:startOverride w:val="3"/>
+      <w:startOverride w:val="1"/>
     </w:lvlOverride>
     <w:lvlOverride w:ilvl="8">
-      <w:startOverride w:val="3"/>
+      <w:startOverride w:val="1"/>
     </w:lvlOverride>
   </w:num>
   <w:num w:numId="1009">
     <w:abstractNumId w:val="991"/>
   </w:num>
   <w:num w:numId="1010">
+    <w:abstractNumId w:val="991"/>
+  </w:num>
+  <w:num w:numId="1011">
     <w:abstractNumId w:val="99411"/>
     <w:lvlOverride w:ilvl="0">
       <w:startOverride w:val="1"/>
@@ -2377,9 +3923,6 @@
     <w:lvlOverride w:ilvl="8">
       <w:startOverride w:val="1"/>
     </w:lvlOverride>
-  </w:num>
-  <w:num w:numId="1011">
-    <w:abstractNumId w:val="991"/>
   </w:num>
   <w:num w:numId="1012">
     <w:abstractNumId w:val="991"/>
@@ -2415,6 +3958,102 @@
     </w:lvlOverride>
   </w:num>
   <w:num w:numId="1014">
+    <w:abstractNumId w:val="991"/>
+  </w:num>
+  <w:num w:numId="1015">
+    <w:abstractNumId w:val="99731"/>
+    <w:lvlOverride w:ilvl="0">
+      <w:startOverride w:val="1"/>
+    </w:lvlOverride>
+    <w:lvlOverride w:ilvl="1">
+      <w:startOverride w:val="1"/>
+    </w:lvlOverride>
+    <w:lvlOverride w:ilvl="2">
+      <w:startOverride w:val="1"/>
+    </w:lvlOverride>
+    <w:lvlOverride w:ilvl="3">
+      <w:startOverride w:val="1"/>
+    </w:lvlOverride>
+    <w:lvlOverride w:ilvl="4">
+      <w:startOverride w:val="1"/>
+    </w:lvlOverride>
+    <w:lvlOverride w:ilvl="5">
+      <w:startOverride w:val="1"/>
+    </w:lvlOverride>
+    <w:lvlOverride w:ilvl="6">
+      <w:startOverride w:val="1"/>
+    </w:lvlOverride>
+    <w:lvlOverride w:ilvl="7">
+      <w:startOverride w:val="1"/>
+    </w:lvlOverride>
+    <w:lvlOverride w:ilvl="8">
+      <w:startOverride w:val="1"/>
+    </w:lvlOverride>
+  </w:num>
+  <w:num w:numId="1016">
+    <w:abstractNumId w:val="99732"/>
+    <w:lvlOverride w:ilvl="0">
+      <w:startOverride w:val="2"/>
+    </w:lvlOverride>
+    <w:lvlOverride w:ilvl="1">
+      <w:startOverride w:val="2"/>
+    </w:lvlOverride>
+    <w:lvlOverride w:ilvl="2">
+      <w:startOverride w:val="2"/>
+    </w:lvlOverride>
+    <w:lvlOverride w:ilvl="3">
+      <w:startOverride w:val="2"/>
+    </w:lvlOverride>
+    <w:lvlOverride w:ilvl="4">
+      <w:startOverride w:val="2"/>
+    </w:lvlOverride>
+    <w:lvlOverride w:ilvl="5">
+      <w:startOverride w:val="2"/>
+    </w:lvlOverride>
+    <w:lvlOverride w:ilvl="6">
+      <w:startOverride w:val="2"/>
+    </w:lvlOverride>
+    <w:lvlOverride w:ilvl="7">
+      <w:startOverride w:val="2"/>
+    </w:lvlOverride>
+    <w:lvlOverride w:ilvl="8">
+      <w:startOverride w:val="2"/>
+    </w:lvlOverride>
+  </w:num>
+  <w:num w:numId="1017">
+    <w:abstractNumId w:val="99733"/>
+    <w:lvlOverride w:ilvl="0">
+      <w:startOverride w:val="3"/>
+    </w:lvlOverride>
+    <w:lvlOverride w:ilvl="1">
+      <w:startOverride w:val="3"/>
+    </w:lvlOverride>
+    <w:lvlOverride w:ilvl="2">
+      <w:startOverride w:val="3"/>
+    </w:lvlOverride>
+    <w:lvlOverride w:ilvl="3">
+      <w:startOverride w:val="3"/>
+    </w:lvlOverride>
+    <w:lvlOverride w:ilvl="4">
+      <w:startOverride w:val="3"/>
+    </w:lvlOverride>
+    <w:lvlOverride w:ilvl="5">
+      <w:startOverride w:val="3"/>
+    </w:lvlOverride>
+    <w:lvlOverride w:ilvl="6">
+      <w:startOverride w:val="3"/>
+    </w:lvlOverride>
+    <w:lvlOverride w:ilvl="7">
+      <w:startOverride w:val="3"/>
+    </w:lvlOverride>
+    <w:lvlOverride w:ilvl="8">
+      <w:startOverride w:val="3"/>
+    </w:lvlOverride>
+  </w:num>
+  <w:num w:numId="1018">
+    <w:abstractNumId w:val="991"/>
+  </w:num>
+  <w:num w:numId="1019">
     <w:abstractNumId w:val="991"/>
   </w:num>
 </w:numbering>

--- a/assignments/05-assignment.docx
+++ b/assignments/05-assignment.docx
@@ -889,7 +889,7 @@
         <w:pStyle w:val="FirstParagraph"/>
       </w:pPr>
       <w:r>
-        <w:t xml:space="preserve">Lecture 10 said the Format element tells the model exactly how the output should look. This question tests how many constraints a model can hold at once, and how you fix a prompt when it drops one.</w:t>
+        <w:t xml:space="preserve">Lecture 10 said the Format element tells the model exactly how the output should look. This question tests how many constraints a model can hold at once, and whether it holds them every time.</w:t>
       </w:r>
     </w:p>
     <w:p>
@@ -913,7 +913,7 @@
         </w:numPr>
       </w:pPr>
       <w:r>
-        <w:t xml:space="preserve">Open a new chat. Write a prompt asking the model for a paragraph explaining what an AI hallucination is. Your prompt must state these four constraints, in your own words:</w:t>
+        <w:t xml:space="preserve">Open a new chat. Write a prompt asking the model for a paragraph explaining what an AI hallucination is. Your prompt must state these five constraints, in your own words:</w:t>
       </w:r>
     </w:p>
     <w:p>
@@ -925,7 +925,7 @@
         </w:numPr>
       </w:pPr>
       <w:r>
-        <w:t xml:space="preserve">Exactly 40 words</w:t>
+        <w:t xml:space="preserve">Exactly 30 words</w:t>
       </w:r>
     </w:p>
     <w:p>
@@ -955,7 +955,13 @@
         </w:numPr>
       </w:pPr>
       <w:r>
-        <w:t xml:space="preserve">Mentions a fruit</w:t>
+        <w:t xml:space="preserve">Never uses the letter</w:t>
+      </w:r>
+      <w:r>
+        <w:t xml:space="preserve"> </w:t>
+      </w:r>
+      <w:r>
+        <w:t xml:space="preserve">“a”</w:t>
       </w:r>
     </w:p>
     <w:p>
@@ -967,6 +973,18 @@
         </w:numPr>
       </w:pPr>
       <w:r>
+        <w:t xml:space="preserve">Mentions a fruit</w:t>
+      </w:r>
+    </w:p>
+    <w:p>
+      <w:pPr>
+        <w:pStyle w:val="Compact"/>
+        <w:numPr>
+          <w:ilvl w:val="1"/>
+          <w:numId w:val="1006"/>
+        </w:numPr>
+      </w:pPr>
+      <w:r>
         <w:t xml:space="preserve">Ends with a question</w:t>
       </w:r>
     </w:p>
@@ -979,13 +997,25 @@
         </w:numPr>
       </w:pPr>
       <w:r>
-        <w:t xml:space="preserve">Copy the response. Count the words yourself, and search for the letter</w:t>
+        <w:t xml:space="preserve">Copy the response. Count the words yourself, and search for</w:t>
       </w:r>
       <w:r>
         <w:t xml:space="preserve"> </w:t>
       </w:r>
       <w:r>
         <w:t xml:space="preserve">“e”</w:t>
+      </w:r>
+      <w:r>
+        <w:t xml:space="preserve"> </w:t>
+      </w:r>
+      <w:r>
+        <w:t xml:space="preserve">and</w:t>
+      </w:r>
+      <w:r>
+        <w:t xml:space="preserve"> </w:t>
+      </w:r>
+      <w:r>
+        <w:t xml:space="preserve">“a”</w:t>
       </w:r>
       <w:r>
         <w:t xml:space="preserve"> </w:t>
@@ -1003,7 +1033,35 @@
         </w:numPr>
       </w:pPr>
       <w:r>
-        <w:t xml:space="preserve">If any constraint failed, change your prompt and try again, up to three attempts in total. Keep every prompt and every response.</w:t>
+        <w:t xml:space="preserve">Open two more new chats and send the</w:t>
+      </w:r>
+      <w:r>
+        <w:t xml:space="preserve"> </w:t>
+      </w:r>
+      <w:r>
+        <w:rPr>
+          <w:b/>
+          <w:bCs/>
+        </w:rPr>
+        <w:t xml:space="preserve">same prompt</w:t>
+      </w:r>
+      <w:r>
+        <w:t xml:space="preserve"> </w:t>
+      </w:r>
+      <w:r>
+        <w:t xml:space="preserve">again in each, so you have three responses to one prompt. Keep all three.</w:t>
+      </w:r>
+    </w:p>
+    <w:p>
+      <w:pPr>
+        <w:pStyle w:val="Compact"/>
+        <w:numPr>
+          <w:ilvl w:val="0"/>
+          <w:numId w:val="1005"/>
+        </w:numPr>
+      </w:pPr>
+      <w:r>
+        <w:t xml:space="preserve">If any run failed a constraint, change your prompt once, run it three times again, and keep those too.</w:t>
       </w:r>
     </w:p>
     <w:p>
@@ -1026,12 +1084,13 @@
         <w:tblLook w:firstRow="1" w:lastRow="0" w:firstColumn="0" w:lastColumn="0" w:noHBand="0" w:noVBand="0" w:val="0020"/>
       </w:tblPr>
       <w:tblGrid>
-        <w:gridCol w:w="1320"/>
-        <w:gridCol w:w="1320"/>
-        <w:gridCol w:w="1320"/>
-        <w:gridCol w:w="1320"/>
-        <w:gridCol w:w="1320"/>
-        <w:gridCol w:w="1320"/>
+        <w:gridCol w:w="1131"/>
+        <w:gridCol w:w="1131"/>
+        <w:gridCol w:w="1131"/>
+        <w:gridCol w:w="1131"/>
+        <w:gridCol w:w="1131"/>
+        <w:gridCol w:w="1131"/>
+        <w:gridCol w:w="1131"/>
       </w:tblGrid>
       <w:tr>
         <w:trPr>
@@ -1045,7 +1104,7 @@
               <w:jc w:val="center"/>
             </w:pPr>
             <w:r>
-              <w:t xml:space="preserve">Attempt</w:t>
+              <w:t xml:space="preserve">Run</w:t>
             </w:r>
           </w:p>
         </w:tc>
@@ -1069,13 +1128,25 @@
               <w:jc w:val="center"/>
             </w:pPr>
             <w:r>
-              <w:t xml:space="preserve">Letter</w:t>
+              <w:t xml:space="preserve">“e”</w:t>
             </w:r>
             <w:r>
               <w:t xml:space="preserve"> </w:t>
             </w:r>
             <w:r>
-              <w:t xml:space="preserve">“e”</w:t>
+              <w:t xml:space="preserve">present?</w:t>
+            </w:r>
+          </w:p>
+        </w:tc>
+        <w:tc>
+          <w:tcPr/>
+          <w:p>
+            <w:pPr>
+              <w:pStyle w:val="Compact"/>
+              <w:jc w:val="center"/>
+            </w:pPr>
+            <w:r>
+              <w:t xml:space="preserve">“a”</w:t>
             </w:r>
             <w:r>
               <w:t xml:space="preserve"> </w:t>
@@ -1123,7 +1194,7 @@
               <w:jc w:val="center"/>
             </w:pPr>
             <w:r>
-              <w:t xml:space="preserve">Constraints met (out of 4)</w:t>
+              <w:t xml:space="preserve">Constraints met (out of 5)</w:t>
             </w:r>
           </w:p>
         </w:tc>
@@ -1181,6 +1252,14 @@
             </w:pPr>
           </w:p>
         </w:tc>
+        <w:tc>
+          <w:tcPr/>
+          <w:p>
+            <w:pPr>
+              <w:pStyle w:val="Compact"/>
+            </w:pPr>
+          </w:p>
+        </w:tc>
       </w:tr>
       <w:tr>
         <w:tc>
@@ -1235,6 +1314,14 @@
             </w:pPr>
           </w:p>
         </w:tc>
+        <w:tc>
+          <w:tcPr/>
+          <w:p>
+            <w:pPr>
+              <w:pStyle w:val="Compact"/>
+            </w:pPr>
+          </w:p>
+        </w:tc>
       </w:tr>
       <w:tr>
         <w:tc>
@@ -1289,6 +1376,14 @@
             </w:pPr>
           </w:p>
         </w:tc>
+        <w:tc>
+          <w:tcPr/>
+          <w:p>
+            <w:pPr>
+              <w:pStyle w:val="Compact"/>
+            </w:pPr>
+          </w:p>
+        </w:tc>
       </w:tr>
     </w:tbl>
     <w:p>
@@ -1312,7 +1407,7 @@
         </w:numPr>
       </w:pPr>
       <w:r>
-        <w:t xml:space="preserve">Which constraint failed most often? Why do you think that one is hard for a model that predicts one token at a time (Lecture 10)?</w:t>
+        <w:t xml:space="preserve">Did the three runs give the same result? If not, what differed? The same prompt does not always give the same output (Lecture 06 covered temperature)</w:t>
       </w:r>
     </w:p>
     <w:p>
@@ -1324,7 +1419,7 @@
         </w:numPr>
       </w:pPr>
       <w:r>
-        <w:t xml:space="preserve">What did you change between attempts, and which change helped most?</w:t>
+        <w:t xml:space="preserve">Which constraint failed, if any? Why might that one be hard for a model that predicts one token at a time (Lecture 10)?</w:t>
       </w:r>
     </w:p>
     <w:p>
@@ -1336,28 +1431,7 @@
         </w:numPr>
       </w:pPr>
       <w:r>
-        <w:t xml:space="preserve">If all four passed on the first attempt, make the task harder (30 words, or no</w:t>
-      </w:r>
-      <w:r>
-        <w:t xml:space="preserve"> </w:t>
-      </w:r>
-      <w:r>
-        <w:t xml:space="preserve">“e”</w:t>
-      </w:r>
-      <w:r>
-        <w:t xml:space="preserve"> </w:t>
-      </w:r>
-      <w:r>
-        <w:t xml:space="preserve">and no</w:t>
-      </w:r>
-      <w:r>
-        <w:t xml:space="preserve"> </w:t>
-      </w:r>
-      <w:r>
-        <w:t xml:space="preserve">“a”</w:t>
-      </w:r>
-      <w:r>
-        <w:t xml:space="preserve">) and report that instead</w:t>
+        <w:t xml:space="preserve">If all three runs passed every constraint, say which constraint you would add to make it fail, and test it once</w:t>
       </w:r>
     </w:p>
     <w:p>
@@ -1562,7 +1636,7 @@
         <w:t xml:space="preserve">three new chats</w:t>
       </w:r>
       <w:r>
-        <w:t xml:space="preserve">. In each, run one version (V0, V1, V2) followed by the task description. Copy the first 150 words of each output.</w:t>
+        <w:t xml:space="preserve">. In the first, send V0 on its own, with nothing else: this is what the model gets when you skip the details. In the second, send V1 followed by the task description. In the third, send V2 followed by the task description. Copy the first 150 words of each output.</w:t>
       </w:r>
     </w:p>
     <w:p>
@@ -1811,7 +1885,7 @@
         </w:numPr>
       </w:pPr>
       <w:r>
-        <w:t xml:space="preserve">Report the three scores. Where did the biggest jump happen, V0 to V1 or V1 to V2?</w:t>
+        <w:t xml:space="preserve">Report the three scores. What did the model do with V0 alone: guess a topic, ask you questions, or produce something generic? Where did the biggest jump happen, V0 to V1 or V1 to V2?</w:t>
       </w:r>
     </w:p>
     <w:p>

--- a/assignments/05-assignment.docx
+++ b/assignments/05-assignment.docx
@@ -26,7 +26,7 @@
         <w:t xml:space="preserve">Emory University</w:t>
       </w:r>
     </w:p>
-    <w:bookmarkStart w:id="20" w:name="instructions"/>
+    <w:bookmarkStart w:id="17" w:name="instructions"/>
     <w:p>
       <w:pPr>
         <w:pStyle w:val="Heading2"/>
@@ -93,7 +93,7 @@
         <w:t xml:space="preserve"> </w:t>
       </w:r>
       <w:r>
-        <w:t xml:space="preserve">to use ChatGPT, Claude, Gemini, or other LLMs to help you explore these questions. Question 5 must be done in Google AI Studio (instructions below)</w:t>
+        <w:t xml:space="preserve">to use ChatGPT, Claude, Gemini, or other LLMs to help you explore these questions</w:t>
       </w:r>
     </w:p>
     <w:p>
@@ -2468,13 +2468,13 @@
       </w:r>
     </w:p>
     <w:bookmarkEnd w:id="13"/>
-    <w:bookmarkStart w:id="16" w:name="question-5-what-does-it-know-about-us"/>
+    <w:bookmarkStart w:id="14" w:name="question-5-real-world-failures"/>
     <w:p>
       <w:pPr>
         <w:pStyle w:val="Heading3"/>
       </w:pPr>
       <w:r>
-        <w:t xml:space="preserve">Question 5: What does it know about us?</w:t>
+        <w:t xml:space="preserve">Question 5: Real-world failures</w:t>
       </w:r>
     </w:p>
     <w:p>
@@ -2482,42 +2482,23 @@
         <w:pStyle w:val="FirstParagraph"/>
       </w:pPr>
       <w:r>
-        <w:t xml:space="preserve">Lecture 11 explained that a model can only be right about what was in its training data, and that it fills gaps with plausible patterns. This course is a good test: our slides are (probably) not in any model’s training data.</w:t>
-      </w:r>
-    </w:p>
-    <w:p>
-      <w:pPr>
-        <w:pStyle w:val="BodyText"/>
-      </w:pPr>
+        <w:t xml:space="preserve">Lecture 11 presented three categories of real-world hallucination failures:</w:t>
+      </w:r>
+      <w:r>
+        <w:t xml:space="preserve"> </w:t>
+      </w:r>
       <w:r>
         <w:rPr>
           <w:b/>
           <w:bCs/>
         </w:rPr>
-        <w:t xml:space="preserve">Setup.</w:t>
-      </w:r>
-      <w:r>
-        <w:t xml:space="preserve"> </w:t>
-      </w:r>
-      <w:r>
-        <w:t xml:space="preserve">Go to</w:t>
-      </w:r>
-      <w:r>
-        <w:t xml:space="preserve"> </w:t>
-      </w:r>
-      <w:hyperlink r:id="rId14">
-        <w:r>
-          <w:rPr>
-            <w:rStyle w:val="Hyperlink"/>
-          </w:rPr>
-          <w:t xml:space="preserve">aistudio.google.com</w:t>
-        </w:r>
-      </w:hyperlink>
-      <w:r>
-        <w:t xml:space="preserve"> </w:t>
-      </w:r>
-      <w:r>
-        <w:t xml:space="preserve">and sign in. In the settings panel, turn</w:t>
+        <w:t xml:space="preserve">legal</w:t>
+      </w:r>
+      <w:r>
+        <w:t xml:space="preserve"> </w:t>
+      </w:r>
+      <w:r>
+        <w:t xml:space="preserve">(fake case citations),</w:t>
       </w:r>
       <w:r>
         <w:t xml:space="preserve"> </w:t>
@@ -2527,24 +2508,40 @@
           <w:b/>
           <w:bCs/>
         </w:rPr>
-        <w:t xml:space="preserve">off</w:t>
-      </w:r>
-      <w:r>
-        <w:t xml:space="preserve"> </w:t>
-      </w:r>
-      <w:r>
-        <w:t xml:space="preserve">any web search or grounding option and set the thinking or reasoning level to its lowest setting. We want the model’s memory, not a search result. If you cannot find a setting, say so in your answer and carry on.</w:t>
-      </w:r>
-    </w:p>
-    <w:p>
-      <w:pPr>
-        <w:pStyle w:val="BodyText"/>
-      </w:pPr>
+        <w:t xml:space="preserve">medical</w:t>
+      </w:r>
+      <w:r>
+        <w:t xml:space="preserve"> </w:t>
+      </w:r>
+      <w:r>
+        <w:t xml:space="preserve">(wrong drug advice; Hadi et al. 2024 found 51% of medical answers incorrect) and</w:t>
+      </w:r>
+      <w:r>
+        <w:t xml:space="preserve"> </w:t>
+      </w:r>
       <w:r>
         <w:rPr>
           <w:b/>
           <w:bCs/>
         </w:rPr>
+        <w:t xml:space="preserve">academic</w:t>
+      </w:r>
+      <w:r>
+        <w:t xml:space="preserve"> </w:t>
+      </w:r>
+      <w:r>
+        <w:t xml:space="preserve">(fabricated sources).</w:t>
+      </w:r>
+    </w:p>
+    <w:p>
+      <w:pPr>
+        <w:pStyle w:val="BodyText"/>
+      </w:pPr>
+      <w:r>
+        <w:rPr>
+          <w:b/>
+          <w:bCs/>
+        </w:rPr>
         <w:t xml:space="preserve">Your task:</w:t>
       </w:r>
     </w:p>
@@ -2557,23 +2554,70 @@
         </w:numPr>
       </w:pPr>
       <w:r>
-        <w:t xml:space="preserve">In a new chat, ask:</w:t>
-      </w:r>
-      <w:r>
-        <w:t xml:space="preserve"> </w:t>
-      </w:r>
-      <w:r>
-        <w:rPr>
-          <w:i/>
-          <w:iCs/>
-        </w:rPr>
-        <w:t xml:space="preserve">“Describe DATASCI 101, Introduction to AI Applications, at Emory University. What topics does it cover, how is it assessed, and what was covered in lecture 02?”</w:t>
-      </w:r>
-      <w:r>
-        <w:t xml:space="preserve"> </w:t>
-      </w:r>
-      <w:r>
-        <w:t xml:space="preserve">Copy the response.</w:t>
+        <w:t xml:space="preserve">Pick ONE scenario:</w:t>
+      </w:r>
+    </w:p>
+    <w:p>
+      <w:pPr>
+        <w:pStyle w:val="Compact"/>
+        <w:numPr>
+          <w:ilvl w:val="1"/>
+          <w:numId w:val="1012"/>
+        </w:numPr>
+      </w:pPr>
+    </w:p>
+    <w:p>
+      <w:pPr>
+        <w:pStyle w:val="Compact"/>
+        <w:numPr>
+          <w:ilvl w:val="2"/>
+          <w:numId w:val="1013"/>
+        </w:numPr>
+      </w:pPr>
+      <w:r>
+        <w:t xml:space="preserve">A law student submits a brief citing three fake court cases generated by ChatGPT</w:t>
+      </w:r>
+    </w:p>
+    <w:p>
+      <w:pPr>
+        <w:pStyle w:val="Compact"/>
+        <w:numPr>
+          <w:ilvl w:val="1"/>
+          <w:numId w:val="1012"/>
+        </w:numPr>
+      </w:pPr>
+    </w:p>
+    <w:p>
+      <w:pPr>
+        <w:pStyle w:val="Compact"/>
+        <w:numPr>
+          <w:ilvl w:val="2"/>
+          <w:numId w:val="1014"/>
+        </w:numPr>
+      </w:pPr>
+      <w:r>
+        <w:t xml:space="preserve">A patient takes an incorrect medication dosage recommended by an AI chatbot</w:t>
+      </w:r>
+    </w:p>
+    <w:p>
+      <w:pPr>
+        <w:pStyle w:val="Compact"/>
+        <w:numPr>
+          <w:ilvl w:val="1"/>
+          <w:numId w:val="1012"/>
+        </w:numPr>
+      </w:pPr>
+    </w:p>
+    <w:p>
+      <w:pPr>
+        <w:pStyle w:val="Compact"/>
+        <w:numPr>
+          <w:ilvl w:val="2"/>
+          <w:numId w:val="1015"/>
+        </w:numPr>
+      </w:pPr>
+      <w:r>
+        <w:t xml:space="preserve">A university student submits an essay with five sources that do not exist</w:t>
       </w:r>
     </w:p>
     <w:p>
@@ -2585,283 +2629,43 @@
         </w:numPr>
       </w:pPr>
       <w:r>
-        <w:t xml:space="preserve">Open the</w:t>
-      </w:r>
-      <w:r>
-        <w:t xml:space="preserve"> </w:t>
-      </w:r>
-      <w:hyperlink r:id="rId15">
-        <w:r>
-          <w:rPr>
-            <w:rStyle w:val="Hyperlink"/>
-          </w:rPr>
-          <w:t xml:space="preserve">syllabus</w:t>
-        </w:r>
-      </w:hyperlink>
-      <w:r>
-        <w:t xml:space="preserve"> </w:t>
-      </w:r>
-      <w:r>
-        <w:t xml:space="preserve">and check the response sentence by sentence. Mark each sentence as</w:t>
-      </w:r>
-      <w:r>
-        <w:t xml:space="preserve"> </w:t>
-      </w:r>
-      <w:r>
-        <w:rPr>
-          <w:b/>
-          <w:bCs/>
-        </w:rPr>
-        <w:t xml:space="preserve">True</w:t>
-      </w:r>
-      <w:r>
-        <w:t xml:space="preserve">,</w:t>
-      </w:r>
-      <w:r>
-        <w:t xml:space="preserve"> </w:t>
-      </w:r>
-      <w:r>
-        <w:rPr>
-          <w:b/>
-          <w:bCs/>
-        </w:rPr>
-        <w:t xml:space="preserve">False</w:t>
-      </w:r>
-      <w:r>
-        <w:t xml:space="preserve">, or</w:t>
-      </w:r>
-      <w:r>
-        <w:t xml:space="preserve"> </w:t>
-      </w:r>
-      <w:r>
-        <w:rPr>
-          <w:b/>
-          <w:bCs/>
-        </w:rPr>
-        <w:t xml:space="preserve">Unverifiable</w:t>
-      </w:r>
-      <w:r>
-        <w:t xml:space="preserve"> </w:t>
-      </w:r>
-      <w:r>
-        <w:t xml:space="preserve">(too vague to check either way).</w:t>
-      </w:r>
-    </w:p>
-    <w:p>
-      <w:pPr>
-        <w:pStyle w:val="FirstParagraph"/>
-      </w:pPr>
-      <w:r>
-        <w:rPr>
-          <w:b/>
-          <w:bCs/>
-        </w:rPr>
-        <w:t xml:space="preserve">Report:</w:t>
-      </w:r>
-    </w:p>
-    <w:tbl>
-      <w:tblPr>
-        <w:tblStyle w:val="Table"/>
-        <w:tblW w:type="pct" w:w="5000"/>
-        <w:tblLayout w:type="fixed"/>
-        <w:tblLook w:firstRow="1" w:lastRow="0" w:firstColumn="0" w:lastColumn="0" w:noHBand="0" w:noVBand="0" w:val="0020"/>
-      </w:tblPr>
-      <w:tblGrid>
-        <w:gridCol w:w="1033"/>
-        <w:gridCol w:w="1721"/>
-        <w:gridCol w:w="1721"/>
-        <w:gridCol w:w="1721"/>
-        <w:gridCol w:w="1721"/>
-      </w:tblGrid>
-      <w:tr>
-        <w:trPr>
-          <w:tblHeader w:val="on"/>
-        </w:trPr>
-        <w:tc>
-          <w:tcPr/>
-          <w:p>
-            <w:pPr>
-              <w:pStyle w:val="Compact"/>
-            </w:pPr>
-            <w:r>
-              <w:t xml:space="preserve">Response</w:t>
-            </w:r>
-          </w:p>
-        </w:tc>
-        <w:tc>
-          <w:tcPr/>
-          <w:p>
-            <w:pPr>
-              <w:pStyle w:val="Compact"/>
-              <w:jc w:val="center"/>
-            </w:pPr>
-            <w:r>
-              <w:t xml:space="preserve">True sentences</w:t>
-            </w:r>
-          </w:p>
-        </w:tc>
-        <w:tc>
-          <w:tcPr/>
-          <w:p>
-            <w:pPr>
-              <w:pStyle w:val="Compact"/>
-              <w:jc w:val="center"/>
-            </w:pPr>
-            <w:r>
-              <w:t xml:space="preserve">False sentences</w:t>
-            </w:r>
-          </w:p>
-        </w:tc>
-        <w:tc>
-          <w:tcPr/>
-          <w:p>
-            <w:pPr>
-              <w:pStyle w:val="Compact"/>
-              <w:jc w:val="center"/>
-            </w:pPr>
-            <w:r>
-              <w:t xml:space="preserve">Unverifiable sentences</w:t>
-            </w:r>
-          </w:p>
-        </w:tc>
-        <w:tc>
-          <w:tcPr/>
-          <w:p>
-            <w:pPr>
-              <w:pStyle w:val="Compact"/>
-              <w:jc w:val="center"/>
-            </w:pPr>
-            <w:r>
-              <w:t xml:space="preserve">Did the model say it was unsure?</w:t>
-            </w:r>
-          </w:p>
-        </w:tc>
-      </w:tr>
-      <w:tr>
-        <w:tc>
-          <w:tcPr/>
-          <w:p>
-            <w:pPr>
-              <w:pStyle w:val="Compact"/>
-            </w:pPr>
-            <w:r>
-              <w:t xml:space="preserve">Course description</w:t>
-            </w:r>
-          </w:p>
-        </w:tc>
-        <w:tc>
-          <w:tcPr/>
-          <w:p>
-            <w:pPr>
-              <w:pStyle w:val="Compact"/>
-            </w:pPr>
-          </w:p>
-        </w:tc>
-        <w:tc>
-          <w:tcPr/>
-          <w:p>
-            <w:pPr>
-              <w:pStyle w:val="Compact"/>
-            </w:pPr>
-          </w:p>
-        </w:tc>
-        <w:tc>
-          <w:tcPr/>
-          <w:p>
-            <w:pPr>
-              <w:pStyle w:val="Compact"/>
-            </w:pPr>
-          </w:p>
-        </w:tc>
-        <w:tc>
-          <w:tcPr/>
-          <w:p>
-            <w:pPr>
-              <w:pStyle w:val="Compact"/>
-            </w:pPr>
-          </w:p>
-        </w:tc>
-      </w:tr>
-      <w:tr>
-        <w:tc>
-          <w:tcPr/>
-          <w:p>
-            <w:pPr>
-              <w:pStyle w:val="Compact"/>
-            </w:pPr>
-            <w:r>
-              <w:t xml:space="preserve">Lecture 02</w:t>
-            </w:r>
-          </w:p>
-        </w:tc>
-        <w:tc>
-          <w:tcPr/>
-          <w:p>
-            <w:pPr>
-              <w:pStyle w:val="Compact"/>
-            </w:pPr>
-          </w:p>
-        </w:tc>
-        <w:tc>
-          <w:tcPr/>
-          <w:p>
-            <w:pPr>
-              <w:pStyle w:val="Compact"/>
-            </w:pPr>
-          </w:p>
-        </w:tc>
-        <w:tc>
-          <w:tcPr/>
-          <w:p>
-            <w:pPr>
-              <w:pStyle w:val="Compact"/>
-            </w:pPr>
-          </w:p>
-        </w:tc>
-        <w:tc>
-          <w:tcPr/>
-          <w:p>
-            <w:pPr>
-              <w:pStyle w:val="Compact"/>
-            </w:pPr>
-          </w:p>
-        </w:tc>
-      </w:tr>
-    </w:tbl>
-    <w:p>
-      <w:pPr>
-        <w:pStyle w:val="BodyText"/>
-      </w:pPr>
-      <w:r>
-        <w:rPr>
-          <w:b/>
-          <w:bCs/>
-        </w:rPr>
-        <w:t xml:space="preserve">Analysis:</w:t>
-      </w:r>
-    </w:p>
-    <w:p>
-      <w:pPr>
-        <w:pStyle w:val="Compact"/>
-        <w:numPr>
-          <w:ilvl w:val="0"/>
-          <w:numId w:val="1012"/>
-        </w:numPr>
-      </w:pPr>
-      <w:r>
-        <w:t xml:space="preserve">Quote the most confident false sentence. Where do you think it came from? (Lecture 11 called this interpolation: filling a gap with what similar courses usually contain)</w:t>
-      </w:r>
-    </w:p>
-    <w:p>
-      <w:pPr>
-        <w:pStyle w:val="Compact"/>
-        <w:numPr>
-          <w:ilvl w:val="0"/>
-          <w:numId w:val="1012"/>
-        </w:numPr>
-      </w:pPr>
-      <w:r>
-        <w:t xml:space="preserve">If the model refused or said it did not know, was that the right response? What would it take for a model to answer this question correctly?</w:t>
+        <w:t xml:space="preserve">Write 100-200 words answering:</w:t>
+      </w:r>
+    </w:p>
+    <w:p>
+      <w:pPr>
+        <w:pStyle w:val="Compact"/>
+        <w:numPr>
+          <w:ilvl w:val="1"/>
+          <w:numId w:val="1016"/>
+        </w:numPr>
+      </w:pPr>
+      <w:r>
+        <w:t xml:space="preserve">Who is most responsible: the user, the AI company, or regulators? Pick one and defend it</w:t>
+      </w:r>
+    </w:p>
+    <w:p>
+      <w:pPr>
+        <w:pStyle w:val="Compact"/>
+        <w:numPr>
+          <w:ilvl w:val="1"/>
+          <w:numId w:val="1016"/>
+        </w:numPr>
+      </w:pPr>
+      <w:r>
+        <w:t xml:space="preserve">What single change would most likely have prevented the harm?</w:t>
+      </w:r>
+    </w:p>
+    <w:p>
+      <w:pPr>
+        <w:pStyle w:val="Compact"/>
+        <w:numPr>
+          <w:ilvl w:val="1"/>
+          <w:numId w:val="1016"/>
+        </w:numPr>
+      </w:pPr>
+      <w:r>
+        <w:t xml:space="preserve">Should AI tools carry mandatory warning labels for high-stakes domains?</w:t>
       </w:r>
     </w:p>
     <w:p>
@@ -2904,14 +2708,14 @@
         </w:pict>
       </w:r>
     </w:p>
-    <w:bookmarkEnd w:id="16"/>
-    <w:bookmarkStart w:id="17" w:name="question-6-real-world-failures"/>
+    <w:bookmarkEnd w:id="14"/>
+    <w:bookmarkStart w:id="16" w:name="bonus-question-is-hallucination-lying"/>
     <w:p>
       <w:pPr>
         <w:pStyle w:val="Heading3"/>
       </w:pPr>
       <w:r>
-        <w:t xml:space="preserve">Question 6: Real-world failures</w:t>
+        <w:t xml:space="preserve">Bonus question: Is hallucination lying?</w:t>
       </w:r>
     </w:p>
     <w:p>
@@ -2919,247 +2723,6 @@
         <w:pStyle w:val="FirstParagraph"/>
       </w:pPr>
       <w:r>
-        <w:t xml:space="preserve">Lecture 11 presented three categories of real-world hallucination failures:</w:t>
-      </w:r>
-      <w:r>
-        <w:t xml:space="preserve"> </w:t>
-      </w:r>
-      <w:r>
-        <w:rPr>
-          <w:b/>
-          <w:bCs/>
-        </w:rPr>
-        <w:t xml:space="preserve">legal</w:t>
-      </w:r>
-      <w:r>
-        <w:t xml:space="preserve"> </w:t>
-      </w:r>
-      <w:r>
-        <w:t xml:space="preserve">(fake case citations),</w:t>
-      </w:r>
-      <w:r>
-        <w:t xml:space="preserve"> </w:t>
-      </w:r>
-      <w:r>
-        <w:rPr>
-          <w:b/>
-          <w:bCs/>
-        </w:rPr>
-        <w:t xml:space="preserve">medical</w:t>
-      </w:r>
-      <w:r>
-        <w:t xml:space="preserve"> </w:t>
-      </w:r>
-      <w:r>
-        <w:t xml:space="preserve">(wrong drug advice; Hadi et al. 2024 found 51% of medical answers incorrect) and</w:t>
-      </w:r>
-      <w:r>
-        <w:t xml:space="preserve"> </w:t>
-      </w:r>
-      <w:r>
-        <w:rPr>
-          <w:b/>
-          <w:bCs/>
-        </w:rPr>
-        <w:t xml:space="preserve">academic</w:t>
-      </w:r>
-      <w:r>
-        <w:t xml:space="preserve"> </w:t>
-      </w:r>
-      <w:r>
-        <w:t xml:space="preserve">(fabricated sources).</w:t>
-      </w:r>
-    </w:p>
-    <w:p>
-      <w:pPr>
-        <w:pStyle w:val="BodyText"/>
-      </w:pPr>
-      <w:r>
-        <w:rPr>
-          <w:b/>
-          <w:bCs/>
-        </w:rPr>
-        <w:t xml:space="preserve">Your task:</w:t>
-      </w:r>
-    </w:p>
-    <w:p>
-      <w:pPr>
-        <w:pStyle w:val="Compact"/>
-        <w:numPr>
-          <w:ilvl w:val="0"/>
-          <w:numId w:val="1013"/>
-        </w:numPr>
-      </w:pPr>
-      <w:r>
-        <w:t xml:space="preserve">Pick ONE scenario:</w:t>
-      </w:r>
-    </w:p>
-    <w:p>
-      <w:pPr>
-        <w:pStyle w:val="Compact"/>
-        <w:numPr>
-          <w:ilvl w:val="1"/>
-          <w:numId w:val="1014"/>
-        </w:numPr>
-      </w:pPr>
-    </w:p>
-    <w:p>
-      <w:pPr>
-        <w:pStyle w:val="Compact"/>
-        <w:numPr>
-          <w:ilvl w:val="2"/>
-          <w:numId w:val="1015"/>
-        </w:numPr>
-      </w:pPr>
-      <w:r>
-        <w:t xml:space="preserve">A law student submits a brief citing three fake court cases generated by ChatGPT</w:t>
-      </w:r>
-    </w:p>
-    <w:p>
-      <w:pPr>
-        <w:pStyle w:val="Compact"/>
-        <w:numPr>
-          <w:ilvl w:val="1"/>
-          <w:numId w:val="1014"/>
-        </w:numPr>
-      </w:pPr>
-    </w:p>
-    <w:p>
-      <w:pPr>
-        <w:pStyle w:val="Compact"/>
-        <w:numPr>
-          <w:ilvl w:val="2"/>
-          <w:numId w:val="1016"/>
-        </w:numPr>
-      </w:pPr>
-      <w:r>
-        <w:t xml:space="preserve">A patient takes an incorrect medication dosage recommended by an AI chatbot</w:t>
-      </w:r>
-    </w:p>
-    <w:p>
-      <w:pPr>
-        <w:pStyle w:val="Compact"/>
-        <w:numPr>
-          <w:ilvl w:val="1"/>
-          <w:numId w:val="1014"/>
-        </w:numPr>
-      </w:pPr>
-    </w:p>
-    <w:p>
-      <w:pPr>
-        <w:pStyle w:val="Compact"/>
-        <w:numPr>
-          <w:ilvl w:val="2"/>
-          <w:numId w:val="1017"/>
-        </w:numPr>
-      </w:pPr>
-      <w:r>
-        <w:t xml:space="preserve">A university student submits an essay with five sources that do not exist</w:t>
-      </w:r>
-    </w:p>
-    <w:p>
-      <w:pPr>
-        <w:pStyle w:val="Compact"/>
-        <w:numPr>
-          <w:ilvl w:val="0"/>
-          <w:numId w:val="1013"/>
-        </w:numPr>
-      </w:pPr>
-      <w:r>
-        <w:t xml:space="preserve">Write 100-200 words answering:</w:t>
-      </w:r>
-    </w:p>
-    <w:p>
-      <w:pPr>
-        <w:pStyle w:val="Compact"/>
-        <w:numPr>
-          <w:ilvl w:val="1"/>
-          <w:numId w:val="1018"/>
-        </w:numPr>
-      </w:pPr>
-      <w:r>
-        <w:t xml:space="preserve">Who is most responsible: the user, the AI company, or regulators? Pick one and defend it</w:t>
-      </w:r>
-    </w:p>
-    <w:p>
-      <w:pPr>
-        <w:pStyle w:val="Compact"/>
-        <w:numPr>
-          <w:ilvl w:val="1"/>
-          <w:numId w:val="1018"/>
-        </w:numPr>
-      </w:pPr>
-      <w:r>
-        <w:t xml:space="preserve">What single change would most likely have prevented the harm?</w:t>
-      </w:r>
-    </w:p>
-    <w:p>
-      <w:pPr>
-        <w:pStyle w:val="Compact"/>
-        <w:numPr>
-          <w:ilvl w:val="1"/>
-          <w:numId w:val="1018"/>
-        </w:numPr>
-      </w:pPr>
-      <w:r>
-        <w:t xml:space="preserve">Should AI tools carry mandatory warning labels for high-stakes domains?</w:t>
-      </w:r>
-    </w:p>
-    <w:p>
-      <w:r>
-        <w:pict>
-          <v:rect style="width:0;height:1.5pt" o:hralign="center" o:hrstd="t" o:hr="t"/>
-        </w:pict>
-      </w:r>
-    </w:p>
-    <w:p>
-      <w:pPr>
-        <w:pStyle w:val="FirstParagraph"/>
-      </w:pPr>
-      <w:r>
-        <w:rPr>
-          <w:i/>
-          <w:iCs/>
-        </w:rPr>
-        <w:t xml:space="preserve">Your answer:</w:t>
-      </w:r>
-    </w:p>
-    <w:p>
-      <w:pPr>
-        <w:pStyle w:val="BodyText"/>
-      </w:pPr>
-      <w:r>
-        <w:br/>
-      </w:r>
-      <w:r>
-        <w:br/>
-      </w:r>
-      <w:r>
-        <w:br/>
-      </w:r>
-    </w:p>
-    <w:p>
-      <w:r>
-        <w:pict>
-          <v:rect style="width:0;height:1.5pt" o:hralign="center" o:hrstd="t" o:hr="t"/>
-        </w:pict>
-      </w:r>
-    </w:p>
-    <w:bookmarkEnd w:id="17"/>
-    <w:bookmarkStart w:id="19" w:name="bonus-question-is-hallucination-lying"/>
-    <w:p>
-      <w:pPr>
-        <w:pStyle w:val="Heading3"/>
-      </w:pPr>
-      <w:r>
-        <w:t xml:space="preserve">Bonus question: Is hallucination lying?</w:t>
-      </w:r>
-    </w:p>
-    <w:p>
-      <w:pPr>
-        <w:pStyle w:val="FirstParagraph"/>
-      </w:pPr>
-      <w:r>
         <w:t xml:space="preserve">A lie needs an intent to deceive. A model has no intentions, yet it produces false statements in the same confident voice it uses for true ones. The philosopher Harry Frankfurt called speech that is indifferent to truth, aimed only at sounding right,</w:t>
       </w:r>
       <w:r>
@@ -3174,7 +2737,7 @@
       <w:r>
         <w:t xml:space="preserve"> </w:t>
       </w:r>
-      <w:hyperlink r:id="rId18">
+      <w:hyperlink r:id="rId15">
         <w:r>
           <w:rPr>
             <w:rStyle w:val="Hyperlink"/>
@@ -3226,7 +2789,7 @@
         <w:pStyle w:val="Compact"/>
         <w:numPr>
           <w:ilvl w:val="0"/>
-          <w:numId w:val="1019"/>
+          <w:numId w:val="1017"/>
         </w:numPr>
       </w:pPr>
       <w:r>
@@ -3238,7 +2801,7 @@
         <w:pStyle w:val="Compact"/>
         <w:numPr>
           <w:ilvl w:val="0"/>
-          <w:numId w:val="1019"/>
+          <w:numId w:val="1017"/>
         </w:numPr>
       </w:pPr>
       <w:r>
@@ -3250,7 +2813,7 @@
         <w:pStyle w:val="Compact"/>
         <w:numPr>
           <w:ilvl w:val="0"/>
-          <w:numId w:val="1019"/>
+          <w:numId w:val="1017"/>
         </w:numPr>
       </w:pPr>
       <w:r>
@@ -3299,8 +2862,8 @@
         <w:br/>
       </w:r>
     </w:p>
-    <w:bookmarkEnd w:id="19"/>
-    <w:bookmarkEnd w:id="20"/>
+    <w:bookmarkEnd w:id="16"/>
+    <w:bookmarkEnd w:id="17"/>
     <w:sectPr>
       <w:footnotePr>
         <w:numRestart w:val="eachSect"/>
@@ -4002,39 +3565,6 @@
     <w:abstractNumId w:val="991"/>
   </w:num>
   <w:num w:numId="1013">
-    <w:abstractNumId w:val="99411"/>
-    <w:lvlOverride w:ilvl="0">
-      <w:startOverride w:val="1"/>
-    </w:lvlOverride>
-    <w:lvlOverride w:ilvl="1">
-      <w:startOverride w:val="1"/>
-    </w:lvlOverride>
-    <w:lvlOverride w:ilvl="2">
-      <w:startOverride w:val="1"/>
-    </w:lvlOverride>
-    <w:lvlOverride w:ilvl="3">
-      <w:startOverride w:val="1"/>
-    </w:lvlOverride>
-    <w:lvlOverride w:ilvl="4">
-      <w:startOverride w:val="1"/>
-    </w:lvlOverride>
-    <w:lvlOverride w:ilvl="5">
-      <w:startOverride w:val="1"/>
-    </w:lvlOverride>
-    <w:lvlOverride w:ilvl="6">
-      <w:startOverride w:val="1"/>
-    </w:lvlOverride>
-    <w:lvlOverride w:ilvl="7">
-      <w:startOverride w:val="1"/>
-    </w:lvlOverride>
-    <w:lvlOverride w:ilvl="8">
-      <w:startOverride w:val="1"/>
-    </w:lvlOverride>
-  </w:num>
-  <w:num w:numId="1014">
-    <w:abstractNumId w:val="991"/>
-  </w:num>
-  <w:num w:numId="1015">
     <w:abstractNumId w:val="99731"/>
     <w:lvlOverride w:ilvl="0">
       <w:startOverride w:val="1"/>
@@ -4064,7 +3594,7 @@
       <w:startOverride w:val="1"/>
     </w:lvlOverride>
   </w:num>
-  <w:num w:numId="1016">
+  <w:num w:numId="1014">
     <w:abstractNumId w:val="99732"/>
     <w:lvlOverride w:ilvl="0">
       <w:startOverride w:val="2"/>
@@ -4094,7 +3624,7 @@
       <w:startOverride w:val="2"/>
     </w:lvlOverride>
   </w:num>
-  <w:num w:numId="1017">
+  <w:num w:numId="1015">
     <w:abstractNumId w:val="99733"/>
     <w:lvlOverride w:ilvl="0">
       <w:startOverride w:val="3"/>
@@ -4124,10 +3654,10 @@
       <w:startOverride w:val="3"/>
     </w:lvlOverride>
   </w:num>
-  <w:num w:numId="1018">
+  <w:num w:numId="1016">
     <w:abstractNumId w:val="991"/>
   </w:num>
-  <w:num w:numId="1019">
+  <w:num w:numId="1017">
     <w:abstractNumId w:val="991"/>
   </w:num>
 </w:numbering>
